--- a/infrastructure/docs/WeatherBHN/AA.  WEATHERBHN-MASTER DEVELOPMENT PLAN 2026.docx
+++ b/infrastructure/docs/WeatherBHN/AA.  WEATHERBHN-MASTER DEVELOPMENT PLAN 2026.docx
@@ -23,13 +23,23 @@
         <w:spacing w:after="80"/>
         <w:jc w:val="center"/>
       </w:pPr>
+      <w:proofErr w:type="spellStart"/>
       <w:r>
         <w:rPr>
           <w:color w:val="2E75B6"/>
           <w:sz w:val="28"/>
           <w:szCs w:val="28"/>
         </w:rPr>
-        <w:t>WeatherBHN — Kalshi Temperature Market Trading System</w:t>
+        <w:t>WeatherBHN</w:t>
+      </w:r>
+      <w:proofErr w:type="spellEnd"/>
+      <w:r>
+        <w:rPr>
+          <w:color w:val="2E75B6"/>
+          <w:sz w:val="28"/>
+          <w:szCs w:val="28"/>
+        </w:rPr>
+        <w:t xml:space="preserve"> — Kalshi Temperature Market Trading System</w:t>
       </w:r>
     </w:p>
     <w:p>
@@ -59,8 +69,54 @@
           <w:sz w:val="18"/>
           <w:szCs w:val="18"/>
         </w:rPr>
-        <w:t>Document Date: June 27, 2026  |  Node: BHN-LOSANGELES-US1  |  DB: eventhorizon</w:t>
-      </w:r>
+        <w:t xml:space="preserve">Document Date: June 27, </w:t>
+      </w:r>
+      <w:proofErr w:type="gramStart"/>
+      <w:r>
+        <w:rPr>
+          <w:color w:val="595959"/>
+          <w:sz w:val="18"/>
+          <w:szCs w:val="18"/>
+        </w:rPr>
+        <w:t>2026  |</w:t>
+      </w:r>
+      <w:proofErr w:type="gramEnd"/>
+      <w:r>
+        <w:rPr>
+          <w:color w:val="595959"/>
+          <w:sz w:val="18"/>
+          <w:szCs w:val="18"/>
+        </w:rPr>
+        <w:t xml:space="preserve">  Node: BHN-LOSANGELES-US</w:t>
+      </w:r>
+      <w:proofErr w:type="gramStart"/>
+      <w:r>
+        <w:rPr>
+          <w:color w:val="595959"/>
+          <w:sz w:val="18"/>
+          <w:szCs w:val="18"/>
+        </w:rPr>
+        <w:t>1  |</w:t>
+      </w:r>
+      <w:proofErr w:type="gramEnd"/>
+      <w:r>
+        <w:rPr>
+          <w:color w:val="595959"/>
+          <w:sz w:val="18"/>
+          <w:szCs w:val="18"/>
+        </w:rPr>
+        <w:t xml:space="preserve">  DB: </w:t>
+      </w:r>
+      <w:proofErr w:type="spellStart"/>
+      <w:r>
+        <w:rPr>
+          <w:color w:val="595959"/>
+          <w:sz w:val="18"/>
+          <w:szCs w:val="18"/>
+        </w:rPr>
+        <w:t>eventhorizon</w:t>
+      </w:r>
+      <w:proofErr w:type="spellEnd"/>
     </w:p>
     <w:tbl>
       <w:tblPr>
@@ -83,12 +139,6 @@
         <w:gridCol w:w="9360"/>
       </w:tblGrid>
       <w:tr>
-        <w:tblPrEx>
-          <w:tblCellMar>
-            <w:top w:w="0" w:type="dxa"/>
-            <w:bottom w:w="0" w:type="dxa"/>
-          </w:tblCellMar>
-        </w:tblPrEx>
         <w:tc>
           <w:tcPr>
             <w:tcW w:w="0" w:type="auto"/>
@@ -164,12 +214,6 @@
         <w:gridCol w:w="4760"/>
       </w:tblGrid>
       <w:tr>
-        <w:tblPrEx>
-          <w:tblCellMar>
-            <w:top w:w="0" w:type="dxa"/>
-            <w:bottom w:w="0" w:type="dxa"/>
-          </w:tblCellMar>
-        </w:tblPrEx>
         <w:tc>
           <w:tcPr>
             <w:tcW w:w="9360" w:type="dxa"/>
@@ -203,12 +247,6 @@
         </w:tc>
       </w:tr>
       <w:tr>
-        <w:tblPrEx>
-          <w:tblCellMar>
-            <w:top w:w="0" w:type="dxa"/>
-            <w:bottom w:w="0" w:type="dxa"/>
-          </w:tblCellMar>
-        </w:tblPrEx>
         <w:tc>
           <w:tcPr>
             <w:tcW w:w="3200" w:type="dxa"/>
@@ -293,18 +331,22 @@
                 <w:sz w:val="18"/>
                 <w:szCs w:val="18"/>
               </w:rPr>
-              <w:t>BHN-LOSANGELES-US1 | 149.28.91.100 | tunnel 10.8.0.1 | PostgreSQL eventhorizon</w:t>
-            </w:r>
+              <w:t xml:space="preserve">BHN-LOSANGELES-US1 | 149.28.91.100 | tunnel 10.8.0.1 | PostgreSQL </w:t>
+            </w:r>
+            <w:proofErr w:type="spellStart"/>
+            <w:r>
+              <w:rPr>
+                <w:color w:val="595959"/>
+                <w:sz w:val="18"/>
+                <w:szCs w:val="18"/>
+              </w:rPr>
+              <w:t>eventhorizon</w:t>
+            </w:r>
+            <w:proofErr w:type="spellEnd"/>
           </w:p>
         </w:tc>
       </w:tr>
       <w:tr>
-        <w:tblPrEx>
-          <w:tblCellMar>
-            <w:top w:w="0" w:type="dxa"/>
-            <w:bottom w:w="0" w:type="dxa"/>
-          </w:tblCellMar>
-        </w:tblPrEx>
         <w:tc>
           <w:tcPr>
             <w:tcW w:w="3200" w:type="dxa"/>
@@ -395,12 +437,6 @@
         </w:tc>
       </w:tr>
       <w:tr>
-        <w:tblPrEx>
-          <w:tblCellMar>
-            <w:top w:w="0" w:type="dxa"/>
-            <w:bottom w:w="0" w:type="dxa"/>
-          </w:tblCellMar>
-        </w:tblPrEx>
         <w:tc>
           <w:tcPr>
             <w:tcW w:w="3200" w:type="dxa"/>
@@ -485,18 +521,30 @@
                 <w:sz w:val="18"/>
                 <w:szCs w:val="18"/>
               </w:rPr>
-              <w:t>5.78.94.237 | tunnel 10.8.0.6 | Tinyproxy egress + Tor</w:t>
+              <w:t xml:space="preserve">5.78.94.237 | tunnel 10.8.0.6 | </w:t>
+            </w:r>
+            <w:proofErr w:type="spellStart"/>
+            <w:r>
+              <w:rPr>
+                <w:color w:val="595959"/>
+                <w:sz w:val="18"/>
+                <w:szCs w:val="18"/>
+              </w:rPr>
+              <w:t>Tinyproxy</w:t>
+            </w:r>
+            <w:proofErr w:type="spellEnd"/>
+            <w:r>
+              <w:rPr>
+                <w:color w:val="595959"/>
+                <w:sz w:val="18"/>
+                <w:szCs w:val="18"/>
+              </w:rPr>
+              <w:t xml:space="preserve"> egress + Tor</w:t>
             </w:r>
           </w:p>
         </w:tc>
       </w:tr>
       <w:tr>
-        <w:tblPrEx>
-          <w:tblCellMar>
-            <w:top w:w="0" w:type="dxa"/>
-            <w:bottom w:w="0" w:type="dxa"/>
-          </w:tblCellMar>
-        </w:tblPrEx>
         <w:tc>
           <w:tcPr>
             <w:tcW w:w="9360" w:type="dxa"/>
@@ -530,12 +578,6 @@
         </w:tc>
       </w:tr>
       <w:tr>
-        <w:tblPrEx>
-          <w:tblCellMar>
-            <w:top w:w="0" w:type="dxa"/>
-            <w:bottom w:w="0" w:type="dxa"/>
-          </w:tblCellMar>
-        </w:tblPrEx>
         <w:tc>
           <w:tcPr>
             <w:tcW w:w="3200" w:type="dxa"/>
@@ -620,18 +662,84 @@
                 <w:sz w:val="18"/>
                 <w:szCs w:val="18"/>
               </w:rPr>
-              <w:t>set -a &amp;&amp; source /etc/bhn-trading/env &amp;&amp; source /etc/bhn-trading/strat9.env &amp;&amp; set +a</w:t>
+              <w:t>set -a &amp;&amp; source /</w:t>
+            </w:r>
+            <w:proofErr w:type="spellStart"/>
+            <w:r>
+              <w:rPr>
+                <w:color w:val="595959"/>
+                <w:sz w:val="18"/>
+                <w:szCs w:val="18"/>
+              </w:rPr>
+              <w:t>etc</w:t>
+            </w:r>
+            <w:proofErr w:type="spellEnd"/>
+            <w:r>
+              <w:rPr>
+                <w:color w:val="595959"/>
+                <w:sz w:val="18"/>
+                <w:szCs w:val="18"/>
+              </w:rPr>
+              <w:t>/</w:t>
+            </w:r>
+            <w:proofErr w:type="spellStart"/>
+            <w:r>
+              <w:rPr>
+                <w:color w:val="595959"/>
+                <w:sz w:val="18"/>
+                <w:szCs w:val="18"/>
+              </w:rPr>
+              <w:t>bhn</w:t>
+            </w:r>
+            <w:proofErr w:type="spellEnd"/>
+            <w:r>
+              <w:rPr>
+                <w:color w:val="595959"/>
+                <w:sz w:val="18"/>
+                <w:szCs w:val="18"/>
+              </w:rPr>
+              <w:t>-trading/env &amp;&amp; source /</w:t>
+            </w:r>
+            <w:proofErr w:type="spellStart"/>
+            <w:r>
+              <w:rPr>
+                <w:color w:val="595959"/>
+                <w:sz w:val="18"/>
+                <w:szCs w:val="18"/>
+              </w:rPr>
+              <w:t>etc</w:t>
+            </w:r>
+            <w:proofErr w:type="spellEnd"/>
+            <w:r>
+              <w:rPr>
+                <w:color w:val="595959"/>
+                <w:sz w:val="18"/>
+                <w:szCs w:val="18"/>
+              </w:rPr>
+              <w:t>/</w:t>
+            </w:r>
+            <w:proofErr w:type="spellStart"/>
+            <w:r>
+              <w:rPr>
+                <w:color w:val="595959"/>
+                <w:sz w:val="18"/>
+                <w:szCs w:val="18"/>
+              </w:rPr>
+              <w:t>bhn</w:t>
+            </w:r>
+            <w:proofErr w:type="spellEnd"/>
+            <w:r>
+              <w:rPr>
+                <w:color w:val="595959"/>
+                <w:sz w:val="18"/>
+                <w:szCs w:val="18"/>
+              </w:rPr>
+              <w:t>-trading/strat9.env &amp;&amp; set +a</w:t>
             </w:r>
           </w:p>
         </w:tc>
       </w:tr>
       <w:tr>
-        <w:tblPrEx>
-          <w:tblCellMar>
-            <w:top w:w="0" w:type="dxa"/>
-            <w:bottom w:w="0" w:type="dxa"/>
-          </w:tblCellMar>
-        </w:tblPrEx>
         <w:tc>
           <w:tcPr>
             <w:tcW w:w="3200" w:type="dxa"/>
@@ -649,14 +757,25 @@
             </w:tcMar>
           </w:tcPr>
           <w:p>
-            <w:r>
-              <w:rPr>
-                <w:b/>
-                <w:bCs/>
-                <w:sz w:val="18"/>
-                <w:szCs w:val="18"/>
-              </w:rPr>
-              <w:t>psql Pattern</w:t>
+            <w:proofErr w:type="spellStart"/>
+            <w:r>
+              <w:rPr>
+                <w:b/>
+                <w:bCs/>
+                <w:sz w:val="18"/>
+                <w:szCs w:val="18"/>
+              </w:rPr>
+              <w:t>psql</w:t>
+            </w:r>
+            <w:proofErr w:type="spellEnd"/>
+            <w:r>
+              <w:rPr>
+                <w:b/>
+                <w:bCs/>
+                <w:sz w:val="18"/>
+                <w:szCs w:val="18"/>
+              </w:rPr>
+              <w:t xml:space="preserve"> Pattern</w:t>
             </w:r>
           </w:p>
         </w:tc>
@@ -710,24 +829,82 @@
             </w:tcMar>
           </w:tcPr>
           <w:p>
-            <w:r>
-              <w:rPr>
-                <w:color w:val="595959"/>
-                <w:sz w:val="18"/>
-                <w:szCs w:val="18"/>
-              </w:rPr>
-              <w:t>sudo -u postgres psql -d eventhorizon (NEVER use -h flag)</w:t>
+            <w:proofErr w:type="spellStart"/>
+            <w:r>
+              <w:rPr>
+                <w:color w:val="595959"/>
+                <w:sz w:val="18"/>
+                <w:szCs w:val="18"/>
+              </w:rPr>
+              <w:t>sudo</w:t>
+            </w:r>
+            <w:proofErr w:type="spellEnd"/>
+            <w:r>
+              <w:rPr>
+                <w:color w:val="595959"/>
+                <w:sz w:val="18"/>
+                <w:szCs w:val="18"/>
+              </w:rPr>
+              <w:t xml:space="preserve"> -u </w:t>
+            </w:r>
+            <w:proofErr w:type="spellStart"/>
+            <w:r>
+              <w:rPr>
+                <w:color w:val="595959"/>
+                <w:sz w:val="18"/>
+                <w:szCs w:val="18"/>
+              </w:rPr>
+              <w:t>postgres</w:t>
+            </w:r>
+            <w:proofErr w:type="spellEnd"/>
+            <w:r>
+              <w:rPr>
+                <w:color w:val="595959"/>
+                <w:sz w:val="18"/>
+                <w:szCs w:val="18"/>
+              </w:rPr>
+              <w:t xml:space="preserve"> </w:t>
+            </w:r>
+            <w:proofErr w:type="spellStart"/>
+            <w:r>
+              <w:rPr>
+                <w:color w:val="595959"/>
+                <w:sz w:val="18"/>
+                <w:szCs w:val="18"/>
+              </w:rPr>
+              <w:t>psql</w:t>
+            </w:r>
+            <w:proofErr w:type="spellEnd"/>
+            <w:r>
+              <w:rPr>
+                <w:color w:val="595959"/>
+                <w:sz w:val="18"/>
+                <w:szCs w:val="18"/>
+              </w:rPr>
+              <w:t xml:space="preserve"> -d </w:t>
+            </w:r>
+            <w:proofErr w:type="spellStart"/>
+            <w:r>
+              <w:rPr>
+                <w:color w:val="595959"/>
+                <w:sz w:val="18"/>
+                <w:szCs w:val="18"/>
+              </w:rPr>
+              <w:t>eventhorizon</w:t>
+            </w:r>
+            <w:proofErr w:type="spellEnd"/>
+            <w:r>
+              <w:rPr>
+                <w:color w:val="595959"/>
+                <w:sz w:val="18"/>
+                <w:szCs w:val="18"/>
+              </w:rPr>
+              <w:t xml:space="preserve"> (NEVER use -h flag)</w:t>
             </w:r>
           </w:p>
         </w:tc>
       </w:tr>
       <w:tr>
-        <w:tblPrEx>
-          <w:tblCellMar>
-            <w:top w:w="0" w:type="dxa"/>
-            <w:bottom w:w="0" w:type="dxa"/>
-          </w:tblCellMar>
-        </w:tblPrEx>
         <w:tc>
           <w:tcPr>
             <w:tcW w:w="3200" w:type="dxa"/>
@@ -812,18 +989,48 @@
                 <w:sz w:val="18"/>
                 <w:szCs w:val="18"/>
               </w:rPr>
-              <w:t>echo "127.0.1.1 BHN-LOSANGELES-US1" &gt;&gt; /etc/hosts (kills sudo warning)</w:t>
+              <w:t>echo "127.0.1.1 BHN-LOSANGELES-US1" &gt;&gt; /</w:t>
+            </w:r>
+            <w:proofErr w:type="spellStart"/>
+            <w:r>
+              <w:rPr>
+                <w:color w:val="595959"/>
+                <w:sz w:val="18"/>
+                <w:szCs w:val="18"/>
+              </w:rPr>
+              <w:t>etc</w:t>
+            </w:r>
+            <w:proofErr w:type="spellEnd"/>
+            <w:r>
+              <w:rPr>
+                <w:color w:val="595959"/>
+                <w:sz w:val="18"/>
+                <w:szCs w:val="18"/>
+              </w:rPr>
+              <w:t xml:space="preserve">/hosts (kills </w:t>
+            </w:r>
+            <w:proofErr w:type="spellStart"/>
+            <w:r>
+              <w:rPr>
+                <w:color w:val="595959"/>
+                <w:sz w:val="18"/>
+                <w:szCs w:val="18"/>
+              </w:rPr>
+              <w:t>sudo</w:t>
+            </w:r>
+            <w:proofErr w:type="spellEnd"/>
+            <w:r>
+              <w:rPr>
+                <w:color w:val="595959"/>
+                <w:sz w:val="18"/>
+                <w:szCs w:val="18"/>
+              </w:rPr>
+              <w:t xml:space="preserve"> warning)</w:t>
             </w:r>
           </w:p>
         </w:tc>
       </w:tr>
       <w:tr>
-        <w:tblPrEx>
-          <w:tblCellMar>
-            <w:top w:w="0" w:type="dxa"/>
-            <w:bottom w:w="0" w:type="dxa"/>
-          </w:tblCellMar>
-        </w:tblPrEx>
         <w:tc>
           <w:tcPr>
             <w:tcW w:w="9360" w:type="dxa"/>
@@ -857,12 +1064,6 @@
         </w:tc>
       </w:tr>
       <w:tr>
-        <w:tblPrEx>
-          <w:tblCellMar>
-            <w:top w:w="0" w:type="dxa"/>
-            <w:bottom w:w="0" w:type="dxa"/>
-          </w:tblCellMar>
-        </w:tblPrEx>
         <w:tc>
           <w:tcPr>
             <w:tcW w:w="3200" w:type="dxa"/>
@@ -947,18 +1148,58 @@
                 <w:sz w:val="18"/>
                 <w:szCs w:val="18"/>
               </w:rPr>
-              <w:t>RSA-PSS | Key: /etc/bhn-trading/kalshi_private.pem</w:t>
-            </w:r>
+              <w:t>RSA-PSS | Key: /</w:t>
+            </w:r>
+            <w:proofErr w:type="spellStart"/>
+            <w:r>
+              <w:rPr>
+                <w:color w:val="595959"/>
+                <w:sz w:val="18"/>
+                <w:szCs w:val="18"/>
+              </w:rPr>
+              <w:t>etc</w:t>
+            </w:r>
+            <w:proofErr w:type="spellEnd"/>
+            <w:r>
+              <w:rPr>
+                <w:color w:val="595959"/>
+                <w:sz w:val="18"/>
+                <w:szCs w:val="18"/>
+              </w:rPr>
+              <w:t>/</w:t>
+            </w:r>
+            <w:proofErr w:type="spellStart"/>
+            <w:r>
+              <w:rPr>
+                <w:color w:val="595959"/>
+                <w:sz w:val="18"/>
+                <w:szCs w:val="18"/>
+              </w:rPr>
+              <w:t>bhn</w:t>
+            </w:r>
+            <w:proofErr w:type="spellEnd"/>
+            <w:r>
+              <w:rPr>
+                <w:color w:val="595959"/>
+                <w:sz w:val="18"/>
+                <w:szCs w:val="18"/>
+              </w:rPr>
+              <w:t>-trading/</w:t>
+            </w:r>
+            <w:proofErr w:type="spellStart"/>
+            <w:r>
+              <w:rPr>
+                <w:color w:val="595959"/>
+                <w:sz w:val="18"/>
+                <w:szCs w:val="18"/>
+              </w:rPr>
+              <w:t>kalshi_private.pem</w:t>
+            </w:r>
+            <w:proofErr w:type="spellEnd"/>
           </w:p>
         </w:tc>
       </w:tr>
       <w:tr>
-        <w:tblPrEx>
-          <w:tblCellMar>
-            <w:top w:w="0" w:type="dxa"/>
-            <w:bottom w:w="0" w:type="dxa"/>
-          </w:tblCellMar>
-        </w:tblPrEx>
         <w:tc>
           <w:tcPr>
             <w:tcW w:w="3200" w:type="dxa"/>
@@ -1049,12 +1290,6 @@
         </w:tc>
       </w:tr>
       <w:tr>
-        <w:tblPrEx>
-          <w:tblCellMar>
-            <w:top w:w="0" w:type="dxa"/>
-            <w:bottom w:w="0" w:type="dxa"/>
-          </w:tblCellMar>
-        </w:tblPrEx>
         <w:tc>
           <w:tcPr>
             <w:tcW w:w="3200" w:type="dxa"/>
@@ -1145,12 +1380,6 @@
         </w:tc>
       </w:tr>
       <w:tr>
-        <w:tblPrEx>
-          <w:tblCellMar>
-            <w:top w:w="0" w:type="dxa"/>
-            <w:bottom w:w="0" w:type="dxa"/>
-          </w:tblCellMar>
-        </w:tblPrEx>
         <w:tc>
           <w:tcPr>
             <w:tcW w:w="3200" w:type="dxa"/>
@@ -1251,7 +1480,15 @@
         <w:pStyle w:val="Heading2"/>
       </w:pPr>
       <w:r>
-        <w:t>1.2 Medallion Architecture (PostgreSQL eventhorizon)</w:t>
+        <w:t xml:space="preserve">1.2 Medallion Architecture (PostgreSQL </w:t>
+      </w:r>
+      <w:proofErr w:type="spellStart"/>
+      <w:r>
+        <w:t>eventhorizon</w:t>
+      </w:r>
+      <w:proofErr w:type="spellEnd"/>
+      <w:r>
+        <w:t>)</w:t>
       </w:r>
     </w:p>
     <w:p>
@@ -1290,12 +1527,6 @@
         <w:gridCol w:w="4499"/>
       </w:tblGrid>
       <w:tr>
-        <w:tblPrEx>
-          <w:tblCellMar>
-            <w:top w:w="0" w:type="dxa"/>
-            <w:bottom w:w="0" w:type="dxa"/>
-          </w:tblCellMar>
-        </w:tblPrEx>
         <w:tc>
           <w:tcPr>
             <w:tcW w:w="9360" w:type="dxa"/>
@@ -1329,12 +1560,6 @@
         </w:tc>
       </w:tr>
       <w:tr>
-        <w:tblPrEx>
-          <w:tblCellMar>
-            <w:top w:w="0" w:type="dxa"/>
-            <w:bottom w:w="0" w:type="dxa"/>
-          </w:tblCellMar>
-        </w:tblPrEx>
         <w:tc>
           <w:tcPr>
             <w:tcW w:w="3200" w:type="dxa"/>
@@ -1359,8 +1584,19 @@
                 <w:sz w:val="18"/>
                 <w:szCs w:val="18"/>
               </w:rPr>
-              <w:t>NWS Gridpoints</w:t>
-            </w:r>
+              <w:t xml:space="preserve">NWS </w:t>
+            </w:r>
+            <w:proofErr w:type="spellStart"/>
+            <w:r>
+              <w:rPr>
+                <w:b/>
+                <w:bCs/>
+                <w:sz w:val="18"/>
+                <w:szCs w:val="18"/>
+              </w:rPr>
+              <w:t>Gridpoints</w:t>
+            </w:r>
+            <w:proofErr w:type="spellEnd"/>
           </w:p>
         </w:tc>
         <w:tc>
@@ -1413,24 +1649,28 @@
             </w:tcMar>
           </w:tcPr>
           <w:p>
-            <w:r>
-              <w:rPr>
-                <w:color w:val="595959"/>
-                <w:sz w:val="18"/>
-                <w:szCs w:val="18"/>
-              </w:rPr>
-              <w:t>weather_bronze_nws_forecasts — daily point forecast per station</w:t>
+            <w:proofErr w:type="spellStart"/>
+            <w:r>
+              <w:rPr>
+                <w:color w:val="595959"/>
+                <w:sz w:val="18"/>
+                <w:szCs w:val="18"/>
+              </w:rPr>
+              <w:t>weather_bronze_nws_forecasts</w:t>
+            </w:r>
+            <w:proofErr w:type="spellEnd"/>
+            <w:r>
+              <w:rPr>
+                <w:color w:val="595959"/>
+                <w:sz w:val="18"/>
+                <w:szCs w:val="18"/>
+              </w:rPr>
+              <w:t xml:space="preserve"> — daily point forecast per station</w:t>
             </w:r>
           </w:p>
         </w:tc>
       </w:tr>
       <w:tr>
-        <w:tblPrEx>
-          <w:tblCellMar>
-            <w:top w:w="0" w:type="dxa"/>
-            <w:bottom w:w="0" w:type="dxa"/>
-          </w:tblCellMar>
-        </w:tblPrEx>
         <w:tc>
           <w:tcPr>
             <w:tcW w:w="3200" w:type="dxa"/>
@@ -1509,24 +1749,46 @@
             </w:tcMar>
           </w:tcPr>
           <w:p>
-            <w:r>
-              <w:rPr>
-                <w:color w:val="595959"/>
-                <w:sz w:val="18"/>
-                <w:szCs w:val="18"/>
-              </w:rPr>
-              <w:t>weather_bronze_nws_hourly — temp, dewpoint, wind, cloud cover, wind_direction_deg (schema migration 002 applied Jun 13)</w:t>
+            <w:proofErr w:type="spellStart"/>
+            <w:r>
+              <w:rPr>
+                <w:color w:val="595959"/>
+                <w:sz w:val="18"/>
+                <w:szCs w:val="18"/>
+              </w:rPr>
+              <w:t>weather_bronze_nws_hourly</w:t>
+            </w:r>
+            <w:proofErr w:type="spellEnd"/>
+            <w:r>
+              <w:rPr>
+                <w:color w:val="595959"/>
+                <w:sz w:val="18"/>
+                <w:szCs w:val="18"/>
+              </w:rPr>
+              <w:t xml:space="preserve"> — temp, dewpoint, wind, cloud cover, </w:t>
+            </w:r>
+            <w:proofErr w:type="spellStart"/>
+            <w:r>
+              <w:rPr>
+                <w:color w:val="595959"/>
+                <w:sz w:val="18"/>
+                <w:szCs w:val="18"/>
+              </w:rPr>
+              <w:t>wind_direction_deg</w:t>
+            </w:r>
+            <w:proofErr w:type="spellEnd"/>
+            <w:r>
+              <w:rPr>
+                <w:color w:val="595959"/>
+                <w:sz w:val="18"/>
+                <w:szCs w:val="18"/>
+              </w:rPr>
+              <w:t xml:space="preserve"> (schema migration 002 applied Jun 13)</w:t>
             </w:r>
           </w:p>
         </w:tc>
       </w:tr>
       <w:tr>
-        <w:tblPrEx>
-          <w:tblCellMar>
-            <w:top w:w="0" w:type="dxa"/>
-            <w:bottom w:w="0" w:type="dxa"/>
-          </w:tblCellMar>
-        </w:tblPrEx>
         <w:tc>
           <w:tcPr>
             <w:tcW w:w="3200" w:type="dxa"/>
@@ -1551,8 +1813,19 @@
                 <w:sz w:val="18"/>
                 <w:szCs w:val="18"/>
               </w:rPr>
-              <w:t>Open-Meteo</w:t>
-            </w:r>
+              <w:t>Open-</w:t>
+            </w:r>
+            <w:proofErr w:type="spellStart"/>
+            <w:r>
+              <w:rPr>
+                <w:b/>
+                <w:bCs/>
+                <w:sz w:val="18"/>
+                <w:szCs w:val="18"/>
+              </w:rPr>
+              <w:t>Meteo</w:t>
+            </w:r>
+            <w:proofErr w:type="spellEnd"/>
           </w:p>
         </w:tc>
         <w:tc>
@@ -1605,24 +1878,28 @@
             </w:tcMar>
           </w:tcPr>
           <w:p>
-            <w:r>
-              <w:rPr>
-                <w:color w:val="595959"/>
-                <w:sz w:val="18"/>
-                <w:szCs w:val="18"/>
-              </w:rPr>
-              <w:t>weather_bronze_open_meteo — secondary forecast source</w:t>
+            <w:proofErr w:type="spellStart"/>
+            <w:r>
+              <w:rPr>
+                <w:color w:val="595959"/>
+                <w:sz w:val="18"/>
+                <w:szCs w:val="18"/>
+              </w:rPr>
+              <w:t>weather_bronze_open_meteo</w:t>
+            </w:r>
+            <w:proofErr w:type="spellEnd"/>
+            <w:r>
+              <w:rPr>
+                <w:color w:val="595959"/>
+                <w:sz w:val="18"/>
+                <w:szCs w:val="18"/>
+              </w:rPr>
+              <w:t xml:space="preserve"> — secondary forecast source</w:t>
             </w:r>
           </w:p>
         </w:tc>
       </w:tr>
       <w:tr>
-        <w:tblPrEx>
-          <w:tblCellMar>
-            <w:top w:w="0" w:type="dxa"/>
-            <w:bottom w:w="0" w:type="dxa"/>
-          </w:tblCellMar>
-        </w:tblPrEx>
         <w:tc>
           <w:tcPr>
             <w:tcW w:w="3200" w:type="dxa"/>
@@ -1701,24 +1978,128 @@
             </w:tcMar>
           </w:tcPr>
           <w:p>
-            <w:r>
-              <w:rPr>
-                <w:color w:val="595959"/>
-                <w:sz w:val="18"/>
-                <w:szCs w:val="18"/>
-              </w:rPr>
-              <w:t>weather_bronze_kalshi_market_snapshots — 5-sec poller, yes_bid/yes_ask/no_bid/no_ask fixed Jun 13 (was inverted)</w:t>
+            <w:proofErr w:type="spellStart"/>
+            <w:r>
+              <w:rPr>
+                <w:color w:val="595959"/>
+                <w:sz w:val="18"/>
+                <w:szCs w:val="18"/>
+              </w:rPr>
+              <w:t>weather_bronze_kalshi_market_snapshots</w:t>
+            </w:r>
+            <w:proofErr w:type="spellEnd"/>
+            <w:r>
+              <w:rPr>
+                <w:color w:val="595959"/>
+                <w:sz w:val="18"/>
+                <w:szCs w:val="18"/>
+              </w:rPr>
+              <w:t xml:space="preserve"> — 5-sec </w:t>
+            </w:r>
+            <w:proofErr w:type="spellStart"/>
+            <w:r>
+              <w:rPr>
+                <w:color w:val="595959"/>
+                <w:sz w:val="18"/>
+                <w:szCs w:val="18"/>
+              </w:rPr>
+              <w:t>poller</w:t>
+            </w:r>
+            <w:proofErr w:type="spellEnd"/>
+            <w:r>
+              <w:rPr>
+                <w:color w:val="595959"/>
+                <w:sz w:val="18"/>
+                <w:szCs w:val="18"/>
+              </w:rPr>
+              <w:t xml:space="preserve">, </w:t>
+            </w:r>
+            <w:proofErr w:type="spellStart"/>
+            <w:r>
+              <w:rPr>
+                <w:color w:val="595959"/>
+                <w:sz w:val="18"/>
+                <w:szCs w:val="18"/>
+              </w:rPr>
+              <w:t>yes_bid</w:t>
+            </w:r>
+            <w:proofErr w:type="spellEnd"/>
+            <w:r>
+              <w:rPr>
+                <w:color w:val="595959"/>
+                <w:sz w:val="18"/>
+                <w:szCs w:val="18"/>
+              </w:rPr>
+              <w:t>/</w:t>
+            </w:r>
+            <w:proofErr w:type="spellStart"/>
+            <w:r>
+              <w:rPr>
+                <w:color w:val="595959"/>
+                <w:sz w:val="18"/>
+                <w:szCs w:val="18"/>
+              </w:rPr>
+              <w:t>yes_</w:t>
+            </w:r>
+            <w:proofErr w:type="gramStart"/>
+            <w:r>
+              <w:rPr>
+                <w:color w:val="595959"/>
+                <w:sz w:val="18"/>
+                <w:szCs w:val="18"/>
+              </w:rPr>
+              <w:t>ask</w:t>
+            </w:r>
+            <w:proofErr w:type="spellEnd"/>
+            <w:r>
+              <w:rPr>
+                <w:color w:val="595959"/>
+                <w:sz w:val="18"/>
+                <w:szCs w:val="18"/>
+              </w:rPr>
+              <w:t>/</w:t>
+            </w:r>
+            <w:proofErr w:type="spellStart"/>
+            <w:r>
+              <w:rPr>
+                <w:color w:val="595959"/>
+                <w:sz w:val="18"/>
+                <w:szCs w:val="18"/>
+              </w:rPr>
+              <w:t>no_bid</w:t>
+            </w:r>
+            <w:proofErr w:type="spellEnd"/>
+            <w:proofErr w:type="gramEnd"/>
+            <w:r>
+              <w:rPr>
+                <w:color w:val="595959"/>
+                <w:sz w:val="18"/>
+                <w:szCs w:val="18"/>
+              </w:rPr>
+              <w:t>/</w:t>
+            </w:r>
+            <w:proofErr w:type="spellStart"/>
+            <w:r>
+              <w:rPr>
+                <w:color w:val="595959"/>
+                <w:sz w:val="18"/>
+                <w:szCs w:val="18"/>
+              </w:rPr>
+              <w:t>no_ask</w:t>
+            </w:r>
+            <w:proofErr w:type="spellEnd"/>
+            <w:r>
+              <w:rPr>
+                <w:color w:val="595959"/>
+                <w:sz w:val="18"/>
+                <w:szCs w:val="18"/>
+              </w:rPr>
+              <w:t xml:space="preserve"> fixed Jun 13 (was inverted)</w:t>
             </w:r>
           </w:p>
         </w:tc>
       </w:tr>
       <w:tr>
-        <w:tblPrEx>
-          <w:tblCellMar>
-            <w:top w:w="0" w:type="dxa"/>
-            <w:bottom w:w="0" w:type="dxa"/>
-          </w:tblCellMar>
-        </w:tblPrEx>
         <w:tc>
           <w:tcPr>
             <w:tcW w:w="3200" w:type="dxa"/>
@@ -1797,24 +2178,28 @@
             </w:tcMar>
           </w:tcPr>
           <w:p>
-            <w:r>
-              <w:rPr>
-                <w:color w:val="595959"/>
-                <w:sz w:val="18"/>
-                <w:szCs w:val="18"/>
-              </w:rPr>
-              <w:t>weather_bronze_nws_actuals — settlement source, NWS Daily Climate Report</w:t>
+            <w:proofErr w:type="spellStart"/>
+            <w:r>
+              <w:rPr>
+                <w:color w:val="595959"/>
+                <w:sz w:val="18"/>
+                <w:szCs w:val="18"/>
+              </w:rPr>
+              <w:t>weather_bronze_nws_actuals</w:t>
+            </w:r>
+            <w:proofErr w:type="spellEnd"/>
+            <w:r>
+              <w:rPr>
+                <w:color w:val="595959"/>
+                <w:sz w:val="18"/>
+                <w:szCs w:val="18"/>
+              </w:rPr>
+              <w:t xml:space="preserve"> — settlement source, NWS Daily Climate Report</w:t>
             </w:r>
           </w:p>
         </w:tc>
       </w:tr>
       <w:tr>
-        <w:tblPrEx>
-          <w:tblCellMar>
-            <w:top w:w="0" w:type="dxa"/>
-            <w:bottom w:w="0" w:type="dxa"/>
-          </w:tblCellMar>
-        </w:tblPrEx>
         <w:tc>
           <w:tcPr>
             <w:tcW w:w="3200" w:type="dxa"/>
@@ -1893,24 +2278,38 @@
             </w:tcMar>
           </w:tcPr>
           <w:p>
-            <w:r>
-              <w:rPr>
-                <w:color w:val="595959"/>
-                <w:sz w:val="18"/>
-                <w:szCs w:val="18"/>
-              </w:rPr>
-              <w:t>Systemd timer 8:10 UTC daily. Confirm rows landed in weather_bronze_nws_actuals</w:t>
-            </w:r>
+            <w:proofErr w:type="spellStart"/>
+            <w:r>
+              <w:rPr>
+                <w:color w:val="595959"/>
+                <w:sz w:val="18"/>
+                <w:szCs w:val="18"/>
+              </w:rPr>
+              <w:t>Systemd</w:t>
+            </w:r>
+            <w:proofErr w:type="spellEnd"/>
+            <w:r>
+              <w:rPr>
+                <w:color w:val="595959"/>
+                <w:sz w:val="18"/>
+                <w:szCs w:val="18"/>
+              </w:rPr>
+              <w:t xml:space="preserve"> timer 8:10 UTC daily. Confirm rows landed in </w:t>
+            </w:r>
+            <w:proofErr w:type="spellStart"/>
+            <w:r>
+              <w:rPr>
+                <w:color w:val="595959"/>
+                <w:sz w:val="18"/>
+                <w:szCs w:val="18"/>
+              </w:rPr>
+              <w:t>weather_bronze_nws_actuals</w:t>
+            </w:r>
+            <w:proofErr w:type="spellEnd"/>
           </w:p>
         </w:tc>
       </w:tr>
       <w:tr>
-        <w:tblPrEx>
-          <w:tblCellMar>
-            <w:top w:w="0" w:type="dxa"/>
-            <w:bottom w:w="0" w:type="dxa"/>
-          </w:tblCellMar>
-        </w:tblPrEx>
         <w:tc>
           <w:tcPr>
             <w:tcW w:w="3200" w:type="dxa"/>
@@ -1928,6 +2327,7 @@
             </w:tcMar>
           </w:tcPr>
           <w:p>
+            <w:proofErr w:type="spellStart"/>
             <w:r>
               <w:rPr>
                 <w:b/>
@@ -1936,7 +2336,17 @@
                 <w:szCs w:val="18"/>
               </w:rPr>
               <w:lastRenderedPageBreak/>
-              <w:t>raw_payload column</w:t>
+              <w:t>raw_payload</w:t>
+            </w:r>
+            <w:proofErr w:type="spellEnd"/>
+            <w:r>
+              <w:rPr>
+                <w:b/>
+                <w:bCs/>
+                <w:sz w:val="18"/>
+                <w:szCs w:val="18"/>
+              </w:rPr>
+              <w:t xml:space="preserve"> column</w:t>
             </w:r>
           </w:p>
         </w:tc>
@@ -1996,18 +2406,48 @@
                 <w:sz w:val="18"/>
                 <w:szCs w:val="18"/>
               </w:rPr>
-              <w:t>Add JSONB raw_payload to hourly Bronze tables — cheap insurance for future backfills</w:t>
+              <w:t xml:space="preserve">Add JSONB </w:t>
+            </w:r>
+            <w:proofErr w:type="spellStart"/>
+            <w:r>
+              <w:rPr>
+                <w:color w:val="595959"/>
+                <w:sz w:val="18"/>
+                <w:szCs w:val="18"/>
+              </w:rPr>
+              <w:t>raw_payload</w:t>
+            </w:r>
+            <w:proofErr w:type="spellEnd"/>
+            <w:r>
+              <w:rPr>
+                <w:color w:val="595959"/>
+                <w:sz w:val="18"/>
+                <w:szCs w:val="18"/>
+              </w:rPr>
+              <w:t xml:space="preserve"> to hourly </w:t>
+            </w:r>
+            <w:proofErr w:type="gramStart"/>
+            <w:r>
+              <w:rPr>
+                <w:color w:val="595959"/>
+                <w:sz w:val="18"/>
+                <w:szCs w:val="18"/>
+              </w:rPr>
+              <w:t>Bronze</w:t>
+            </w:r>
+            <w:proofErr w:type="gramEnd"/>
+            <w:r>
+              <w:rPr>
+                <w:color w:val="595959"/>
+                <w:sz w:val="18"/>
+                <w:szCs w:val="18"/>
+              </w:rPr>
+              <w:t xml:space="preserve"> tables — cheap insurance for future backfills</w:t>
             </w:r>
           </w:p>
         </w:tc>
       </w:tr>
       <w:tr>
-        <w:tblPrEx>
-          <w:tblCellMar>
-            <w:top w:w="0" w:type="dxa"/>
-            <w:bottom w:w="0" w:type="dxa"/>
-          </w:tblCellMar>
-        </w:tblPrEx>
         <w:tc>
           <w:tcPr>
             <w:tcW w:w="9360" w:type="dxa"/>
@@ -2041,12 +2481,6 @@
         </w:tc>
       </w:tr>
       <w:tr>
-        <w:tblPrEx>
-          <w:tblCellMar>
-            <w:top w:w="0" w:type="dxa"/>
-            <w:bottom w:w="0" w:type="dxa"/>
-          </w:tblCellMar>
-        </w:tblPrEx>
         <w:tc>
           <w:tcPr>
             <w:tcW w:w="3200" w:type="dxa"/>
@@ -2064,6 +2498,7 @@
             </w:tcMar>
           </w:tcPr>
           <w:p>
+            <w:proofErr w:type="spellStart"/>
             <w:r>
               <w:rPr>
                 <w:b/>
@@ -2073,6 +2508,7 @@
               </w:rPr>
               <w:t>weather_silver_forecast_error</w:t>
             </w:r>
+            <w:proofErr w:type="spellEnd"/>
           </w:p>
         </w:tc>
         <w:tc>
@@ -2131,18 +2567,48 @@
                 <w:sz w:val="18"/>
                 <w:szCs w:val="18"/>
               </w:rPr>
-              <w:t>CRITICAL dependency for CP3. Needs VC backfill landed. Join forecasts + actuals = error per (station, date, lead_time, source)</w:t>
+              <w:t xml:space="preserve">CRITICAL dependency </w:t>
+            </w:r>
+            <w:proofErr w:type="gramStart"/>
+            <w:r>
+              <w:rPr>
+                <w:color w:val="595959"/>
+                <w:sz w:val="18"/>
+                <w:szCs w:val="18"/>
+              </w:rPr>
+              <w:t>for</w:t>
+            </w:r>
+            <w:proofErr w:type="gramEnd"/>
+            <w:r>
+              <w:rPr>
+                <w:color w:val="595959"/>
+                <w:sz w:val="18"/>
+                <w:szCs w:val="18"/>
+              </w:rPr>
+              <w:t xml:space="preserve"> CP3. Needs VC backfill landed. Join forecasts + actuals = error per (station, date, </w:t>
+            </w:r>
+            <w:proofErr w:type="spellStart"/>
+            <w:r>
+              <w:rPr>
+                <w:color w:val="595959"/>
+                <w:sz w:val="18"/>
+                <w:szCs w:val="18"/>
+              </w:rPr>
+              <w:t>lead_time</w:t>
+            </w:r>
+            <w:proofErr w:type="spellEnd"/>
+            <w:r>
+              <w:rPr>
+                <w:color w:val="595959"/>
+                <w:sz w:val="18"/>
+                <w:szCs w:val="18"/>
+              </w:rPr>
+              <w:t>, source)</w:t>
             </w:r>
           </w:p>
         </w:tc>
       </w:tr>
       <w:tr>
-        <w:tblPrEx>
-          <w:tblCellMar>
-            <w:top w:w="0" w:type="dxa"/>
-            <w:bottom w:w="0" w:type="dxa"/>
-          </w:tblCellMar>
-        </w:tblPrEx>
         <w:tc>
           <w:tcPr>
             <w:tcW w:w="3200" w:type="dxa"/>
@@ -2227,18 +2693,66 @@
                 <w:sz w:val="18"/>
                 <w:szCs w:val="18"/>
               </w:rPr>
-              <w:t>Future-dated rows in calibrated_probabilities (negative mins_ago). Fix tz handling on insert</w:t>
+              <w:t xml:space="preserve">Future-dated rows in </w:t>
+            </w:r>
+            <w:proofErr w:type="spellStart"/>
+            <w:r>
+              <w:rPr>
+                <w:color w:val="595959"/>
+                <w:sz w:val="18"/>
+                <w:szCs w:val="18"/>
+              </w:rPr>
+              <w:t>calibrated_probabilities</w:t>
+            </w:r>
+            <w:proofErr w:type="spellEnd"/>
+            <w:r>
+              <w:rPr>
+                <w:color w:val="595959"/>
+                <w:sz w:val="18"/>
+                <w:szCs w:val="18"/>
+              </w:rPr>
+              <w:t xml:space="preserve"> (negative </w:t>
+            </w:r>
+            <w:proofErr w:type="spellStart"/>
+            <w:r>
+              <w:rPr>
+                <w:color w:val="595959"/>
+                <w:sz w:val="18"/>
+                <w:szCs w:val="18"/>
+              </w:rPr>
+              <w:t>mins_ago</w:t>
+            </w:r>
+            <w:proofErr w:type="spellEnd"/>
+            <w:r>
+              <w:rPr>
+                <w:color w:val="595959"/>
+                <w:sz w:val="18"/>
+                <w:szCs w:val="18"/>
+              </w:rPr>
+              <w:t xml:space="preserve">). Fix </w:t>
+            </w:r>
+            <w:proofErr w:type="spellStart"/>
+            <w:r>
+              <w:rPr>
+                <w:color w:val="595959"/>
+                <w:sz w:val="18"/>
+                <w:szCs w:val="18"/>
+              </w:rPr>
+              <w:t>tz</w:t>
+            </w:r>
+            <w:proofErr w:type="spellEnd"/>
+            <w:r>
+              <w:rPr>
+                <w:color w:val="595959"/>
+                <w:sz w:val="18"/>
+                <w:szCs w:val="18"/>
+              </w:rPr>
+              <w:t xml:space="preserve"> handling on insert</w:t>
             </w:r>
           </w:p>
         </w:tc>
       </w:tr>
       <w:tr>
-        <w:tblPrEx>
-          <w:tblCellMar>
-            <w:top w:w="0" w:type="dxa"/>
-            <w:bottom w:w="0" w:type="dxa"/>
-          </w:tblCellMar>
-        </w:tblPrEx>
         <w:tc>
           <w:tcPr>
             <w:tcW w:w="3200" w:type="dxa"/>
@@ -2317,24 +2831,46 @@
             </w:tcMar>
           </w:tcPr>
           <w:p>
-            <w:r>
-              <w:rPr>
-                <w:color w:val="595959"/>
-                <w:sz w:val="18"/>
-                <w:szCs w:val="18"/>
-              </w:rPr>
-              <w:t>fetch_nbm() returning 0 rows — debug weather_data_collector.py</w:t>
+            <w:proofErr w:type="spellStart"/>
+            <w:r>
+              <w:rPr>
+                <w:color w:val="595959"/>
+                <w:sz w:val="18"/>
+                <w:szCs w:val="18"/>
+              </w:rPr>
+              <w:t>fetch_</w:t>
+            </w:r>
+            <w:proofErr w:type="gramStart"/>
+            <w:r>
+              <w:rPr>
+                <w:color w:val="595959"/>
+                <w:sz w:val="18"/>
+                <w:szCs w:val="18"/>
+              </w:rPr>
+              <w:t>nbm</w:t>
+            </w:r>
+            <w:proofErr w:type="spellEnd"/>
+            <w:r>
+              <w:rPr>
+                <w:color w:val="595959"/>
+                <w:sz w:val="18"/>
+                <w:szCs w:val="18"/>
+              </w:rPr>
+              <w:t>(</w:t>
+            </w:r>
+            <w:proofErr w:type="gramEnd"/>
+            <w:r>
+              <w:rPr>
+                <w:color w:val="595959"/>
+                <w:sz w:val="18"/>
+                <w:szCs w:val="18"/>
+              </w:rPr>
+              <w:t>) returning 0 rows — debug weather_data_collector.py</w:t>
             </w:r>
           </w:p>
         </w:tc>
       </w:tr>
       <w:tr>
-        <w:tblPrEx>
-          <w:tblCellMar>
-            <w:top w:w="0" w:type="dxa"/>
-            <w:bottom w:w="0" w:type="dxa"/>
-          </w:tblCellMar>
-        </w:tblPrEx>
         <w:tc>
           <w:tcPr>
             <w:tcW w:w="3200" w:type="dxa"/>
@@ -2352,14 +2888,25 @@
             </w:tcMar>
           </w:tcPr>
           <w:p>
-            <w:r>
-              <w:rPr>
-                <w:b/>
-                <w:bCs/>
-                <w:sz w:val="18"/>
-                <w:szCs w:val="18"/>
-              </w:rPr>
-              <w:t>wind_direction backfill</w:t>
+            <w:proofErr w:type="spellStart"/>
+            <w:r>
+              <w:rPr>
+                <w:b/>
+                <w:bCs/>
+                <w:sz w:val="18"/>
+                <w:szCs w:val="18"/>
+              </w:rPr>
+              <w:t>wind_direction</w:t>
+            </w:r>
+            <w:proofErr w:type="spellEnd"/>
+            <w:r>
+              <w:rPr>
+                <w:b/>
+                <w:bCs/>
+                <w:sz w:val="18"/>
+                <w:szCs w:val="18"/>
+              </w:rPr>
+              <w:t xml:space="preserve"> backfill</w:t>
             </w:r>
           </w:p>
         </w:tc>
@@ -2425,12 +2972,6 @@
         </w:tc>
       </w:tr>
       <w:tr>
-        <w:tblPrEx>
-          <w:tblCellMar>
-            <w:top w:w="0" w:type="dxa"/>
-            <w:bottom w:w="0" w:type="dxa"/>
-          </w:tblCellMar>
-        </w:tblPrEx>
         <w:tc>
           <w:tcPr>
             <w:tcW w:w="9360" w:type="dxa"/>
@@ -2464,12 +3005,6 @@
         </w:tc>
       </w:tr>
       <w:tr>
-        <w:tblPrEx>
-          <w:tblCellMar>
-            <w:top w:w="0" w:type="dxa"/>
-            <w:bottom w:w="0" w:type="dxa"/>
-          </w:tblCellMar>
-        </w:tblPrEx>
         <w:tc>
           <w:tcPr>
             <w:tcW w:w="3200" w:type="dxa"/>
@@ -2487,6 +3022,7 @@
             </w:tcMar>
           </w:tcPr>
           <w:p>
+            <w:proofErr w:type="spellStart"/>
             <w:r>
               <w:rPr>
                 <w:b/>
@@ -2496,6 +3032,7 @@
               </w:rPr>
               <w:t>weather_gold_city_day_features</w:t>
             </w:r>
+            <w:proofErr w:type="spellEnd"/>
           </w:p>
         </w:tc>
         <w:tc>
@@ -2554,18 +3091,94 @@
                 <w:sz w:val="18"/>
                 <w:szCs w:val="18"/>
               </w:rPr>
-              <w:t>Phase 2 features confirmed populating: peak_hour, afternoon_storm_flag, pre_peak_storm_flag, cloud_timing_delta, sea_breeze_flag</w:t>
-            </w:r>
+              <w:t xml:space="preserve">Phase 2 features confirmed populating: </w:t>
+            </w:r>
+            <w:proofErr w:type="spellStart"/>
+            <w:r>
+              <w:rPr>
+                <w:color w:val="595959"/>
+                <w:sz w:val="18"/>
+                <w:szCs w:val="18"/>
+              </w:rPr>
+              <w:t>peak_hour</w:t>
+            </w:r>
+            <w:proofErr w:type="spellEnd"/>
+            <w:r>
+              <w:rPr>
+                <w:color w:val="595959"/>
+                <w:sz w:val="18"/>
+                <w:szCs w:val="18"/>
+              </w:rPr>
+              <w:t xml:space="preserve">, </w:t>
+            </w:r>
+            <w:proofErr w:type="spellStart"/>
+            <w:r>
+              <w:rPr>
+                <w:color w:val="595959"/>
+                <w:sz w:val="18"/>
+                <w:szCs w:val="18"/>
+              </w:rPr>
+              <w:t>afternoon_storm_flag</w:t>
+            </w:r>
+            <w:proofErr w:type="spellEnd"/>
+            <w:r>
+              <w:rPr>
+                <w:color w:val="595959"/>
+                <w:sz w:val="18"/>
+                <w:szCs w:val="18"/>
+              </w:rPr>
+              <w:t xml:space="preserve">, </w:t>
+            </w:r>
+            <w:proofErr w:type="spellStart"/>
+            <w:r>
+              <w:rPr>
+                <w:color w:val="595959"/>
+                <w:sz w:val="18"/>
+                <w:szCs w:val="18"/>
+              </w:rPr>
+              <w:t>pre_peak_storm_flag</w:t>
+            </w:r>
+            <w:proofErr w:type="spellEnd"/>
+            <w:r>
+              <w:rPr>
+                <w:color w:val="595959"/>
+                <w:sz w:val="18"/>
+                <w:szCs w:val="18"/>
+              </w:rPr>
+              <w:t xml:space="preserve">, </w:t>
+            </w:r>
+            <w:proofErr w:type="spellStart"/>
+            <w:r>
+              <w:rPr>
+                <w:color w:val="595959"/>
+                <w:sz w:val="18"/>
+                <w:szCs w:val="18"/>
+              </w:rPr>
+              <w:t>cloud_timing_delta</w:t>
+            </w:r>
+            <w:proofErr w:type="spellEnd"/>
+            <w:r>
+              <w:rPr>
+                <w:color w:val="595959"/>
+                <w:sz w:val="18"/>
+                <w:szCs w:val="18"/>
+              </w:rPr>
+              <w:t xml:space="preserve">, </w:t>
+            </w:r>
+            <w:proofErr w:type="spellStart"/>
+            <w:r>
+              <w:rPr>
+                <w:color w:val="595959"/>
+                <w:sz w:val="18"/>
+                <w:szCs w:val="18"/>
+              </w:rPr>
+              <w:t>sea_breeze_flag</w:t>
+            </w:r>
+            <w:proofErr w:type="spellEnd"/>
           </w:p>
         </w:tc>
       </w:tr>
       <w:tr>
-        <w:tblPrEx>
-          <w:tblCellMar>
-            <w:top w:w="0" w:type="dxa"/>
-            <w:bottom w:w="0" w:type="dxa"/>
-          </w:tblCellMar>
-        </w:tblPrEx>
         <w:tc>
           <w:tcPr>
             <w:tcW w:w="3200" w:type="dxa"/>
@@ -2583,6 +3196,7 @@
             </w:tcMar>
           </w:tcPr>
           <w:p>
+            <w:proofErr w:type="spellStart"/>
             <w:r>
               <w:rPr>
                 <w:b/>
@@ -2592,6 +3206,7 @@
               </w:rPr>
               <w:t>weather_gold_calibrated_probabilities</w:t>
             </w:r>
+            <w:proofErr w:type="spellEnd"/>
           </w:p>
         </w:tc>
         <w:tc>
@@ -2656,12 +3271,6 @@
         </w:tc>
       </w:tr>
       <w:tr>
-        <w:tblPrEx>
-          <w:tblCellMar>
-            <w:top w:w="0" w:type="dxa"/>
-            <w:bottom w:w="0" w:type="dxa"/>
-          </w:tblCellMar>
-        </w:tblPrEx>
         <w:tc>
           <w:tcPr>
             <w:tcW w:w="3200" w:type="dxa"/>
@@ -2679,14 +3288,25 @@
             </w:tcMar>
           </w:tcPr>
           <w:p>
-            <w:r>
-              <w:rPr>
-                <w:b/>
-                <w:bCs/>
-                <w:sz w:val="18"/>
-                <w:szCs w:val="18"/>
-              </w:rPr>
-              <w:t>model_predictions table</w:t>
+            <w:proofErr w:type="spellStart"/>
+            <w:r>
+              <w:rPr>
+                <w:b/>
+                <w:bCs/>
+                <w:sz w:val="18"/>
+                <w:szCs w:val="18"/>
+              </w:rPr>
+              <w:t>model_predictions</w:t>
+            </w:r>
+            <w:proofErr w:type="spellEnd"/>
+            <w:r>
+              <w:rPr>
+                <w:b/>
+                <w:bCs/>
+                <w:sz w:val="18"/>
+                <w:szCs w:val="18"/>
+              </w:rPr>
+              <w:t xml:space="preserve"> table</w:t>
             </w:r>
           </w:p>
         </w:tc>
@@ -2746,18 +3366,102 @@
                 <w:sz w:val="18"/>
                 <w:szCs w:val="18"/>
               </w:rPr>
-              <w:t>Design NOW for ensemble-readiness: keyed (station, target_date, model_type, model_version, distribution_type, generated_at)</w:t>
+              <w:t xml:space="preserve">Design NOW for ensemble-readiness: keyed (station, </w:t>
+            </w:r>
+            <w:proofErr w:type="spellStart"/>
+            <w:r>
+              <w:rPr>
+                <w:color w:val="595959"/>
+                <w:sz w:val="18"/>
+                <w:szCs w:val="18"/>
+              </w:rPr>
+              <w:t>target_date</w:t>
+            </w:r>
+            <w:proofErr w:type="spellEnd"/>
+            <w:r>
+              <w:rPr>
+                <w:color w:val="595959"/>
+                <w:sz w:val="18"/>
+                <w:szCs w:val="18"/>
+              </w:rPr>
+              <w:t xml:space="preserve">, </w:t>
+            </w:r>
+            <w:proofErr w:type="spellStart"/>
+            <w:r>
+              <w:rPr>
+                <w:color w:val="595959"/>
+                <w:sz w:val="18"/>
+                <w:szCs w:val="18"/>
+              </w:rPr>
+              <w:t>model_type</w:t>
+            </w:r>
+            <w:proofErr w:type="spellEnd"/>
+            <w:r>
+              <w:rPr>
+                <w:color w:val="595959"/>
+                <w:sz w:val="18"/>
+                <w:szCs w:val="18"/>
+              </w:rPr>
+              <w:t xml:space="preserve">, </w:t>
+            </w:r>
+            <w:proofErr w:type="spellStart"/>
+            <w:r>
+              <w:rPr>
+                <w:color w:val="595959"/>
+                <w:sz w:val="18"/>
+                <w:szCs w:val="18"/>
+              </w:rPr>
+              <w:t>model_version</w:t>
+            </w:r>
+            <w:proofErr w:type="spellEnd"/>
+            <w:r>
+              <w:rPr>
+                <w:color w:val="595959"/>
+                <w:sz w:val="18"/>
+                <w:szCs w:val="18"/>
+              </w:rPr>
+              <w:t xml:space="preserve">, </w:t>
+            </w:r>
+            <w:proofErr w:type="spellStart"/>
+            <w:r>
+              <w:rPr>
+                <w:color w:val="595959"/>
+                <w:sz w:val="18"/>
+                <w:szCs w:val="18"/>
+              </w:rPr>
+              <w:t>distribution_type</w:t>
+            </w:r>
+            <w:proofErr w:type="spellEnd"/>
+            <w:r>
+              <w:rPr>
+                <w:color w:val="595959"/>
+                <w:sz w:val="18"/>
+                <w:szCs w:val="18"/>
+              </w:rPr>
+              <w:t xml:space="preserve">, </w:t>
+            </w:r>
+            <w:proofErr w:type="spellStart"/>
+            <w:r>
+              <w:rPr>
+                <w:color w:val="595959"/>
+                <w:sz w:val="18"/>
+                <w:szCs w:val="18"/>
+              </w:rPr>
+              <w:t>generated_at</w:t>
+            </w:r>
+            <w:proofErr w:type="spellEnd"/>
+            <w:r>
+              <w:rPr>
+                <w:color w:val="595959"/>
+                <w:sz w:val="18"/>
+                <w:szCs w:val="18"/>
+              </w:rPr>
+              <w:t>)</w:t>
             </w:r>
           </w:p>
         </w:tc>
       </w:tr>
       <w:tr>
-        <w:tblPrEx>
-          <w:tblCellMar>
-            <w:top w:w="0" w:type="dxa"/>
-            <w:bottom w:w="0" w:type="dxa"/>
-          </w:tblCellMar>
-        </w:tblPrEx>
         <w:tc>
           <w:tcPr>
             <w:tcW w:w="3200" w:type="dxa"/>
@@ -2775,14 +3479,25 @@
             </w:tcMar>
           </w:tcPr>
           <w:p>
-            <w:r>
-              <w:rPr>
-                <w:b/>
-                <w:bCs/>
-                <w:sz w:val="18"/>
-                <w:szCs w:val="18"/>
-              </w:rPr>
-              <w:t>Metabase Q updates</w:t>
+            <w:proofErr w:type="spellStart"/>
+            <w:r>
+              <w:rPr>
+                <w:b/>
+                <w:bCs/>
+                <w:sz w:val="18"/>
+                <w:szCs w:val="18"/>
+              </w:rPr>
+              <w:t>Metabase</w:t>
+            </w:r>
+            <w:proofErr w:type="spellEnd"/>
+            <w:r>
+              <w:rPr>
+                <w:b/>
+                <w:bCs/>
+                <w:sz w:val="18"/>
+                <w:szCs w:val="18"/>
+              </w:rPr>
+              <w:t xml:space="preserve"> Q updates</w:t>
             </w:r>
           </w:p>
         </w:tc>
@@ -2858,6 +3573,7 @@
         <w:pStyle w:val="Heading1"/>
       </w:pPr>
       <w:r>
+        <w:lastRenderedPageBreak/>
         <w:t>2. Strategic Foundation</w:t>
       </w:r>
     </w:p>
@@ -2904,12 +3620,6 @@
         <w:gridCol w:w="9360"/>
       </w:tblGrid>
       <w:tr>
-        <w:tblPrEx>
-          <w:tblCellMar>
-            <w:top w:w="0" w:type="dxa"/>
-            <w:bottom w:w="0" w:type="dxa"/>
-          </w:tblCellMar>
-        </w:tblPrEx>
         <w:tc>
           <w:tcPr>
             <w:tcW w:w="0" w:type="auto"/>
@@ -2934,7 +3644,25 @@
                 <w:sz w:val="19"/>
                 <w:szCs w:val="19"/>
               </w:rPr>
-              <w:t>THE TRADE: When our calibrated model assigns TRUE probability of 3-4% to a tail temperature outcome, but the market is pricing it at 8¢ (implying 8% probability), we post a MAKER resting limit order to BUY NO at 91-92¢. We collect the ~88¢ premium. If the unlikely outcome does NOT occur (which our model says happens 96-97% of the time), we win. The counterparty buying YES at 8¢ as a Taker is in the structural loss bucket identified by the CESifo paper.</w:t>
+              <w:t xml:space="preserve">THE TRADE: When our calibrated model assigns TRUE probability of 3-4% to a tail temperature outcome, but the market is pricing it at 8¢ (implying 8% probability), we post a MAKER resting limit order to BUY NO at 91-92¢. We collect the ~88¢ premium. If the unlikely outcome does NOT occur (which our model says happens 96-97% of the time), we win. The counterparty buying YES at 8¢ as a Taker is in the structural loss bucket identified by the </w:t>
+            </w:r>
+            <w:proofErr w:type="spellStart"/>
+            <w:r>
+              <w:rPr>
+                <w:color w:val="1B3A6B"/>
+                <w:sz w:val="19"/>
+                <w:szCs w:val="19"/>
+              </w:rPr>
+              <w:t>CESifo</w:t>
+            </w:r>
+            <w:proofErr w:type="spellEnd"/>
+            <w:r>
+              <w:rPr>
+                <w:color w:val="1B3A6B"/>
+                <w:sz w:val="19"/>
+                <w:szCs w:val="19"/>
+              </w:rPr>
+              <w:t xml:space="preserve"> paper.</w:t>
             </w:r>
           </w:p>
         </w:tc>
@@ -2950,7 +3678,15 @@
         <w:pStyle w:val="Heading2"/>
       </w:pPr>
       <w:r>
-        <w:t>2.2 CESifo Academic Research — Key Rules (Burgi/Deng/Whelan, Jan 2026)</w:t>
+        <w:t xml:space="preserve">2.2 </w:t>
+      </w:r>
+      <w:proofErr w:type="spellStart"/>
+      <w:r>
+        <w:t>CESifo</w:t>
+      </w:r>
+      <w:proofErr w:type="spellEnd"/>
+      <w:r>
+        <w:t xml:space="preserve"> Academic Research — Key Rules (Burgi/Deng/Whelan, Jan 2026)</w:t>
       </w:r>
     </w:p>
     <w:p>
@@ -2962,7 +3698,23 @@
           <w:b/>
           <w:bCs/>
         </w:rPr>
-        <w:t>Source: 300,000+ Kalshi contracts, transaction-level Maker/Taker identification. This is the most important external research for WeatherBHN.</w:t>
+        <w:t xml:space="preserve">Source: 300,000+ Kalshi contracts, transaction-level Maker/Taker identification. This is the most important external research for </w:t>
+      </w:r>
+      <w:proofErr w:type="spellStart"/>
+      <w:r>
+        <w:rPr>
+          <w:b/>
+          <w:bCs/>
+        </w:rPr>
+        <w:t>WeatherBHN</w:t>
+      </w:r>
+      <w:proofErr w:type="spellEnd"/>
+      <w:r>
+        <w:rPr>
+          <w:b/>
+          <w:bCs/>
+        </w:rPr>
+        <w:t>.</w:t>
       </w:r>
     </w:p>
     <w:p>
@@ -3162,12 +3914,6 @@
         <w:gridCol w:w="4760"/>
       </w:tblGrid>
       <w:tr>
-        <w:tblPrEx>
-          <w:tblCellMar>
-            <w:top w:w="0" w:type="dxa"/>
-            <w:bottom w:w="0" w:type="dxa"/>
-          </w:tblCellMar>
-        </w:tblPrEx>
         <w:tc>
           <w:tcPr>
             <w:tcW w:w="9360" w:type="dxa"/>
@@ -3201,12 +3947,6 @@
         </w:tc>
       </w:tr>
       <w:tr>
-        <w:tblPrEx>
-          <w:tblCellMar>
-            <w:top w:w="0" w:type="dxa"/>
-            <w:bottom w:w="0" w:type="dxa"/>
-          </w:tblCellMar>
-        </w:tblPrEx>
         <w:tc>
           <w:tcPr>
             <w:tcW w:w="3200" w:type="dxa"/>
@@ -3224,14 +3964,25 @@
             </w:tcMar>
           </w:tcPr>
           <w:p>
-            <w:r>
-              <w:rPr>
-                <w:b/>
-                <w:bCs/>
-                <w:sz w:val="18"/>
-                <w:szCs w:val="18"/>
-              </w:rPr>
-              <w:t>Oalkhadra (GitHub)</w:t>
+            <w:proofErr w:type="spellStart"/>
+            <w:r>
+              <w:rPr>
+                <w:b/>
+                <w:bCs/>
+                <w:sz w:val="18"/>
+                <w:szCs w:val="18"/>
+              </w:rPr>
+              <w:t>Oalkhadra</w:t>
+            </w:r>
+            <w:proofErr w:type="spellEnd"/>
+            <w:r>
+              <w:rPr>
+                <w:b/>
+                <w:bCs/>
+                <w:sz w:val="18"/>
+                <w:szCs w:val="18"/>
+              </w:rPr>
+              <w:t xml:space="preserve"> (GitHub)</w:t>
             </w:r>
           </w:p>
         </w:tc>
@@ -3285,24 +4036,28 @@
             </w:tcMar>
           </w:tcPr>
           <w:p>
-            <w:r>
-              <w:rPr>
-                <w:color w:val="595959"/>
-                <w:sz w:val="18"/>
-                <w:szCs w:val="18"/>
-              </w:rPr>
-              <w:t>XGBoost on 30 features, 16,681 out-of-sample markets validated, Sharpe 3.44-5.03, all 66 configs profitable. Deployed Feb 2026. Our benchmark.</w:t>
+            <w:proofErr w:type="spellStart"/>
+            <w:r>
+              <w:rPr>
+                <w:color w:val="595959"/>
+                <w:sz w:val="18"/>
+                <w:szCs w:val="18"/>
+              </w:rPr>
+              <w:t>XGBoost</w:t>
+            </w:r>
+            <w:proofErr w:type="spellEnd"/>
+            <w:r>
+              <w:rPr>
+                <w:color w:val="595959"/>
+                <w:sz w:val="18"/>
+                <w:szCs w:val="18"/>
+              </w:rPr>
+              <w:t xml:space="preserve"> on 30 features, 16,681 out-of-sample markets validated, Sharpe 3.44-5.03, all 66 configs profitable. Deployed Feb 2026. Our benchmark.</w:t>
             </w:r>
           </w:p>
         </w:tc>
       </w:tr>
       <w:tr>
-        <w:tblPrEx>
-          <w:tblCellMar>
-            <w:top w:w="0" w:type="dxa"/>
-            <w:bottom w:w="0" w:type="dxa"/>
-          </w:tblCellMar>
-        </w:tblPrEx>
         <w:tc>
           <w:tcPr>
             <w:tcW w:w="3200" w:type="dxa"/>
@@ -3320,6 +4075,7 @@
             </w:tcMar>
           </w:tcPr>
           <w:p>
+            <w:proofErr w:type="spellStart"/>
             <w:r>
               <w:rPr>
                 <w:b/>
@@ -3329,6 +4085,7 @@
               </w:rPr>
               <w:t>OutcomeEdge</w:t>
             </w:r>
+            <w:proofErr w:type="spellEnd"/>
           </w:p>
         </w:tc>
         <w:tc>
@@ -3393,12 +4150,6 @@
         </w:tc>
       </w:tr>
       <w:tr>
-        <w:tblPrEx>
-          <w:tblCellMar>
-            <w:top w:w="0" w:type="dxa"/>
-            <w:bottom w:w="0" w:type="dxa"/>
-          </w:tblCellMar>
-        </w:tblPrEx>
         <w:tc>
           <w:tcPr>
             <w:tcW w:w="3200" w:type="dxa"/>
@@ -3416,6 +4167,7 @@
             </w:tcMar>
           </w:tcPr>
           <w:p>
+            <w:proofErr w:type="spellStart"/>
             <w:r>
               <w:rPr>
                 <w:b/>
@@ -3425,6 +4177,7 @@
               </w:rPr>
               <w:t>KalshiWeatherEdge</w:t>
             </w:r>
+            <w:proofErr w:type="spellEnd"/>
           </w:p>
         </w:tc>
         <w:tc>
@@ -3489,12 +4242,6 @@
         </w:tc>
       </w:tr>
       <w:tr>
-        <w:tblPrEx>
-          <w:tblCellMar>
-            <w:top w:w="0" w:type="dxa"/>
-            <w:bottom w:w="0" w:type="dxa"/>
-          </w:tblCellMar>
-        </w:tblPrEx>
         <w:tc>
           <w:tcPr>
             <w:tcW w:w="3200" w:type="dxa"/>
@@ -3512,14 +4259,45 @@
             </w:tcMar>
           </w:tcPr>
           <w:p>
-            <w:r>
-              <w:rPr>
-                <w:b/>
-                <w:bCs/>
-                <w:sz w:val="18"/>
-                <w:szCs w:val="18"/>
-              </w:rPr>
-              <w:t>CalibShi (Zerve)</w:t>
+            <w:proofErr w:type="spellStart"/>
+            <w:r>
+              <w:rPr>
+                <w:b/>
+                <w:bCs/>
+                <w:sz w:val="18"/>
+                <w:szCs w:val="18"/>
+              </w:rPr>
+              <w:t>CalibShi</w:t>
+            </w:r>
+            <w:proofErr w:type="spellEnd"/>
+            <w:r>
+              <w:rPr>
+                <w:b/>
+                <w:bCs/>
+                <w:sz w:val="18"/>
+                <w:szCs w:val="18"/>
+              </w:rPr>
+              <w:t xml:space="preserve"> (</w:t>
+            </w:r>
+            <w:proofErr w:type="spellStart"/>
+            <w:r>
+              <w:rPr>
+                <w:b/>
+                <w:bCs/>
+                <w:sz w:val="18"/>
+                <w:szCs w:val="18"/>
+              </w:rPr>
+              <w:t>Zerve</w:t>
+            </w:r>
+            <w:proofErr w:type="spellEnd"/>
+            <w:r>
+              <w:rPr>
+                <w:b/>
+                <w:bCs/>
+                <w:sz w:val="18"/>
+                <w:szCs w:val="18"/>
+              </w:rPr>
+              <w:t>)</w:t>
             </w:r>
           </w:p>
         </w:tc>
@@ -3585,12 +4363,6 @@
         </w:tc>
       </w:tr>
       <w:tr>
-        <w:tblPrEx>
-          <w:tblCellMar>
-            <w:top w:w="0" w:type="dxa"/>
-            <w:bottom w:w="0" w:type="dxa"/>
-          </w:tblCellMar>
-        </w:tblPrEx>
         <w:tc>
           <w:tcPr>
             <w:tcW w:w="3200" w:type="dxa"/>
@@ -3608,14 +4380,45 @@
             </w:tcMar>
           </w:tcPr>
           <w:p>
-            <w:r>
-              <w:rPr>
-                <w:b/>
-                <w:bCs/>
-                <w:sz w:val="18"/>
-                <w:szCs w:val="18"/>
-              </w:rPr>
-              <w:t>ryanfrigo/kalshi-ai-trading-bot</w:t>
+            <w:proofErr w:type="spellStart"/>
+            <w:r>
+              <w:rPr>
+                <w:b/>
+                <w:bCs/>
+                <w:sz w:val="18"/>
+                <w:szCs w:val="18"/>
+              </w:rPr>
+              <w:t>ryanfrigo</w:t>
+            </w:r>
+            <w:proofErr w:type="spellEnd"/>
+            <w:r>
+              <w:rPr>
+                <w:b/>
+                <w:bCs/>
+                <w:sz w:val="18"/>
+                <w:szCs w:val="18"/>
+              </w:rPr>
+              <w:t>/</w:t>
+            </w:r>
+            <w:proofErr w:type="spellStart"/>
+            <w:r>
+              <w:rPr>
+                <w:b/>
+                <w:bCs/>
+                <w:sz w:val="18"/>
+                <w:szCs w:val="18"/>
+              </w:rPr>
+              <w:t>kalshi</w:t>
+            </w:r>
+            <w:proofErr w:type="spellEnd"/>
+            <w:r>
+              <w:rPr>
+                <w:b/>
+                <w:bCs/>
+                <w:sz w:val="18"/>
+                <w:szCs w:val="18"/>
+              </w:rPr>
+              <w:t>-ai-trading-bot</w:t>
             </w:r>
           </w:p>
         </w:tc>
@@ -3675,18 +4478,30 @@
                 <w:sz w:val="18"/>
                 <w:szCs w:val="18"/>
               </w:rPr>
-              <w:t>Safe Compounder strategy independently validates: real NO orderbook pricing (not 1-yes), Maker-only execution, quarter-Kelly.</w:t>
+              <w:t xml:space="preserve">Safe Compounder strategy independently </w:t>
+            </w:r>
+            <w:proofErr w:type="gramStart"/>
+            <w:r>
+              <w:rPr>
+                <w:color w:val="595959"/>
+                <w:sz w:val="18"/>
+                <w:szCs w:val="18"/>
+              </w:rPr>
+              <w:t>validates:</w:t>
+            </w:r>
+            <w:proofErr w:type="gramEnd"/>
+            <w:r>
+              <w:rPr>
+                <w:color w:val="595959"/>
+                <w:sz w:val="18"/>
+                <w:szCs w:val="18"/>
+              </w:rPr>
+              <w:t xml:space="preserve"> real NO orderbook pricing (not 1-yes), Maker-only execution, quarter-Kelly.</w:t>
             </w:r>
           </w:p>
         </w:tc>
       </w:tr>
       <w:tr>
-        <w:tblPrEx>
-          <w:tblCellMar>
-            <w:top w:w="0" w:type="dxa"/>
-            <w:bottom w:w="0" w:type="dxa"/>
-          </w:tblCellMar>
-        </w:tblPrEx>
         <w:tc>
           <w:tcPr>
             <w:tcW w:w="3200" w:type="dxa"/>
@@ -3711,7 +4526,27 @@
                 <w:sz w:val="18"/>
                 <w:szCs w:val="18"/>
               </w:rPr>
-              <w:t>0-32 Postmortem (northlakelabs)</w:t>
+              <w:t>0-32 Postmortem (</w:t>
+            </w:r>
+            <w:proofErr w:type="spellStart"/>
+            <w:r>
+              <w:rPr>
+                <w:b/>
+                <w:bCs/>
+                <w:sz w:val="18"/>
+                <w:szCs w:val="18"/>
+              </w:rPr>
+              <w:t>northlakelabs</w:t>
+            </w:r>
+            <w:proofErr w:type="spellEnd"/>
+            <w:r>
+              <w:rPr>
+                <w:b/>
+                <w:bCs/>
+                <w:sz w:val="18"/>
+                <w:szCs w:val="18"/>
+              </w:rPr>
+              <w:t>)</w:t>
             </w:r>
           </w:p>
         </w:tc>
@@ -3829,12 +4664,6 @@
         <w:gridCol w:w="9360"/>
       </w:tblGrid>
       <w:tr>
-        <w:tblPrEx>
-          <w:tblCellMar>
-            <w:top w:w="0" w:type="dxa"/>
-            <w:bottom w:w="0" w:type="dxa"/>
-          </w:tblCellMar>
-        </w:tblPrEx>
         <w:tc>
           <w:tcPr>
             <w:tcW w:w="0" w:type="auto"/>
@@ -3859,7 +4688,43 @@
                 <w:sz w:val="19"/>
                 <w:szCs w:val="19"/>
               </w:rPr>
-              <w:t>GOAL: Master Checkpoints 1-4 as a single-line working system. One predictor, one distribution, real fees, real calibration, validated backtest, paper-traded to confirmed edge. DO NOT add parallel architecture until Phase A is complete and live. DONE means: calibrated Brier beats naive-NWS out-of-sample AND Mincer-Zarnowitz F-test fails to reject unbiasedness AND paper trading matches backtest predictions.</w:t>
+              <w:t xml:space="preserve">GOAL: Master Checkpoints 1-4 as a single-line working system. One predictor, one distribution, real fees, real calibration, validated </w:t>
+            </w:r>
+            <w:proofErr w:type="spellStart"/>
+            <w:r>
+              <w:rPr>
+                <w:color w:val="1B3A6B"/>
+                <w:sz w:val="19"/>
+                <w:szCs w:val="19"/>
+              </w:rPr>
+              <w:t>backtest</w:t>
+            </w:r>
+            <w:proofErr w:type="spellEnd"/>
+            <w:r>
+              <w:rPr>
+                <w:color w:val="1B3A6B"/>
+                <w:sz w:val="19"/>
+                <w:szCs w:val="19"/>
+              </w:rPr>
+              <w:t xml:space="preserve">, paper-traded to confirmed edge. DO NOT add parallel architecture until Phase A is complete and live. DONE means: calibrated Brier beats naive-NWS out-of-sample AND Mincer-Zarnowitz F-test fails to reject unbiasedness AND paper trading matches </w:t>
+            </w:r>
+            <w:proofErr w:type="spellStart"/>
+            <w:r>
+              <w:rPr>
+                <w:color w:val="1B3A6B"/>
+                <w:sz w:val="19"/>
+                <w:szCs w:val="19"/>
+              </w:rPr>
+              <w:t>backtest</w:t>
+            </w:r>
+            <w:proofErr w:type="spellEnd"/>
+            <w:r>
+              <w:rPr>
+                <w:color w:val="1B3A6B"/>
+                <w:sz w:val="19"/>
+                <w:szCs w:val="19"/>
+              </w:rPr>
+              <w:t xml:space="preserve"> predictions.</w:t>
             </w:r>
           </w:p>
         </w:tc>
@@ -3915,12 +4780,6 @@
         <w:gridCol w:w="4760"/>
       </w:tblGrid>
       <w:tr>
-        <w:tblPrEx>
-          <w:tblCellMar>
-            <w:top w:w="0" w:type="dxa"/>
-            <w:bottom w:w="0" w:type="dxa"/>
-          </w:tblCellMar>
-        </w:tblPrEx>
         <w:tc>
           <w:tcPr>
             <w:tcW w:w="9360" w:type="dxa"/>
@@ -3954,12 +4813,6 @@
         </w:tc>
       </w:tr>
       <w:tr>
-        <w:tblPrEx>
-          <w:tblCellMar>
-            <w:top w:w="0" w:type="dxa"/>
-            <w:bottom w:w="0" w:type="dxa"/>
-          </w:tblCellMar>
-        </w:tblPrEx>
         <w:tc>
           <w:tcPr>
             <w:tcW w:w="3200" w:type="dxa"/>
@@ -3984,6 +4837,7 @@
                 <w:sz w:val="18"/>
                 <w:szCs w:val="18"/>
               </w:rPr>
+              <w:lastRenderedPageBreak/>
               <w:t>Ticker parser</w:t>
             </w:r>
           </w:p>
@@ -4050,12 +4904,6 @@
         </w:tc>
       </w:tr>
       <w:tr>
-        <w:tblPrEx>
-          <w:tblCellMar>
-            <w:top w:w="0" w:type="dxa"/>
-            <w:bottom w:w="0" w:type="dxa"/>
-          </w:tblCellMar>
-        </w:tblPrEx>
         <w:tc>
           <w:tcPr>
             <w:tcW w:w="3200" w:type="dxa"/>
@@ -4146,12 +4994,6 @@
         </w:tc>
       </w:tr>
       <w:tr>
-        <w:tblPrEx>
-          <w:tblCellMar>
-            <w:top w:w="0" w:type="dxa"/>
-            <w:bottom w:w="0" w:type="dxa"/>
-          </w:tblCellMar>
-        </w:tblPrEx>
         <w:tc>
           <w:tcPr>
             <w:tcW w:w="3200" w:type="dxa"/>
@@ -4230,24 +5072,110 @@
             </w:tcMar>
           </w:tcPr>
           <w:p>
-            <w:r>
-              <w:rPr>
-                <w:color w:val="595959"/>
-                <w:sz w:val="18"/>
-                <w:szCs w:val="18"/>
-              </w:rPr>
-              <w:t>yes_bid/yes_ask/no_bid/no_ask: non-NULL, in (0,1) range, spread non-negative and &lt;0.99</w:t>
+            <w:proofErr w:type="spellStart"/>
+            <w:r>
+              <w:rPr>
+                <w:color w:val="595959"/>
+                <w:sz w:val="18"/>
+                <w:szCs w:val="18"/>
+              </w:rPr>
+              <w:t>yes_bid</w:t>
+            </w:r>
+            <w:proofErr w:type="spellEnd"/>
+            <w:r>
+              <w:rPr>
+                <w:color w:val="595959"/>
+                <w:sz w:val="18"/>
+                <w:szCs w:val="18"/>
+              </w:rPr>
+              <w:t>/</w:t>
+            </w:r>
+            <w:proofErr w:type="spellStart"/>
+            <w:r>
+              <w:rPr>
+                <w:color w:val="595959"/>
+                <w:sz w:val="18"/>
+                <w:szCs w:val="18"/>
+              </w:rPr>
+              <w:t>yes_</w:t>
+            </w:r>
+            <w:proofErr w:type="gramStart"/>
+            <w:r>
+              <w:rPr>
+                <w:color w:val="595959"/>
+                <w:sz w:val="18"/>
+                <w:szCs w:val="18"/>
+              </w:rPr>
+              <w:t>ask</w:t>
+            </w:r>
+            <w:proofErr w:type="spellEnd"/>
+            <w:r>
+              <w:rPr>
+                <w:color w:val="595959"/>
+                <w:sz w:val="18"/>
+                <w:szCs w:val="18"/>
+              </w:rPr>
+              <w:t>/</w:t>
+            </w:r>
+            <w:proofErr w:type="spellStart"/>
+            <w:r>
+              <w:rPr>
+                <w:color w:val="595959"/>
+                <w:sz w:val="18"/>
+                <w:szCs w:val="18"/>
+              </w:rPr>
+              <w:t>no_bid</w:t>
+            </w:r>
+            <w:proofErr w:type="spellEnd"/>
+            <w:proofErr w:type="gramEnd"/>
+            <w:r>
+              <w:rPr>
+                <w:color w:val="595959"/>
+                <w:sz w:val="18"/>
+                <w:szCs w:val="18"/>
+              </w:rPr>
+              <w:t>/</w:t>
+            </w:r>
+            <w:proofErr w:type="spellStart"/>
+            <w:r>
+              <w:rPr>
+                <w:color w:val="595959"/>
+                <w:sz w:val="18"/>
+                <w:szCs w:val="18"/>
+              </w:rPr>
+              <w:t>no_</w:t>
+            </w:r>
+            <w:proofErr w:type="gramStart"/>
+            <w:r>
+              <w:rPr>
+                <w:color w:val="595959"/>
+                <w:sz w:val="18"/>
+                <w:szCs w:val="18"/>
+              </w:rPr>
+              <w:t>ask</w:t>
+            </w:r>
+            <w:proofErr w:type="spellEnd"/>
+            <w:r>
+              <w:rPr>
+                <w:color w:val="595959"/>
+                <w:sz w:val="18"/>
+                <w:szCs w:val="18"/>
+              </w:rPr>
+              <w:t>:</w:t>
+            </w:r>
+            <w:proofErr w:type="gramEnd"/>
+            <w:r>
+              <w:rPr>
+                <w:color w:val="595959"/>
+                <w:sz w:val="18"/>
+                <w:szCs w:val="18"/>
+              </w:rPr>
+              <w:t xml:space="preserve"> non-NULL, in (0,1) range, spread non-negative and &lt;0.99</w:t>
             </w:r>
           </w:p>
         </w:tc>
       </w:tr>
       <w:tr>
-        <w:tblPrEx>
-          <w:tblCellMar>
-            <w:top w:w="0" w:type="dxa"/>
-            <w:bottom w:w="0" w:type="dxa"/>
-          </w:tblCellMar>
-        </w:tblPrEx>
         <w:tc>
           <w:tcPr>
             <w:tcW w:w="3200" w:type="dxa"/>
@@ -4332,18 +5260,30 @@
                 <w:sz w:val="18"/>
                 <w:szCs w:val="18"/>
               </w:rPr>
-              <w:t>Flag contracts where both YES ask and NO ask &lt;15¢ (malformed/near-settled). Log as STRUCTURAL_BIAS_FLOOR.</w:t>
+              <w:t>Flag contracts where both YES ask and NO ask &lt;15¢ (malformed/</w:t>
+            </w:r>
+            <w:proofErr w:type="gramStart"/>
+            <w:r>
+              <w:rPr>
+                <w:color w:val="595959"/>
+                <w:sz w:val="18"/>
+                <w:szCs w:val="18"/>
+              </w:rPr>
+              <w:t>near-settled</w:t>
+            </w:r>
+            <w:proofErr w:type="gramEnd"/>
+            <w:r>
+              <w:rPr>
+                <w:color w:val="595959"/>
+                <w:sz w:val="18"/>
+                <w:szCs w:val="18"/>
+              </w:rPr>
+              <w:t>). Log as STRUCTURAL_BIAS_FLOOR.</w:t>
             </w:r>
           </w:p>
         </w:tc>
       </w:tr>
       <w:tr>
-        <w:tblPrEx>
-          <w:tblCellMar>
-            <w:top w:w="0" w:type="dxa"/>
-            <w:bottom w:w="0" w:type="dxa"/>
-          </w:tblCellMar>
-        </w:tblPrEx>
         <w:tc>
           <w:tcPr>
             <w:tcW w:w="3200" w:type="dxa"/>
@@ -4434,12 +5374,6 @@
         </w:tc>
       </w:tr>
       <w:tr>
-        <w:tblPrEx>
-          <w:tblCellMar>
-            <w:top w:w="0" w:type="dxa"/>
-            <w:bottom w:w="0" w:type="dxa"/>
-          </w:tblCellMar>
-        </w:tblPrEx>
         <w:tc>
           <w:tcPr>
             <w:tcW w:w="3200" w:type="dxa"/>
@@ -4518,24 +5452,82 @@
             </w:tcMar>
           </w:tcPr>
           <w:p>
-            <w:r>
-              <w:rPr>
-                <w:color w:val="595959"/>
-                <w:sz w:val="18"/>
-                <w:szCs w:val="18"/>
-              </w:rPr>
-              <w:t>DataFrame with sanity_passed BOOL + failure_reason ENUM. Downstream filters on sanity_passed=true</w:t>
+            <w:proofErr w:type="spellStart"/>
+            <w:r>
+              <w:rPr>
+                <w:color w:val="595959"/>
+                <w:sz w:val="18"/>
+                <w:szCs w:val="18"/>
+              </w:rPr>
+              <w:t>DataFrame</w:t>
+            </w:r>
+            <w:proofErr w:type="spellEnd"/>
+            <w:r>
+              <w:rPr>
+                <w:color w:val="595959"/>
+                <w:sz w:val="18"/>
+                <w:szCs w:val="18"/>
+              </w:rPr>
+              <w:t xml:space="preserve"> with </w:t>
+            </w:r>
+            <w:proofErr w:type="spellStart"/>
+            <w:r>
+              <w:rPr>
+                <w:color w:val="595959"/>
+                <w:sz w:val="18"/>
+                <w:szCs w:val="18"/>
+              </w:rPr>
+              <w:t>sanity_passed</w:t>
+            </w:r>
+            <w:proofErr w:type="spellEnd"/>
+            <w:r>
+              <w:rPr>
+                <w:color w:val="595959"/>
+                <w:sz w:val="18"/>
+                <w:szCs w:val="18"/>
+              </w:rPr>
+              <w:t xml:space="preserve"> BOOL + </w:t>
+            </w:r>
+            <w:proofErr w:type="spellStart"/>
+            <w:r>
+              <w:rPr>
+                <w:color w:val="595959"/>
+                <w:sz w:val="18"/>
+                <w:szCs w:val="18"/>
+              </w:rPr>
+              <w:t>failure_reason</w:t>
+            </w:r>
+            <w:proofErr w:type="spellEnd"/>
+            <w:r>
+              <w:rPr>
+                <w:color w:val="595959"/>
+                <w:sz w:val="18"/>
+                <w:szCs w:val="18"/>
+              </w:rPr>
+              <w:t xml:space="preserve"> ENUM. Downstream filters on </w:t>
+            </w:r>
+            <w:proofErr w:type="spellStart"/>
+            <w:r>
+              <w:rPr>
+                <w:color w:val="595959"/>
+                <w:sz w:val="18"/>
+                <w:szCs w:val="18"/>
+              </w:rPr>
+              <w:t>sanity_passed</w:t>
+            </w:r>
+            <w:proofErr w:type="spellEnd"/>
+            <w:r>
+              <w:rPr>
+                <w:color w:val="595959"/>
+                <w:sz w:val="18"/>
+                <w:szCs w:val="18"/>
+              </w:rPr>
+              <w:t>=true</w:t>
             </w:r>
           </w:p>
         </w:tc>
       </w:tr>
       <w:tr>
-        <w:tblPrEx>
-          <w:tblCellMar>
-            <w:top w:w="0" w:type="dxa"/>
-            <w:bottom w:w="0" w:type="dxa"/>
-          </w:tblCellMar>
-        </w:tblPrEx>
         <w:tc>
           <w:tcPr>
             <w:tcW w:w="3200" w:type="dxa"/>
@@ -4620,7 +5612,25 @@
                 <w:sz w:val="18"/>
                 <w:szCs w:val="18"/>
               </w:rPr>
-              <w:t>Run against 1 week historical Bronze, hand-audit every flagged and passed row. Zero false pass/fail.</w:t>
+              <w:t xml:space="preserve">Run against </w:t>
+            </w:r>
+            <w:proofErr w:type="gramStart"/>
+            <w:r>
+              <w:rPr>
+                <w:color w:val="595959"/>
+                <w:sz w:val="18"/>
+                <w:szCs w:val="18"/>
+              </w:rPr>
+              <w:t>1 week</w:t>
+            </w:r>
+            <w:proofErr w:type="gramEnd"/>
+            <w:r>
+              <w:rPr>
+                <w:color w:val="595959"/>
+                <w:sz w:val="18"/>
+                <w:szCs w:val="18"/>
+              </w:rPr>
+              <w:t xml:space="preserve"> historical Bronze, hand-audit every flagged and passed row. Zero false pass/fail.</w:t>
             </w:r>
           </w:p>
         </w:tc>
@@ -4674,12 +5684,6 @@
         <w:gridCol w:w="9360"/>
       </w:tblGrid>
       <w:tr>
-        <w:tblPrEx>
-          <w:tblCellMar>
-            <w:top w:w="0" w:type="dxa"/>
-            <w:bottom w:w="0" w:type="dxa"/>
-          </w:tblCellMar>
-        </w:tblPrEx>
         <w:tc>
           <w:tcPr>
             <w:tcW w:w="0" w:type="auto"/>
@@ -4704,7 +5708,107 @@
                 <w:sz w:val="19"/>
                 <w:szCs w:val="19"/>
               </w:rPr>
-              <w:t>CORRECT MATH: yes_ask + no_ask + combined_fee &lt; 1.00 (NOT yes_bid + no_ask == 100 as in the phase docs — that is wrong). Combined Maker fee is price-dependent: fee = 0.0175 × p × (1-p) per side. At 50/50 = 0.44¢/side = 0.88¢ total → threshold is 99.12¢. At 8¢/92¢ = 0.13¢/side = 0.26¢ total → threshold is 99.74¢. Must compute dynamically, not use flat constant.</w:t>
+              <w:t xml:space="preserve">CORRECT MATH: </w:t>
+            </w:r>
+            <w:proofErr w:type="spellStart"/>
+            <w:proofErr w:type="gramStart"/>
+            <w:r>
+              <w:rPr>
+                <w:color w:val="1B3A6B"/>
+                <w:sz w:val="19"/>
+                <w:szCs w:val="19"/>
+              </w:rPr>
+              <w:t>yes</w:t>
+            </w:r>
+            <w:proofErr w:type="gramEnd"/>
+            <w:r>
+              <w:rPr>
+                <w:color w:val="1B3A6B"/>
+                <w:sz w:val="19"/>
+                <w:szCs w:val="19"/>
+              </w:rPr>
+              <w:t>_ask</w:t>
+            </w:r>
+            <w:proofErr w:type="spellEnd"/>
+            <w:r>
+              <w:rPr>
+                <w:color w:val="1B3A6B"/>
+                <w:sz w:val="19"/>
+                <w:szCs w:val="19"/>
+              </w:rPr>
+              <w:t xml:space="preserve"> + </w:t>
+            </w:r>
+            <w:proofErr w:type="spellStart"/>
+            <w:r>
+              <w:rPr>
+                <w:color w:val="1B3A6B"/>
+                <w:sz w:val="19"/>
+                <w:szCs w:val="19"/>
+              </w:rPr>
+              <w:t>no_ask</w:t>
+            </w:r>
+            <w:proofErr w:type="spellEnd"/>
+            <w:r>
+              <w:rPr>
+                <w:color w:val="1B3A6B"/>
+                <w:sz w:val="19"/>
+                <w:szCs w:val="19"/>
+              </w:rPr>
+              <w:t xml:space="preserve"> + </w:t>
+            </w:r>
+            <w:proofErr w:type="spellStart"/>
+            <w:r>
+              <w:rPr>
+                <w:color w:val="1B3A6B"/>
+                <w:sz w:val="19"/>
+                <w:szCs w:val="19"/>
+              </w:rPr>
+              <w:t>combined_fee</w:t>
+            </w:r>
+            <w:proofErr w:type="spellEnd"/>
+            <w:r>
+              <w:rPr>
+                <w:color w:val="1B3A6B"/>
+                <w:sz w:val="19"/>
+                <w:szCs w:val="19"/>
+              </w:rPr>
+              <w:t xml:space="preserve"> &lt; 1.00 (NOT </w:t>
+            </w:r>
+            <w:proofErr w:type="spellStart"/>
+            <w:r>
+              <w:rPr>
+                <w:color w:val="1B3A6B"/>
+                <w:sz w:val="19"/>
+                <w:szCs w:val="19"/>
+              </w:rPr>
+              <w:t>yes_bid</w:t>
+            </w:r>
+            <w:proofErr w:type="spellEnd"/>
+            <w:r>
+              <w:rPr>
+                <w:color w:val="1B3A6B"/>
+                <w:sz w:val="19"/>
+                <w:szCs w:val="19"/>
+              </w:rPr>
+              <w:t xml:space="preserve"> + </w:t>
+            </w:r>
+            <w:proofErr w:type="spellStart"/>
+            <w:r>
+              <w:rPr>
+                <w:color w:val="1B3A6B"/>
+                <w:sz w:val="19"/>
+                <w:szCs w:val="19"/>
+              </w:rPr>
+              <w:t>no_ask</w:t>
+            </w:r>
+            <w:proofErr w:type="spellEnd"/>
+            <w:r>
+              <w:rPr>
+                <w:color w:val="1B3A6B"/>
+                <w:sz w:val="19"/>
+                <w:szCs w:val="19"/>
+              </w:rPr>
+              <w:t xml:space="preserve"> == 100 as in the phase docs — that is wrong). Combined Maker fee is price-dependent: fee = 0.0175 × p × (1-p) per side. At 50/50 = 0.44¢/side = 0.88¢ total → threshold is 99.12¢. At 8¢/92¢ = 0.13¢/side = 0.26¢ total → threshold is 99.74¢. Must compute dynamically, not use flat constant.</w:t>
             </w:r>
           </w:p>
         </w:tc>
@@ -4739,12 +5843,6 @@
         <w:gridCol w:w="4760"/>
       </w:tblGrid>
       <w:tr>
-        <w:tblPrEx>
-          <w:tblCellMar>
-            <w:top w:w="0" w:type="dxa"/>
-            <w:bottom w:w="0" w:type="dxa"/>
-          </w:tblCellMar>
-        </w:tblPrEx>
         <w:tc>
           <w:tcPr>
             <w:tcW w:w="9360" w:type="dxa"/>
@@ -4778,12 +5876,6 @@
         </w:tc>
       </w:tr>
       <w:tr>
-        <w:tblPrEx>
-          <w:tblCellMar>
-            <w:top w:w="0" w:type="dxa"/>
-            <w:bottom w:w="0" w:type="dxa"/>
-          </w:tblCellMar>
-        </w:tblPrEx>
         <w:tc>
           <w:tcPr>
             <w:tcW w:w="3200" w:type="dxa"/>
@@ -4862,24 +5954,64 @@
             </w:tcMar>
           </w:tcPr>
           <w:p>
-            <w:r>
-              <w:rPr>
-                <w:color w:val="595959"/>
-                <w:sz w:val="18"/>
-                <w:szCs w:val="18"/>
-              </w:rPr>
-              <w:t>evaluate_structural_arbitrage(contracts_df) — correct post-fee arb condition, both sides evaluated</w:t>
+            <w:proofErr w:type="spellStart"/>
+            <w:r>
+              <w:rPr>
+                <w:color w:val="595959"/>
+                <w:sz w:val="18"/>
+                <w:szCs w:val="18"/>
+              </w:rPr>
+              <w:t>evaluate_structural_arbitrage</w:t>
+            </w:r>
+            <w:proofErr w:type="spellEnd"/>
+            <w:r>
+              <w:rPr>
+                <w:color w:val="595959"/>
+                <w:sz w:val="18"/>
+                <w:szCs w:val="18"/>
+              </w:rPr>
+              <w:t>(</w:t>
+            </w:r>
+            <w:proofErr w:type="spellStart"/>
+            <w:r>
+              <w:rPr>
+                <w:color w:val="595959"/>
+                <w:sz w:val="18"/>
+                <w:szCs w:val="18"/>
+              </w:rPr>
+              <w:t>contracts_</w:t>
+            </w:r>
+            <w:proofErr w:type="gramStart"/>
+            <w:r>
+              <w:rPr>
+                <w:color w:val="595959"/>
+                <w:sz w:val="18"/>
+                <w:szCs w:val="18"/>
+              </w:rPr>
+              <w:t>df</w:t>
+            </w:r>
+            <w:proofErr w:type="spellEnd"/>
+            <w:r>
+              <w:rPr>
+                <w:color w:val="595959"/>
+                <w:sz w:val="18"/>
+                <w:szCs w:val="18"/>
+              </w:rPr>
+              <w:t>) —</w:t>
+            </w:r>
+            <w:proofErr w:type="gramEnd"/>
+            <w:r>
+              <w:rPr>
+                <w:color w:val="595959"/>
+                <w:sz w:val="18"/>
+                <w:szCs w:val="18"/>
+              </w:rPr>
+              <w:t xml:space="preserve"> correct post-fee arb condition, both sides evaluated</w:t>
             </w:r>
           </w:p>
         </w:tc>
       </w:tr>
       <w:tr>
-        <w:tblPrEx>
-          <w:tblCellMar>
-            <w:top w:w="0" w:type="dxa"/>
-            <w:bottom w:w="0" w:type="dxa"/>
-          </w:tblCellMar>
-        </w:tblPrEx>
         <w:tc>
           <w:tcPr>
             <w:tcW w:w="3200" w:type="dxa"/>
@@ -4958,24 +6090,74 @@
             </w:tcMar>
           </w:tcPr>
           <w:p>
-            <w:r>
-              <w:rPr>
-                <w:color w:val="595959"/>
-                <w:sz w:val="18"/>
-                <w:szCs w:val="18"/>
-              </w:rPr>
-              <w:t>min(yes_ask_depth, no_ask_depth, 10% of bankroll) — limited by thinner side of book</w:t>
+            <w:proofErr w:type="gramStart"/>
+            <w:r>
+              <w:rPr>
+                <w:color w:val="595959"/>
+                <w:sz w:val="18"/>
+                <w:szCs w:val="18"/>
+              </w:rPr>
+              <w:t>min(</w:t>
+            </w:r>
+            <w:proofErr w:type="spellStart"/>
+            <w:proofErr w:type="gramEnd"/>
+            <w:r>
+              <w:rPr>
+                <w:color w:val="595959"/>
+                <w:sz w:val="18"/>
+                <w:szCs w:val="18"/>
+              </w:rPr>
+              <w:t>yes_ask_depth</w:t>
+            </w:r>
+            <w:proofErr w:type="spellEnd"/>
+            <w:r>
+              <w:rPr>
+                <w:color w:val="595959"/>
+                <w:sz w:val="18"/>
+                <w:szCs w:val="18"/>
+              </w:rPr>
+              <w:t xml:space="preserve">, </w:t>
+            </w:r>
+            <w:proofErr w:type="spellStart"/>
+            <w:r>
+              <w:rPr>
+                <w:color w:val="595959"/>
+                <w:sz w:val="18"/>
+                <w:szCs w:val="18"/>
+              </w:rPr>
+              <w:t>no_ask_depth</w:t>
+            </w:r>
+            <w:proofErr w:type="spellEnd"/>
+            <w:r>
+              <w:rPr>
+                <w:color w:val="595959"/>
+                <w:sz w:val="18"/>
+                <w:szCs w:val="18"/>
+              </w:rPr>
+              <w:t xml:space="preserve">, 10% of </w:t>
+            </w:r>
+            <w:proofErr w:type="gramStart"/>
+            <w:r>
+              <w:rPr>
+                <w:color w:val="595959"/>
+                <w:sz w:val="18"/>
+                <w:szCs w:val="18"/>
+              </w:rPr>
+              <w:t>bankroll) —</w:t>
+            </w:r>
+            <w:proofErr w:type="gramEnd"/>
+            <w:r>
+              <w:rPr>
+                <w:color w:val="595959"/>
+                <w:sz w:val="18"/>
+                <w:szCs w:val="18"/>
+              </w:rPr>
+              <w:t xml:space="preserve"> limited by thinner side of book</w:t>
             </w:r>
           </w:p>
         </w:tc>
       </w:tr>
       <w:tr>
-        <w:tblPrEx>
-          <w:tblCellMar>
-            <w:top w:w="0" w:type="dxa"/>
-            <w:bottom w:w="0" w:type="dxa"/>
-          </w:tblCellMar>
-        </w:tblPrEx>
         <w:tc>
           <w:tcPr>
             <w:tcW w:w="3200" w:type="dxa"/>
@@ -5060,18 +6242,30 @@
                 <w:sz w:val="18"/>
                 <w:szCs w:val="18"/>
               </w:rPr>
-              <w:t>Both legs must fill. Paper trade period: log every fire, track how many would have filled within 5-second poller cycle</w:t>
+              <w:t xml:space="preserve">Both legs must fill. Paper trade period: log every fire, track how many would have filled within 5-second </w:t>
+            </w:r>
+            <w:proofErr w:type="spellStart"/>
+            <w:r>
+              <w:rPr>
+                <w:color w:val="595959"/>
+                <w:sz w:val="18"/>
+                <w:szCs w:val="18"/>
+              </w:rPr>
+              <w:t>poller</w:t>
+            </w:r>
+            <w:proofErr w:type="spellEnd"/>
+            <w:r>
+              <w:rPr>
+                <w:color w:val="595959"/>
+                <w:sz w:val="18"/>
+                <w:szCs w:val="18"/>
+              </w:rPr>
+              <w:t xml:space="preserve"> cycle</w:t>
             </w:r>
           </w:p>
         </w:tc>
       </w:tr>
       <w:tr>
-        <w:tblPrEx>
-          <w:tblCellMar>
-            <w:top w:w="0" w:type="dxa"/>
-            <w:bottom w:w="0" w:type="dxa"/>
-          </w:tblCellMar>
-        </w:tblPrEx>
         <w:tc>
           <w:tcPr>
             <w:tcW w:w="3200" w:type="dxa"/>
@@ -5156,18 +6350,68 @@
                 <w:sz w:val="18"/>
                 <w:szCs w:val="18"/>
               </w:rPr>
-              <w:t>Log all fires. Hand-audit every one. Build empirical data on capture rate before live.</w:t>
+              <w:t xml:space="preserve">Log all fires. Hand-audit </w:t>
+            </w:r>
+            <w:proofErr w:type="spellStart"/>
+            <w:proofErr w:type="gramStart"/>
+            <w:r>
+              <w:rPr>
+                <w:color w:val="595959"/>
+                <w:sz w:val="18"/>
+                <w:szCs w:val="18"/>
+              </w:rPr>
+              <w:t>every one</w:t>
+            </w:r>
+            <w:proofErr w:type="spellEnd"/>
+            <w:proofErr w:type="gramEnd"/>
+            <w:r>
+              <w:rPr>
+                <w:color w:val="595959"/>
+                <w:sz w:val="18"/>
+                <w:szCs w:val="18"/>
+              </w:rPr>
+              <w:t xml:space="preserve">. Build empirical data on capture </w:t>
+            </w:r>
+            <w:proofErr w:type="gramStart"/>
+            <w:r>
+              <w:rPr>
+                <w:color w:val="595959"/>
+                <w:sz w:val="18"/>
+                <w:szCs w:val="18"/>
+              </w:rPr>
+              <w:t>rate</w:t>
+            </w:r>
+            <w:proofErr w:type="gramEnd"/>
+            <w:r>
+              <w:rPr>
+                <w:color w:val="595959"/>
+                <w:sz w:val="18"/>
+                <w:szCs w:val="18"/>
+              </w:rPr>
+              <w:t xml:space="preserve"> before </w:t>
+            </w:r>
+            <w:proofErr w:type="gramStart"/>
+            <w:r>
+              <w:rPr>
+                <w:color w:val="595959"/>
+                <w:sz w:val="18"/>
+                <w:szCs w:val="18"/>
+              </w:rPr>
+              <w:t>live</w:t>
+            </w:r>
+            <w:proofErr w:type="gramEnd"/>
+            <w:r>
+              <w:rPr>
+                <w:color w:val="595959"/>
+                <w:sz w:val="18"/>
+                <w:szCs w:val="18"/>
+              </w:rPr>
+              <w:t>.</w:t>
             </w:r>
           </w:p>
         </w:tc>
       </w:tr>
       <w:tr>
-        <w:tblPrEx>
-          <w:tblCellMar>
-            <w:top w:w="0" w:type="dxa"/>
-            <w:bottom w:w="0" w:type="dxa"/>
-          </w:tblCellMar>
-        </w:tblPrEx>
         <w:tc>
           <w:tcPr>
             <w:tcW w:w="3200" w:type="dxa"/>
@@ -5258,12 +6502,6 @@
         </w:tc>
       </w:tr>
       <w:tr>
-        <w:tblPrEx>
-          <w:tblCellMar>
-            <w:top w:w="0" w:type="dxa"/>
-            <w:bottom w:w="0" w:type="dxa"/>
-          </w:tblCellMar>
-        </w:tblPrEx>
         <w:tc>
           <w:tcPr>
             <w:tcW w:w="3200" w:type="dxa"/>
@@ -5372,7 +6610,23 @@
         <w:spacing w:before="60" w:after="60"/>
       </w:pPr>
       <w:r>
-        <w:t>This is the biggest checkpoint and where the actual edge lives. Single calibrated model — NOT XGBoost+CatBoost ensemble (that is Phase B). Bias-corrected NWS baseline with empirically-fitted sigma and isotonic calibration.</w:t>
+        <w:t xml:space="preserve">This is the biggest checkpoint and where the actual edge lives. Single calibrated model — NOT </w:t>
+      </w:r>
+      <w:proofErr w:type="spellStart"/>
+      <w:r>
+        <w:t>XGBoost+CatBoost</w:t>
+      </w:r>
+      <w:proofErr w:type="spellEnd"/>
+      <w:r>
+        <w:t xml:space="preserve"> ensemble (that is Phase B). Bias-corrected NWS baseline with </w:t>
+      </w:r>
+      <w:proofErr w:type="gramStart"/>
+      <w:r>
+        <w:t>empirically-fitted</w:t>
+      </w:r>
+      <w:proofErr w:type="gramEnd"/>
+      <w:r>
+        <w:t xml:space="preserve"> sigma and isotonic calibration.</w:t>
       </w:r>
     </w:p>
     <w:p>
@@ -5402,12 +6656,6 @@
         <w:gridCol w:w="9360"/>
       </w:tblGrid>
       <w:tr>
-        <w:tblPrEx>
-          <w:tblCellMar>
-            <w:top w:w="0" w:type="dxa"/>
-            <w:bottom w:w="0" w:type="dxa"/>
-          </w:tblCellMar>
-        </w:tblPrEx>
         <w:tc>
           <w:tcPr>
             <w:tcW w:w="0" w:type="auto"/>
@@ -5432,7 +6680,98 @@
                 <w:sz w:val="19"/>
                 <w:szCs w:val="19"/>
               </w:rPr>
-              <w:t>DEPENDENCIES: VC backfill must be landed (weather_bronze_nws_actuals populated) before CP3 can start. weather_silver_forecast_error must be built from forecasts + actuals. Model_calibration table must have per-(station, season, lead_time) bias and sigma fitted. These are sequential — CP3 cannot start until data exists.</w:t>
+              <w:lastRenderedPageBreak/>
+              <w:t>DEPENDENCIES: VC backfill must be landed (</w:t>
+            </w:r>
+            <w:proofErr w:type="spellStart"/>
+            <w:r>
+              <w:rPr>
+                <w:color w:val="1B3A6B"/>
+                <w:sz w:val="19"/>
+                <w:szCs w:val="19"/>
+              </w:rPr>
+              <w:t>weather_bronze_nws_actuals</w:t>
+            </w:r>
+            <w:proofErr w:type="spellEnd"/>
+            <w:r>
+              <w:rPr>
+                <w:color w:val="1B3A6B"/>
+                <w:sz w:val="19"/>
+                <w:szCs w:val="19"/>
+              </w:rPr>
+              <w:t xml:space="preserve"> populated) before CP3 can start. </w:t>
+            </w:r>
+            <w:proofErr w:type="spellStart"/>
+            <w:r>
+              <w:rPr>
+                <w:color w:val="1B3A6B"/>
+                <w:sz w:val="19"/>
+                <w:szCs w:val="19"/>
+              </w:rPr>
+              <w:t>weather_silver_forecast_error</w:t>
+            </w:r>
+            <w:proofErr w:type="spellEnd"/>
+            <w:r>
+              <w:rPr>
+                <w:color w:val="1B3A6B"/>
+                <w:sz w:val="19"/>
+                <w:szCs w:val="19"/>
+              </w:rPr>
+              <w:t xml:space="preserve"> must be built from forecasts + actuals. </w:t>
+            </w:r>
+            <w:proofErr w:type="spellStart"/>
+            <w:r>
+              <w:rPr>
+                <w:color w:val="1B3A6B"/>
+                <w:sz w:val="19"/>
+                <w:szCs w:val="19"/>
+              </w:rPr>
+              <w:t>Model_calibration</w:t>
+            </w:r>
+            <w:proofErr w:type="spellEnd"/>
+            <w:r>
+              <w:rPr>
+                <w:color w:val="1B3A6B"/>
+                <w:sz w:val="19"/>
+                <w:szCs w:val="19"/>
+              </w:rPr>
+              <w:t xml:space="preserve"> table must have per</w:t>
+            </w:r>
+            <w:proofErr w:type="gramStart"/>
+            <w:r>
+              <w:rPr>
+                <w:color w:val="1B3A6B"/>
+                <w:sz w:val="19"/>
+                <w:szCs w:val="19"/>
+              </w:rPr>
+              <w:t>-(</w:t>
+            </w:r>
+            <w:proofErr w:type="gramEnd"/>
+            <w:r>
+              <w:rPr>
+                <w:color w:val="1B3A6B"/>
+                <w:sz w:val="19"/>
+                <w:szCs w:val="19"/>
+              </w:rPr>
+              <w:t xml:space="preserve">station, season, </w:t>
+            </w:r>
+            <w:proofErr w:type="spellStart"/>
+            <w:r>
+              <w:rPr>
+                <w:color w:val="1B3A6B"/>
+                <w:sz w:val="19"/>
+                <w:szCs w:val="19"/>
+              </w:rPr>
+              <w:t>lead_time</w:t>
+            </w:r>
+            <w:proofErr w:type="spellEnd"/>
+            <w:r>
+              <w:rPr>
+                <w:color w:val="1B3A6B"/>
+                <w:sz w:val="19"/>
+                <w:szCs w:val="19"/>
+              </w:rPr>
+              <w:t>) bias and sigma fitted. These are sequential — CP3 cannot start until data exists.</w:t>
             </w:r>
           </w:p>
         </w:tc>
@@ -5467,12 +6806,6 @@
         <w:gridCol w:w="4760"/>
       </w:tblGrid>
       <w:tr>
-        <w:tblPrEx>
-          <w:tblCellMar>
-            <w:top w:w="0" w:type="dxa"/>
-            <w:bottom w:w="0" w:type="dxa"/>
-          </w:tblCellMar>
-        </w:tblPrEx>
         <w:tc>
           <w:tcPr>
             <w:tcW w:w="9360" w:type="dxa"/>
@@ -5500,18 +6833,24 @@
                 <w:sz w:val="18"/>
                 <w:szCs w:val="18"/>
               </w:rPr>
-              <w:t>CP3 Pre-Conditions</w:t>
-            </w:r>
+              <w:t xml:space="preserve">CP3 </w:t>
+            </w:r>
+            <w:proofErr w:type="gramStart"/>
+            <w:r>
+              <w:rPr>
+                <w:b/>
+                <w:bCs/>
+                <w:color w:val="1B3A6B"/>
+                <w:sz w:val="18"/>
+                <w:szCs w:val="18"/>
+              </w:rPr>
+              <w:t>Pre-Conditions</w:t>
+            </w:r>
+            <w:proofErr w:type="gramEnd"/>
           </w:p>
         </w:tc>
       </w:tr>
       <w:tr>
-        <w:tblPrEx>
-          <w:tblCellMar>
-            <w:top w:w="0" w:type="dxa"/>
-            <w:bottom w:w="0" w:type="dxa"/>
-          </w:tblCellMar>
-        </w:tblPrEx>
         <w:tc>
           <w:tcPr>
             <w:tcW w:w="3200" w:type="dxa"/>
@@ -5596,18 +6935,68 @@
                 <w:sz w:val="18"/>
                 <w:szCs w:val="18"/>
               </w:rPr>
-              <w:t>Timer runs 8:10 UTC daily. Check journalctl -u bhn-vc-backfill.service and row count in weather_bronze_nws_actuals</w:t>
-            </w:r>
+              <w:t xml:space="preserve">Timer runs 8:10 UTC daily. Check </w:t>
+            </w:r>
+            <w:proofErr w:type="spellStart"/>
+            <w:r>
+              <w:rPr>
+                <w:color w:val="595959"/>
+                <w:sz w:val="18"/>
+                <w:szCs w:val="18"/>
+              </w:rPr>
+              <w:t>journalctl</w:t>
+            </w:r>
+            <w:proofErr w:type="spellEnd"/>
+            <w:r>
+              <w:rPr>
+                <w:color w:val="595959"/>
+                <w:sz w:val="18"/>
+                <w:szCs w:val="18"/>
+              </w:rPr>
+              <w:t xml:space="preserve"> -u </w:t>
+            </w:r>
+            <w:proofErr w:type="spellStart"/>
+            <w:r>
+              <w:rPr>
+                <w:color w:val="595959"/>
+                <w:sz w:val="18"/>
+                <w:szCs w:val="18"/>
+              </w:rPr>
+              <w:t>bhn-vc-</w:t>
+            </w:r>
+            <w:proofErr w:type="gramStart"/>
+            <w:r>
+              <w:rPr>
+                <w:color w:val="595959"/>
+                <w:sz w:val="18"/>
+                <w:szCs w:val="18"/>
+              </w:rPr>
+              <w:t>backfill.service</w:t>
+            </w:r>
+            <w:proofErr w:type="spellEnd"/>
+            <w:proofErr w:type="gramEnd"/>
+            <w:r>
+              <w:rPr>
+                <w:color w:val="595959"/>
+                <w:sz w:val="18"/>
+                <w:szCs w:val="18"/>
+              </w:rPr>
+              <w:t xml:space="preserve"> and row count in </w:t>
+            </w:r>
+            <w:proofErr w:type="spellStart"/>
+            <w:r>
+              <w:rPr>
+                <w:color w:val="595959"/>
+                <w:sz w:val="18"/>
+                <w:szCs w:val="18"/>
+              </w:rPr>
+              <w:t>weather_bronze_nws_actuals</w:t>
+            </w:r>
+            <w:proofErr w:type="spellEnd"/>
           </w:p>
         </w:tc>
       </w:tr>
       <w:tr>
-        <w:tblPrEx>
-          <w:tblCellMar>
-            <w:top w:w="0" w:type="dxa"/>
-            <w:bottom w:w="0" w:type="dxa"/>
-          </w:tblCellMar>
-        </w:tblPrEx>
         <w:tc>
           <w:tcPr>
             <w:tcW w:w="3200" w:type="dxa"/>
@@ -5625,6 +7014,7 @@
             </w:tcMar>
           </w:tcPr>
           <w:p>
+            <w:proofErr w:type="spellStart"/>
             <w:r>
               <w:rPr>
                 <w:b/>
@@ -5634,6 +7024,7 @@
               </w:rPr>
               <w:t>weather_silver_forecast_error</w:t>
             </w:r>
+            <w:proofErr w:type="spellEnd"/>
           </w:p>
         </w:tc>
         <w:tc>
@@ -5692,18 +7083,48 @@
                 <w:sz w:val="18"/>
                 <w:szCs w:val="18"/>
               </w:rPr>
-              <w:t>Join Bronze forecasts + actuals = error per (station, target_date, lead_time, source). MUST exist before calibration fit.</w:t>
+              <w:t xml:space="preserve">Join Bronze forecasts + actuals = error per (station, </w:t>
+            </w:r>
+            <w:proofErr w:type="spellStart"/>
+            <w:r>
+              <w:rPr>
+                <w:color w:val="595959"/>
+                <w:sz w:val="18"/>
+                <w:szCs w:val="18"/>
+              </w:rPr>
+              <w:t>target_date</w:t>
+            </w:r>
+            <w:proofErr w:type="spellEnd"/>
+            <w:r>
+              <w:rPr>
+                <w:color w:val="595959"/>
+                <w:sz w:val="18"/>
+                <w:szCs w:val="18"/>
+              </w:rPr>
+              <w:t xml:space="preserve">, </w:t>
+            </w:r>
+            <w:proofErr w:type="spellStart"/>
+            <w:r>
+              <w:rPr>
+                <w:color w:val="595959"/>
+                <w:sz w:val="18"/>
+                <w:szCs w:val="18"/>
+              </w:rPr>
+              <w:t>lead_time</w:t>
+            </w:r>
+            <w:proofErr w:type="spellEnd"/>
+            <w:r>
+              <w:rPr>
+                <w:color w:val="595959"/>
+                <w:sz w:val="18"/>
+                <w:szCs w:val="18"/>
+              </w:rPr>
+              <w:t>, source). MUST exist before calibration fit.</w:t>
             </w:r>
           </w:p>
         </w:tc>
       </w:tr>
       <w:tr>
-        <w:tblPrEx>
-          <w:tblCellMar>
-            <w:top w:w="0" w:type="dxa"/>
-            <w:bottom w:w="0" w:type="dxa"/>
-          </w:tblCellMar>
-        </w:tblPrEx>
         <w:tc>
           <w:tcPr>
             <w:tcW w:w="3200" w:type="dxa"/>
@@ -5788,18 +7209,30 @@
                 <w:sz w:val="18"/>
                 <w:szCs w:val="18"/>
               </w:rPr>
-              <w:t>Future-dated rows produce negative mins_ago. Fix before any calibration work.</w:t>
+              <w:t xml:space="preserve">Future-dated rows produce negative </w:t>
+            </w:r>
+            <w:proofErr w:type="spellStart"/>
+            <w:r>
+              <w:rPr>
+                <w:color w:val="595959"/>
+                <w:sz w:val="18"/>
+                <w:szCs w:val="18"/>
+              </w:rPr>
+              <w:t>mins_ago</w:t>
+            </w:r>
+            <w:proofErr w:type="spellEnd"/>
+            <w:r>
+              <w:rPr>
+                <w:color w:val="595959"/>
+                <w:sz w:val="18"/>
+                <w:szCs w:val="18"/>
+              </w:rPr>
+              <w:t>. Fix before any calibration work.</w:t>
             </w:r>
           </w:p>
         </w:tc>
       </w:tr>
       <w:tr>
-        <w:tblPrEx>
-          <w:tblCellMar>
-            <w:top w:w="0" w:type="dxa"/>
-            <w:bottom w:w="0" w:type="dxa"/>
-          </w:tblCellMar>
-        </w:tblPrEx>
         <w:tc>
           <w:tcPr>
             <w:tcW w:w="9360" w:type="dxa"/>
@@ -5833,12 +7266,6 @@
         </w:tc>
       </w:tr>
       <w:tr>
-        <w:tblPrEx>
-          <w:tblCellMar>
-            <w:top w:w="0" w:type="dxa"/>
-            <w:bottom w:w="0" w:type="dxa"/>
-          </w:tblCellMar>
-        </w:tblPrEx>
         <w:tc>
           <w:tcPr>
             <w:tcW w:w="3200" w:type="dxa"/>
@@ -5923,18 +7350,66 @@
                 <w:sz w:val="18"/>
                 <w:szCs w:val="18"/>
               </w:rPr>
-              <w:t>Fit mean forecast error and residual std per (station, season, lead_time) into model_calibration table. Replaces hardcoded sigma values (Miami 2.5, Denver 3.5).</w:t>
+              <w:t xml:space="preserve">Fit </w:t>
+            </w:r>
+            <w:proofErr w:type="gramStart"/>
+            <w:r>
+              <w:rPr>
+                <w:color w:val="595959"/>
+                <w:sz w:val="18"/>
+                <w:szCs w:val="18"/>
+              </w:rPr>
+              <w:t>mean</w:t>
+            </w:r>
+            <w:proofErr w:type="gramEnd"/>
+            <w:r>
+              <w:rPr>
+                <w:color w:val="595959"/>
+                <w:sz w:val="18"/>
+                <w:szCs w:val="18"/>
+              </w:rPr>
+              <w:t xml:space="preserve"> forecast error and residual std per (station, season, </w:t>
+            </w:r>
+            <w:proofErr w:type="spellStart"/>
+            <w:r>
+              <w:rPr>
+                <w:color w:val="595959"/>
+                <w:sz w:val="18"/>
+                <w:szCs w:val="18"/>
+              </w:rPr>
+              <w:t>lead_time</w:t>
+            </w:r>
+            <w:proofErr w:type="spellEnd"/>
+            <w:r>
+              <w:rPr>
+                <w:color w:val="595959"/>
+                <w:sz w:val="18"/>
+                <w:szCs w:val="18"/>
+              </w:rPr>
+              <w:t xml:space="preserve">) into </w:t>
+            </w:r>
+            <w:proofErr w:type="spellStart"/>
+            <w:r>
+              <w:rPr>
+                <w:color w:val="595959"/>
+                <w:sz w:val="18"/>
+                <w:szCs w:val="18"/>
+              </w:rPr>
+              <w:t>model_calibration</w:t>
+            </w:r>
+            <w:proofErr w:type="spellEnd"/>
+            <w:r>
+              <w:rPr>
+                <w:color w:val="595959"/>
+                <w:sz w:val="18"/>
+                <w:szCs w:val="18"/>
+              </w:rPr>
+              <w:t xml:space="preserve"> table. Replaces hardcoded sigma values (Miami 2.5, Denver 3.5).</w:t>
             </w:r>
           </w:p>
         </w:tc>
       </w:tr>
       <w:tr>
-        <w:tblPrEx>
-          <w:tblCellMar>
-            <w:top w:w="0" w:type="dxa"/>
-            <w:bottom w:w="0" w:type="dxa"/>
-          </w:tblCellMar>
-        </w:tblPrEx>
         <w:tc>
           <w:tcPr>
             <w:tcW w:w="3200" w:type="dxa"/>
@@ -6019,18 +7494,66 @@
                 <w:sz w:val="18"/>
                 <w:szCs w:val="18"/>
               </w:rPr>
-              <w:t>mu = nws_forecast + recent_bias, sigma = learned_residual_std. Bucket probs via normal CDF normalized to sum 1.</w:t>
+              <w:t xml:space="preserve">mu = </w:t>
+            </w:r>
+            <w:proofErr w:type="spellStart"/>
+            <w:r>
+              <w:rPr>
+                <w:color w:val="595959"/>
+                <w:sz w:val="18"/>
+                <w:szCs w:val="18"/>
+              </w:rPr>
+              <w:t>nws_forecast</w:t>
+            </w:r>
+            <w:proofErr w:type="spellEnd"/>
+            <w:r>
+              <w:rPr>
+                <w:color w:val="595959"/>
+                <w:sz w:val="18"/>
+                <w:szCs w:val="18"/>
+              </w:rPr>
+              <w:t xml:space="preserve"> + </w:t>
+            </w:r>
+            <w:proofErr w:type="spellStart"/>
+            <w:r>
+              <w:rPr>
+                <w:color w:val="595959"/>
+                <w:sz w:val="18"/>
+                <w:szCs w:val="18"/>
+              </w:rPr>
+              <w:t>recent_bias</w:t>
+            </w:r>
+            <w:proofErr w:type="spellEnd"/>
+            <w:r>
+              <w:rPr>
+                <w:color w:val="595959"/>
+                <w:sz w:val="18"/>
+                <w:szCs w:val="18"/>
+              </w:rPr>
+              <w:t xml:space="preserve">, sigma = </w:t>
+            </w:r>
+            <w:proofErr w:type="spellStart"/>
+            <w:r>
+              <w:rPr>
+                <w:color w:val="595959"/>
+                <w:sz w:val="18"/>
+                <w:szCs w:val="18"/>
+              </w:rPr>
+              <w:t>learned_residual_std</w:t>
+            </w:r>
+            <w:proofErr w:type="spellEnd"/>
+            <w:r>
+              <w:rPr>
+                <w:color w:val="595959"/>
+                <w:sz w:val="18"/>
+                <w:szCs w:val="18"/>
+              </w:rPr>
+              <w:t>. Bucket probs via normal CDF normalized to sum 1.</w:t>
             </w:r>
           </w:p>
         </w:tc>
       </w:tr>
       <w:tr>
-        <w:tblPrEx>
-          <w:tblCellMar>
-            <w:top w:w="0" w:type="dxa"/>
-            <w:bottom w:w="0" w:type="dxa"/>
-          </w:tblCellMar>
-        </w:tblPrEx>
         <w:tc>
           <w:tcPr>
             <w:tcW w:w="3200" w:type="dxa"/>
@@ -6115,18 +7638,30 @@
                 <w:sz w:val="18"/>
                 <w:szCs w:val="18"/>
               </w:rPr>
-              <w:t>Fit on temporal holdout (earlier window). Evaluate on later window. Replaces v0_passthrough no-op. Isotonic beats Platt scaling per CalibShi research.</w:t>
+              <w:t xml:space="preserve">Fit on temporal holdout (earlier window). Evaluate on later window. Replaces v0_passthrough no-op. Isotonic beats Platt scaling per </w:t>
+            </w:r>
+            <w:proofErr w:type="spellStart"/>
+            <w:r>
+              <w:rPr>
+                <w:color w:val="595959"/>
+                <w:sz w:val="18"/>
+                <w:szCs w:val="18"/>
+              </w:rPr>
+              <w:t>CalibShi</w:t>
+            </w:r>
+            <w:proofErr w:type="spellEnd"/>
+            <w:r>
+              <w:rPr>
+                <w:color w:val="595959"/>
+                <w:sz w:val="18"/>
+                <w:szCs w:val="18"/>
+              </w:rPr>
+              <w:t xml:space="preserve"> research.</w:t>
             </w:r>
           </w:p>
         </w:tc>
       </w:tr>
       <w:tr>
-        <w:tblPrEx>
-          <w:tblCellMar>
-            <w:top w:w="0" w:type="dxa"/>
-            <w:bottom w:w="0" w:type="dxa"/>
-          </w:tblCellMar>
-        </w:tblPrEx>
         <w:tc>
           <w:tcPr>
             <w:tcW w:w="3200" w:type="dxa"/>
@@ -6144,14 +7679,25 @@
             </w:tcMar>
           </w:tcPr>
           <w:p>
-            <w:r>
-              <w:rPr>
-                <w:b/>
-                <w:bCs/>
-                <w:sz w:val="18"/>
-                <w:szCs w:val="18"/>
-              </w:rPr>
-              <w:t>Backtest harness</w:t>
+            <w:proofErr w:type="spellStart"/>
+            <w:r>
+              <w:rPr>
+                <w:b/>
+                <w:bCs/>
+                <w:sz w:val="18"/>
+                <w:szCs w:val="18"/>
+              </w:rPr>
+              <w:t>Backtest</w:t>
+            </w:r>
+            <w:proofErr w:type="spellEnd"/>
+            <w:r>
+              <w:rPr>
+                <w:b/>
+                <w:bCs/>
+                <w:sz w:val="18"/>
+                <w:szCs w:val="18"/>
+              </w:rPr>
+              <w:t xml:space="preserve"> harness</w:t>
             </w:r>
           </w:p>
         </w:tc>
@@ -6211,18 +7757,30 @@
                 <w:sz w:val="18"/>
                 <w:szCs w:val="18"/>
               </w:rPr>
-              <w:t>Point-in-time replay — use only data that was available at decision time, never look-ahead. Critical for valid results.</w:t>
+              <w:t xml:space="preserve">Point-in-time replay — use only data that was available at decision time, never </w:t>
+            </w:r>
+            <w:proofErr w:type="gramStart"/>
+            <w:r>
+              <w:rPr>
+                <w:color w:val="595959"/>
+                <w:sz w:val="18"/>
+                <w:szCs w:val="18"/>
+              </w:rPr>
+              <w:t>look-ahead</w:t>
+            </w:r>
+            <w:proofErr w:type="gramEnd"/>
+            <w:r>
+              <w:rPr>
+                <w:color w:val="595959"/>
+                <w:sz w:val="18"/>
+                <w:szCs w:val="18"/>
+              </w:rPr>
+              <w:t>. Critical for valid results.</w:t>
             </w:r>
           </w:p>
         </w:tc>
       </w:tr>
       <w:tr>
-        <w:tblPrEx>
-          <w:tblCellMar>
-            <w:top w:w="0" w:type="dxa"/>
-            <w:bottom w:w="0" w:type="dxa"/>
-          </w:tblCellMar>
-        </w:tblPrEx>
         <w:tc>
           <w:tcPr>
             <w:tcW w:w="3200" w:type="dxa"/>
@@ -6313,12 +7871,6 @@
         </w:tc>
       </w:tr>
       <w:tr>
-        <w:tblPrEx>
-          <w:tblCellMar>
-            <w:top w:w="0" w:type="dxa"/>
-            <w:bottom w:w="0" w:type="dxa"/>
-          </w:tblCellMar>
-        </w:tblPrEx>
         <w:tc>
           <w:tcPr>
             <w:tcW w:w="3200" w:type="dxa"/>
@@ -6409,12 +7961,6 @@
         </w:tc>
       </w:tr>
       <w:tr>
-        <w:tblPrEx>
-          <w:tblCellMar>
-            <w:top w:w="0" w:type="dxa"/>
-            <w:bottom w:w="0" w:type="dxa"/>
-          </w:tblCellMar>
-        </w:tblPrEx>
         <w:tc>
           <w:tcPr>
             <w:tcW w:w="3200" w:type="dxa"/>
@@ -6505,12 +8051,6 @@
         </w:tc>
       </w:tr>
       <w:tr>
-        <w:tblPrEx>
-          <w:tblCellMar>
-            <w:top w:w="0" w:type="dxa"/>
-            <w:bottom w:w="0" w:type="dxa"/>
-          </w:tblCellMar>
-        </w:tblPrEx>
         <w:tc>
           <w:tcPr>
             <w:tcW w:w="3200" w:type="dxa"/>
@@ -6595,18 +8135,48 @@
                 <w:sz w:val="18"/>
                 <w:szCs w:val="18"/>
               </w:rPr>
-              <w:t>Reproduce results on different holdout window. Confirms not an artifact of one specific period.</w:t>
+              <w:t xml:space="preserve">Reproduce results on different holdout </w:t>
+            </w:r>
+            <w:proofErr w:type="gramStart"/>
+            <w:r>
+              <w:rPr>
+                <w:color w:val="595959"/>
+                <w:sz w:val="18"/>
+                <w:szCs w:val="18"/>
+              </w:rPr>
+              <w:t>window</w:t>
+            </w:r>
+            <w:proofErr w:type="gramEnd"/>
+            <w:r>
+              <w:rPr>
+                <w:color w:val="595959"/>
+                <w:sz w:val="18"/>
+                <w:szCs w:val="18"/>
+              </w:rPr>
+              <w:t xml:space="preserve">. Confirms </w:t>
+            </w:r>
+            <w:proofErr w:type="gramStart"/>
+            <w:r>
+              <w:rPr>
+                <w:color w:val="595959"/>
+                <w:sz w:val="18"/>
+                <w:szCs w:val="18"/>
+              </w:rPr>
+              <w:t>not</w:t>
+            </w:r>
+            <w:proofErr w:type="gramEnd"/>
+            <w:r>
+              <w:rPr>
+                <w:color w:val="595959"/>
+                <w:sz w:val="18"/>
+                <w:szCs w:val="18"/>
+              </w:rPr>
+              <w:t xml:space="preserve"> an artifact of one specific period.</w:t>
             </w:r>
           </w:p>
         </w:tc>
       </w:tr>
       <w:tr>
-        <w:tblPrEx>
-          <w:tblCellMar>
-            <w:top w:w="0" w:type="dxa"/>
-            <w:bottom w:w="0" w:type="dxa"/>
-          </w:tblCellMar>
-        </w:tblPrEx>
         <w:tc>
           <w:tcPr>
             <w:tcW w:w="9360" w:type="dxa"/>
@@ -6640,12 +8210,6 @@
         </w:tc>
       </w:tr>
       <w:tr>
-        <w:tblPrEx>
-          <w:tblCellMar>
-            <w:top w:w="0" w:type="dxa"/>
-            <w:bottom w:w="0" w:type="dxa"/>
-          </w:tblCellMar>
-        </w:tblPrEx>
         <w:tc>
           <w:tcPr>
             <w:tcW w:w="3200" w:type="dxa"/>
@@ -6736,12 +8300,6 @@
         </w:tc>
       </w:tr>
       <w:tr>
-        <w:tblPrEx>
-          <w:tblCellMar>
-            <w:top w:w="0" w:type="dxa"/>
-            <w:bottom w:w="0" w:type="dxa"/>
-          </w:tblCellMar>
-        </w:tblPrEx>
         <w:tc>
           <w:tcPr>
             <w:tcW w:w="3200" w:type="dxa"/>
@@ -6832,12 +8390,6 @@
         </w:tc>
       </w:tr>
       <w:tr>
-        <w:tblPrEx>
-          <w:tblCellMar>
-            <w:top w:w="0" w:type="dxa"/>
-            <w:bottom w:w="0" w:type="dxa"/>
-          </w:tblCellMar>
-        </w:tblPrEx>
         <w:tc>
           <w:tcPr>
             <w:tcW w:w="3200" w:type="dxa"/>
@@ -6928,12 +8480,6 @@
         </w:tc>
       </w:tr>
       <w:tr>
-        <w:tblPrEx>
-          <w:tblCellMar>
-            <w:top w:w="0" w:type="dxa"/>
-            <w:bottom w:w="0" w:type="dxa"/>
-          </w:tblCellMar>
-        </w:tblPrEx>
         <w:tc>
           <w:tcPr>
             <w:tcW w:w="3200" w:type="dxa"/>
@@ -7042,7 +8588,24 @@
         <w:spacing w:before="60" w:after="60"/>
       </w:pPr>
       <w:r>
-        <w:t>Given CP3 calibrated probabilities, produce correctly-priced, correctly-sized orders with honest fees, time-decay, and liquidity gates.</w:t>
+        <w:lastRenderedPageBreak/>
+        <w:t xml:space="preserve">Given CP3 calibrated probabilities, produce </w:t>
+      </w:r>
+      <w:proofErr w:type="gramStart"/>
+      <w:r>
+        <w:t>correctly-priced</w:t>
+      </w:r>
+      <w:proofErr w:type="gramEnd"/>
+      <w:r>
+        <w:t xml:space="preserve">, </w:t>
+      </w:r>
+      <w:proofErr w:type="gramStart"/>
+      <w:r>
+        <w:t>correctly-sized</w:t>
+      </w:r>
+      <w:proofErr w:type="gramEnd"/>
+      <w:r>
+        <w:t xml:space="preserve"> orders with honest fees, time-decay, and liquidity gates.</w:t>
       </w:r>
     </w:p>
     <w:p>
@@ -7074,12 +8637,6 @@
         <w:gridCol w:w="4760"/>
       </w:tblGrid>
       <w:tr>
-        <w:tblPrEx>
-          <w:tblCellMar>
-            <w:top w:w="0" w:type="dxa"/>
-            <w:bottom w:w="0" w:type="dxa"/>
-          </w:tblCellMar>
-        </w:tblPrEx>
         <w:tc>
           <w:tcPr>
             <w:tcW w:w="9360" w:type="dxa"/>
@@ -7113,12 +8670,6 @@
         </w:tc>
       </w:tr>
       <w:tr>
-        <w:tblPrEx>
-          <w:tblCellMar>
-            <w:top w:w="0" w:type="dxa"/>
-            <w:bottom w:w="0" w:type="dxa"/>
-          </w:tblCellMar>
-        </w:tblPrEx>
         <w:tc>
           <w:tcPr>
             <w:tcW w:w="3200" w:type="dxa"/>
@@ -7209,12 +8760,6 @@
         </w:tc>
       </w:tr>
       <w:tr>
-        <w:tblPrEx>
-          <w:tblCellMar>
-            <w:top w:w="0" w:type="dxa"/>
-            <w:bottom w:w="0" w:type="dxa"/>
-          </w:tblCellMar>
-        </w:tblPrEx>
         <w:tc>
           <w:tcPr>
             <w:tcW w:w="3200" w:type="dxa"/>
@@ -7232,14 +8777,25 @@
             </w:tcMar>
           </w:tcPr>
           <w:p>
-            <w:r>
-              <w:rPr>
-                <w:b/>
-                <w:bCs/>
-                <w:sz w:val="18"/>
-                <w:szCs w:val="18"/>
-              </w:rPr>
-              <w:t>NO-side real pricing</w:t>
+            <w:proofErr w:type="gramStart"/>
+            <w:r>
+              <w:rPr>
+                <w:b/>
+                <w:bCs/>
+                <w:sz w:val="18"/>
+                <w:szCs w:val="18"/>
+              </w:rPr>
+              <w:t>NO</w:t>
+            </w:r>
+            <w:proofErr w:type="gramEnd"/>
+            <w:r>
+              <w:rPr>
+                <w:b/>
+                <w:bCs/>
+                <w:sz w:val="18"/>
+                <w:szCs w:val="18"/>
+              </w:rPr>
+              <w:t>-side real pricing</w:t>
             </w:r>
           </w:p>
         </w:tc>
@@ -7305,12 +8861,6 @@
         </w:tc>
       </w:tr>
       <w:tr>
-        <w:tblPrEx>
-          <w:tblCellMar>
-            <w:top w:w="0" w:type="dxa"/>
-            <w:bottom w:w="0" w:type="dxa"/>
-          </w:tblCellMar>
-        </w:tblPrEx>
         <w:tc>
           <w:tcPr>
             <w:tcW w:w="3200" w:type="dxa"/>
@@ -7389,24 +8939,100 @@
             </w:tcMar>
           </w:tcPr>
           <w:p>
-            <w:r>
-              <w:rPr>
-                <w:color w:val="595959"/>
-                <w:sz w:val="18"/>
-                <w:szCs w:val="18"/>
-              </w:rPr>
-              <w:t>edge_yes = p_calibrated - yes_ask_real (after Maker fee). edge_no = (1-p_calibrated) - no_ask_real (after Maker fee).</w:t>
+            <w:proofErr w:type="spellStart"/>
+            <w:r>
+              <w:rPr>
+                <w:color w:val="595959"/>
+                <w:sz w:val="18"/>
+                <w:szCs w:val="18"/>
+              </w:rPr>
+              <w:t>edge_yes</w:t>
+            </w:r>
+            <w:proofErr w:type="spellEnd"/>
+            <w:r>
+              <w:rPr>
+                <w:color w:val="595959"/>
+                <w:sz w:val="18"/>
+                <w:szCs w:val="18"/>
+              </w:rPr>
+              <w:t xml:space="preserve"> = </w:t>
+            </w:r>
+            <w:proofErr w:type="spellStart"/>
+            <w:r>
+              <w:rPr>
+                <w:color w:val="595959"/>
+                <w:sz w:val="18"/>
+                <w:szCs w:val="18"/>
+              </w:rPr>
+              <w:t>p_calibrated</w:t>
+            </w:r>
+            <w:proofErr w:type="spellEnd"/>
+            <w:r>
+              <w:rPr>
+                <w:color w:val="595959"/>
+                <w:sz w:val="18"/>
+                <w:szCs w:val="18"/>
+              </w:rPr>
+              <w:t xml:space="preserve"> - </w:t>
+            </w:r>
+            <w:proofErr w:type="spellStart"/>
+            <w:r>
+              <w:rPr>
+                <w:color w:val="595959"/>
+                <w:sz w:val="18"/>
+                <w:szCs w:val="18"/>
+              </w:rPr>
+              <w:t>yes_ask_real</w:t>
+            </w:r>
+            <w:proofErr w:type="spellEnd"/>
+            <w:r>
+              <w:rPr>
+                <w:color w:val="595959"/>
+                <w:sz w:val="18"/>
+                <w:szCs w:val="18"/>
+              </w:rPr>
+              <w:t xml:space="preserve"> (after Maker fee). </w:t>
+            </w:r>
+            <w:proofErr w:type="spellStart"/>
+            <w:r>
+              <w:rPr>
+                <w:color w:val="595959"/>
+                <w:sz w:val="18"/>
+                <w:szCs w:val="18"/>
+              </w:rPr>
+              <w:t>edge_no</w:t>
+            </w:r>
+            <w:proofErr w:type="spellEnd"/>
+            <w:r>
+              <w:rPr>
+                <w:color w:val="595959"/>
+                <w:sz w:val="18"/>
+                <w:szCs w:val="18"/>
+              </w:rPr>
+              <w:t xml:space="preserve"> = (1-p_calibrated) - </w:t>
+            </w:r>
+            <w:proofErr w:type="spellStart"/>
+            <w:r>
+              <w:rPr>
+                <w:color w:val="595959"/>
+                <w:sz w:val="18"/>
+                <w:szCs w:val="18"/>
+              </w:rPr>
+              <w:t>no_ask_real</w:t>
+            </w:r>
+            <w:proofErr w:type="spellEnd"/>
+            <w:r>
+              <w:rPr>
+                <w:color w:val="595959"/>
+                <w:sz w:val="18"/>
+                <w:szCs w:val="18"/>
+              </w:rPr>
+              <w:t xml:space="preserve"> (after Maker fee).</w:t>
             </w:r>
           </w:p>
         </w:tc>
       </w:tr>
       <w:tr>
-        <w:tblPrEx>
-          <w:tblCellMar>
-            <w:top w:w="0" w:type="dxa"/>
-            <w:bottom w:w="0" w:type="dxa"/>
-          </w:tblCellMar>
-        </w:tblPrEx>
         <w:tc>
           <w:tcPr>
             <w:tcW w:w="3200" w:type="dxa"/>
@@ -7497,12 +9123,6 @@
         </w:tc>
       </w:tr>
       <w:tr>
-        <w:tblPrEx>
-          <w:tblCellMar>
-            <w:top w:w="0" w:type="dxa"/>
-            <w:bottom w:w="0" w:type="dxa"/>
-          </w:tblCellMar>
-        </w:tblPrEx>
         <w:tc>
           <w:tcPr>
             <w:tcW w:w="3200" w:type="dxa"/>
@@ -7587,18 +9207,30 @@
                 <w:sz w:val="18"/>
                 <w:szCs w:val="18"/>
               </w:rPr>
-              <w:t>15¢ minimum buy price on either side. Log as STRUCTURAL_BIAS_FLOOR. Confirmed by CESifo paper AND 0-32 postmortem independently.</w:t>
+              <w:t xml:space="preserve">15¢ minimum buy price on either side. Log as STRUCTURAL_BIAS_FLOOR. Confirmed by </w:t>
+            </w:r>
+            <w:proofErr w:type="spellStart"/>
+            <w:r>
+              <w:rPr>
+                <w:color w:val="595959"/>
+                <w:sz w:val="18"/>
+                <w:szCs w:val="18"/>
+              </w:rPr>
+              <w:t>CESifo</w:t>
+            </w:r>
+            <w:proofErr w:type="spellEnd"/>
+            <w:r>
+              <w:rPr>
+                <w:color w:val="595959"/>
+                <w:sz w:val="18"/>
+                <w:szCs w:val="18"/>
+              </w:rPr>
+              <w:t xml:space="preserve"> paper AND 0-32 postmortem independently.</w:t>
             </w:r>
           </w:p>
         </w:tc>
       </w:tr>
       <w:tr>
-        <w:tblPrEx>
-          <w:tblCellMar>
-            <w:top w:w="0" w:type="dxa"/>
-            <w:bottom w:w="0" w:type="dxa"/>
-          </w:tblCellMar>
-        </w:tblPrEx>
         <w:tc>
           <w:tcPr>
             <w:tcW w:w="3200" w:type="dxa"/>
@@ -7689,12 +9321,6 @@
         </w:tc>
       </w:tr>
       <w:tr>
-        <w:tblPrEx>
-          <w:tblCellMar>
-            <w:top w:w="0" w:type="dxa"/>
-            <w:bottom w:w="0" w:type="dxa"/>
-          </w:tblCellMar>
-        </w:tblPrEx>
         <w:tc>
           <w:tcPr>
             <w:tcW w:w="3200" w:type="dxa"/>
@@ -7785,12 +9411,6 @@
         </w:tc>
       </w:tr>
       <w:tr>
-        <w:tblPrEx>
-          <w:tblCellMar>
-            <w:top w:w="0" w:type="dxa"/>
-            <w:bottom w:w="0" w:type="dxa"/>
-          </w:tblCellMar>
-        </w:tblPrEx>
         <w:tc>
           <w:tcPr>
             <w:tcW w:w="3200" w:type="dxa"/>
@@ -7869,24 +9489,64 @@
             </w:tcMar>
           </w:tcPr>
           <w:p>
-            <w:r>
-              <w:rPr>
-                <w:color w:val="595959"/>
-                <w:sz w:val="18"/>
-                <w:szCs w:val="18"/>
-              </w:rPr>
-              <w:t>kelly_fraction = 0.25. Confirmed by CESifo paper + reference bot lessons. Do not change until backtest validates edge.</w:t>
+            <w:proofErr w:type="spellStart"/>
+            <w:r>
+              <w:rPr>
+                <w:color w:val="595959"/>
+                <w:sz w:val="18"/>
+                <w:szCs w:val="18"/>
+              </w:rPr>
+              <w:t>kelly_fraction</w:t>
+            </w:r>
+            <w:proofErr w:type="spellEnd"/>
+            <w:r>
+              <w:rPr>
+                <w:color w:val="595959"/>
+                <w:sz w:val="18"/>
+                <w:szCs w:val="18"/>
+              </w:rPr>
+              <w:t xml:space="preserve"> = 0.25. Confirmed by </w:t>
+            </w:r>
+            <w:proofErr w:type="spellStart"/>
+            <w:r>
+              <w:rPr>
+                <w:color w:val="595959"/>
+                <w:sz w:val="18"/>
+                <w:szCs w:val="18"/>
+              </w:rPr>
+              <w:t>CESifo</w:t>
+            </w:r>
+            <w:proofErr w:type="spellEnd"/>
+            <w:r>
+              <w:rPr>
+                <w:color w:val="595959"/>
+                <w:sz w:val="18"/>
+                <w:szCs w:val="18"/>
+              </w:rPr>
+              <w:t xml:space="preserve"> paper + reference bot lessons. Do not change until </w:t>
+            </w:r>
+            <w:proofErr w:type="spellStart"/>
+            <w:r>
+              <w:rPr>
+                <w:color w:val="595959"/>
+                <w:sz w:val="18"/>
+                <w:szCs w:val="18"/>
+              </w:rPr>
+              <w:t>backtest</w:t>
+            </w:r>
+            <w:proofErr w:type="spellEnd"/>
+            <w:r>
+              <w:rPr>
+                <w:color w:val="595959"/>
+                <w:sz w:val="18"/>
+                <w:szCs w:val="18"/>
+              </w:rPr>
+              <w:t xml:space="preserve"> validates edge.</w:t>
             </w:r>
           </w:p>
         </w:tc>
       </w:tr>
       <w:tr>
-        <w:tblPrEx>
-          <w:tblCellMar>
-            <w:top w:w="0" w:type="dxa"/>
-            <w:bottom w:w="0" w:type="dxa"/>
-          </w:tblCellMar>
-        </w:tblPrEx>
         <w:tc>
           <w:tcPr>
             <w:tcW w:w="3200" w:type="dxa"/>
@@ -7971,18 +9631,102 @@
                 <w:sz w:val="18"/>
                 <w:szCs w:val="18"/>
               </w:rPr>
-              <w:t>ticker, side, size, limit_price, expected_edge, expected_fee, expected_post_fee_ev, execution_type=maker</w:t>
+              <w:t xml:space="preserve">ticker, side, size, </w:t>
+            </w:r>
+            <w:proofErr w:type="spellStart"/>
+            <w:r>
+              <w:rPr>
+                <w:color w:val="595959"/>
+                <w:sz w:val="18"/>
+                <w:szCs w:val="18"/>
+              </w:rPr>
+              <w:t>limit_price</w:t>
+            </w:r>
+            <w:proofErr w:type="spellEnd"/>
+            <w:r>
+              <w:rPr>
+                <w:color w:val="595959"/>
+                <w:sz w:val="18"/>
+                <w:szCs w:val="18"/>
+              </w:rPr>
+              <w:t xml:space="preserve">, </w:t>
+            </w:r>
+            <w:proofErr w:type="spellStart"/>
+            <w:r>
+              <w:rPr>
+                <w:color w:val="595959"/>
+                <w:sz w:val="18"/>
+                <w:szCs w:val="18"/>
+              </w:rPr>
+              <w:t>expected_edge</w:t>
+            </w:r>
+            <w:proofErr w:type="spellEnd"/>
+            <w:r>
+              <w:rPr>
+                <w:color w:val="595959"/>
+                <w:sz w:val="18"/>
+                <w:szCs w:val="18"/>
+              </w:rPr>
+              <w:t xml:space="preserve">, </w:t>
+            </w:r>
+            <w:proofErr w:type="spellStart"/>
+            <w:r>
+              <w:rPr>
+                <w:color w:val="595959"/>
+                <w:sz w:val="18"/>
+                <w:szCs w:val="18"/>
+              </w:rPr>
+              <w:t>expected_fee</w:t>
+            </w:r>
+            <w:proofErr w:type="spellEnd"/>
+            <w:r>
+              <w:rPr>
+                <w:color w:val="595959"/>
+                <w:sz w:val="18"/>
+                <w:szCs w:val="18"/>
+              </w:rPr>
+              <w:t xml:space="preserve">, </w:t>
+            </w:r>
+            <w:proofErr w:type="spellStart"/>
+            <w:r>
+              <w:rPr>
+                <w:color w:val="595959"/>
+                <w:sz w:val="18"/>
+                <w:szCs w:val="18"/>
+              </w:rPr>
+              <w:t>expected_post_fee_ev</w:t>
+            </w:r>
+            <w:proofErr w:type="spellEnd"/>
+            <w:r>
+              <w:rPr>
+                <w:color w:val="595959"/>
+                <w:sz w:val="18"/>
+                <w:szCs w:val="18"/>
+              </w:rPr>
+              <w:t xml:space="preserve">, </w:t>
+            </w:r>
+            <w:proofErr w:type="spellStart"/>
+            <w:r>
+              <w:rPr>
+                <w:color w:val="595959"/>
+                <w:sz w:val="18"/>
+                <w:szCs w:val="18"/>
+              </w:rPr>
+              <w:t>execution_type</w:t>
+            </w:r>
+            <w:proofErr w:type="spellEnd"/>
+            <w:r>
+              <w:rPr>
+                <w:color w:val="595959"/>
+                <w:sz w:val="18"/>
+                <w:szCs w:val="18"/>
+              </w:rPr>
+              <w:t>=maker</w:t>
             </w:r>
           </w:p>
         </w:tc>
       </w:tr>
       <w:tr>
-        <w:tblPrEx>
-          <w:tblCellMar>
-            <w:top w:w="0" w:type="dxa"/>
-            <w:bottom w:w="0" w:type="dxa"/>
-          </w:tblCellMar>
-        </w:tblPrEx>
         <w:tc>
           <w:tcPr>
             <w:tcW w:w="9360" w:type="dxa"/>
@@ -8016,12 +9760,6 @@
         </w:tc>
       </w:tr>
       <w:tr>
-        <w:tblPrEx>
-          <w:tblCellMar>
-            <w:top w:w="0" w:type="dxa"/>
-            <w:bottom w:w="0" w:type="dxa"/>
-          </w:tblCellMar>
-        </w:tblPrEx>
         <w:tc>
           <w:tcPr>
             <w:tcW w:w="3200" w:type="dxa"/>
@@ -8106,7 +9844,25 @@
                 <w:sz w:val="18"/>
                 <w:szCs w:val="18"/>
               </w:rPr>
-              <w:t>Run CP1→CP3→CP4 against historical decision timestamps. Compare simulated orders to actual market outcomes. Net post-fee P&amp;L should match backtest within reasonable bounds.</w:t>
+              <w:t xml:space="preserve">Run CP1→CP3→CP4 against historical decision timestamps. Compare simulated orders to actual market outcomes. Net post-fee P&amp;L should match </w:t>
+            </w:r>
+            <w:proofErr w:type="spellStart"/>
+            <w:r>
+              <w:rPr>
+                <w:color w:val="595959"/>
+                <w:sz w:val="18"/>
+                <w:szCs w:val="18"/>
+              </w:rPr>
+              <w:t>backtest</w:t>
+            </w:r>
+            <w:proofErr w:type="spellEnd"/>
+            <w:r>
+              <w:rPr>
+                <w:color w:val="595959"/>
+                <w:sz w:val="18"/>
+                <w:szCs w:val="18"/>
+              </w:rPr>
+              <w:t xml:space="preserve"> within reasonable bounds.</w:t>
             </w:r>
           </w:p>
         </w:tc>
@@ -8162,12 +9918,6 @@
         <w:gridCol w:w="4760"/>
       </w:tblGrid>
       <w:tr>
-        <w:tblPrEx>
-          <w:tblCellMar>
-            <w:top w:w="0" w:type="dxa"/>
-            <w:bottom w:w="0" w:type="dxa"/>
-          </w:tblCellMar>
-        </w:tblPrEx>
         <w:tc>
           <w:tcPr>
             <w:tcW w:w="9360" w:type="dxa"/>
@@ -8201,12 +9951,6 @@
         </w:tc>
       </w:tr>
       <w:tr>
-        <w:tblPrEx>
-          <w:tblCellMar>
-            <w:top w:w="0" w:type="dxa"/>
-            <w:bottom w:w="0" w:type="dxa"/>
-          </w:tblCellMar>
-        </w:tblPrEx>
         <w:tc>
           <w:tcPr>
             <w:tcW w:w="3200" w:type="dxa"/>
@@ -8297,12 +10041,6 @@
         </w:tc>
       </w:tr>
       <w:tr>
-        <w:tblPrEx>
-          <w:tblCellMar>
-            <w:top w:w="0" w:type="dxa"/>
-            <w:bottom w:w="0" w:type="dxa"/>
-          </w:tblCellMar>
-        </w:tblPrEx>
         <w:tc>
           <w:tcPr>
             <w:tcW w:w="3200" w:type="dxa"/>
@@ -8387,18 +10125,120 @@
                 <w:sz w:val="18"/>
                 <w:szCs w:val="18"/>
               </w:rPr>
-              <w:t>ticker, station, target_date, our_fair_value, market_price, edge, simulated_order (side/size/limit), fee, would_have_filled, settlement_outcome, P&amp;L net of fees</w:t>
+              <w:t xml:space="preserve">ticker, station, </w:t>
+            </w:r>
+            <w:proofErr w:type="spellStart"/>
+            <w:r>
+              <w:rPr>
+                <w:color w:val="595959"/>
+                <w:sz w:val="18"/>
+                <w:szCs w:val="18"/>
+              </w:rPr>
+              <w:t>target_date</w:t>
+            </w:r>
+            <w:proofErr w:type="spellEnd"/>
+            <w:r>
+              <w:rPr>
+                <w:color w:val="595959"/>
+                <w:sz w:val="18"/>
+                <w:szCs w:val="18"/>
+              </w:rPr>
+              <w:t xml:space="preserve">, </w:t>
+            </w:r>
+            <w:proofErr w:type="spellStart"/>
+            <w:r>
+              <w:rPr>
+                <w:color w:val="595959"/>
+                <w:sz w:val="18"/>
+                <w:szCs w:val="18"/>
+              </w:rPr>
+              <w:t>our_fair_value</w:t>
+            </w:r>
+            <w:proofErr w:type="spellEnd"/>
+            <w:r>
+              <w:rPr>
+                <w:color w:val="595959"/>
+                <w:sz w:val="18"/>
+                <w:szCs w:val="18"/>
+              </w:rPr>
+              <w:t xml:space="preserve">, </w:t>
+            </w:r>
+            <w:proofErr w:type="spellStart"/>
+            <w:r>
+              <w:rPr>
+                <w:color w:val="595959"/>
+                <w:sz w:val="18"/>
+                <w:szCs w:val="18"/>
+              </w:rPr>
+              <w:t>market_price</w:t>
+            </w:r>
+            <w:proofErr w:type="spellEnd"/>
+            <w:r>
+              <w:rPr>
+                <w:color w:val="595959"/>
+                <w:sz w:val="18"/>
+                <w:szCs w:val="18"/>
+              </w:rPr>
+              <w:t xml:space="preserve">, edge, </w:t>
+            </w:r>
+            <w:proofErr w:type="spellStart"/>
+            <w:r>
+              <w:rPr>
+                <w:color w:val="595959"/>
+                <w:sz w:val="18"/>
+                <w:szCs w:val="18"/>
+              </w:rPr>
+              <w:t>simulated_order</w:t>
+            </w:r>
+            <w:proofErr w:type="spellEnd"/>
+            <w:r>
+              <w:rPr>
+                <w:color w:val="595959"/>
+                <w:sz w:val="18"/>
+                <w:szCs w:val="18"/>
+              </w:rPr>
+              <w:t xml:space="preserve"> (side/size/limit), fee, </w:t>
+            </w:r>
+            <w:proofErr w:type="spellStart"/>
+            <w:r>
+              <w:rPr>
+                <w:color w:val="595959"/>
+                <w:sz w:val="18"/>
+                <w:szCs w:val="18"/>
+              </w:rPr>
+              <w:t>would_have_filled</w:t>
+            </w:r>
+            <w:proofErr w:type="spellEnd"/>
+            <w:r>
+              <w:rPr>
+                <w:color w:val="595959"/>
+                <w:sz w:val="18"/>
+                <w:szCs w:val="18"/>
+              </w:rPr>
+              <w:t xml:space="preserve">, </w:t>
+            </w:r>
+            <w:proofErr w:type="spellStart"/>
+            <w:r>
+              <w:rPr>
+                <w:color w:val="595959"/>
+                <w:sz w:val="18"/>
+                <w:szCs w:val="18"/>
+              </w:rPr>
+              <w:t>settlement_outcome</w:t>
+            </w:r>
+            <w:proofErr w:type="spellEnd"/>
+            <w:r>
+              <w:rPr>
+                <w:color w:val="595959"/>
+                <w:sz w:val="18"/>
+                <w:szCs w:val="18"/>
+              </w:rPr>
+              <w:t>, P&amp;L net of fees</w:t>
             </w:r>
           </w:p>
         </w:tc>
       </w:tr>
       <w:tr>
-        <w:tblPrEx>
-          <w:tblCellMar>
-            <w:top w:w="0" w:type="dxa"/>
-            <w:bottom w:w="0" w:type="dxa"/>
-          </w:tblCellMar>
-        </w:tblPrEx>
         <w:tc>
           <w:tcPr>
             <w:tcW w:w="3200" w:type="dxa"/>
@@ -8483,18 +10323,30 @@
                 <w:sz w:val="18"/>
                 <w:szCs w:val="18"/>
               </w:rPr>
-              <w:t>Brier score on our probabilities vs market implied probabilities. Win/loss secondary.</w:t>
+              <w:t xml:space="preserve">Brier score on our </w:t>
+            </w:r>
+            <w:proofErr w:type="gramStart"/>
+            <w:r>
+              <w:rPr>
+                <w:color w:val="595959"/>
+                <w:sz w:val="18"/>
+                <w:szCs w:val="18"/>
+              </w:rPr>
+              <w:t>probabilities</w:t>
+            </w:r>
+            <w:proofErr w:type="gramEnd"/>
+            <w:r>
+              <w:rPr>
+                <w:color w:val="595959"/>
+                <w:sz w:val="18"/>
+                <w:szCs w:val="18"/>
+              </w:rPr>
+              <w:t xml:space="preserve"> vs market implied probabilities. Win/loss secondary.</w:t>
             </w:r>
           </w:p>
         </w:tc>
       </w:tr>
       <w:tr>
-        <w:tblPrEx>
-          <w:tblCellMar>
-            <w:top w:w="0" w:type="dxa"/>
-            <w:bottom w:w="0" w:type="dxa"/>
-          </w:tblCellMar>
-        </w:tblPrEx>
         <w:tc>
           <w:tcPr>
             <w:tcW w:w="3200" w:type="dxa"/>
@@ -8579,18 +10431,30 @@
                 <w:sz w:val="18"/>
                 <w:szCs w:val="18"/>
               </w:rPr>
-              <w:t>Paper trading P&amp;L matches backtest predictions over 2-3 weeks. Then small live deployment under tight caps.</w:t>
+              <w:t xml:space="preserve">Paper trading P&amp;L matches </w:t>
+            </w:r>
+            <w:proofErr w:type="spellStart"/>
+            <w:r>
+              <w:rPr>
+                <w:color w:val="595959"/>
+                <w:sz w:val="18"/>
+                <w:szCs w:val="18"/>
+              </w:rPr>
+              <w:t>backtest</w:t>
+            </w:r>
+            <w:proofErr w:type="spellEnd"/>
+            <w:r>
+              <w:rPr>
+                <w:color w:val="595959"/>
+                <w:sz w:val="18"/>
+                <w:szCs w:val="18"/>
+              </w:rPr>
+              <w:t xml:space="preserve"> predictions over 2-3 weeks. Then small live deployment under tight caps.</w:t>
             </w:r>
           </w:p>
         </w:tc>
       </w:tr>
       <w:tr>
-        <w:tblPrEx>
-          <w:tblCellMar>
-            <w:top w:w="0" w:type="dxa"/>
-            <w:bottom w:w="0" w:type="dxa"/>
-          </w:tblCellMar>
-        </w:tblPrEx>
         <w:tc>
           <w:tcPr>
             <w:tcW w:w="3200" w:type="dxa"/>
@@ -8615,6 +10479,7 @@
                 <w:sz w:val="18"/>
                 <w:szCs w:val="18"/>
               </w:rPr>
+              <w:lastRenderedPageBreak/>
               <w:t>Liquidity reality</w:t>
             </w:r>
           </w:p>
@@ -8704,7 +10569,15 @@
         <w:spacing w:before="40" w:after="40"/>
       </w:pPr>
       <w:r>
-        <w:t>Week 1: CP1 hardening + CP2 scanner (paper mode) — independent, run in parallel</w:t>
+        <w:t xml:space="preserve">Week 1: CP1 hardening + CP2 scanner (paper </w:t>
+      </w:r>
+      <w:proofErr w:type="gramStart"/>
+      <w:r>
+        <w:t>mode) —</w:t>
+      </w:r>
+      <w:proofErr w:type="gramEnd"/>
+      <w:r>
+        <w:t xml:space="preserve"> independent, run in parallel</w:t>
       </w:r>
     </w:p>
     <w:p>
@@ -8782,6 +10655,7 @@
         <w:pStyle w:val="Heading1"/>
       </w:pPr>
       <w:r>
+        <w:lastRenderedPageBreak/>
         <w:t>4. Phase B — Parallel Ensemble Architecture</w:t>
       </w:r>
     </w:p>
@@ -8807,12 +10681,6 @@
         <w:gridCol w:w="9360"/>
       </w:tblGrid>
       <w:tr>
-        <w:tblPrEx>
-          <w:tblCellMar>
-            <w:top w:w="0" w:type="dxa"/>
-            <w:bottom w:w="0" w:type="dxa"/>
-          </w:tblCellMar>
-        </w:tblPrEx>
         <w:tc>
           <w:tcPr>
             <w:tcW w:w="0" w:type="auto"/>
@@ -8837,7 +10705,25 @@
                 <w:sz w:val="19"/>
                 <w:szCs w:val="19"/>
               </w:rPr>
-              <w:t>START CONDITION: Phase A acceptance gate has passed. Single-line system is live, tracking backtest, and showing validated edge. Do NOT start Phase B until this is confirmed. Adding complexity before validation means you cannot measure whether the addition helps.</w:t>
+              <w:t xml:space="preserve">START CONDITION: Phase A acceptance gate has passed. Single-line system is live, tracking </w:t>
+            </w:r>
+            <w:proofErr w:type="spellStart"/>
+            <w:r>
+              <w:rPr>
+                <w:color w:val="1B3A6B"/>
+                <w:sz w:val="19"/>
+                <w:szCs w:val="19"/>
+              </w:rPr>
+              <w:t>backtest</w:t>
+            </w:r>
+            <w:proofErr w:type="spellEnd"/>
+            <w:r>
+              <w:rPr>
+                <w:color w:val="1B3A6B"/>
+                <w:sz w:val="19"/>
+                <w:szCs w:val="19"/>
+              </w:rPr>
+              <w:t>, and showing validated edge. Do NOT start Phase B until this is confirmed. Adding complexity before validation means you cannot measure whether the addition helps.</w:t>
             </w:r>
           </w:p>
         </w:tc>
@@ -8893,12 +10779,6 @@
         <w:gridCol w:w="4760"/>
       </w:tblGrid>
       <w:tr>
-        <w:tblPrEx>
-          <w:tblCellMar>
-            <w:top w:w="0" w:type="dxa"/>
-            <w:bottom w:w="0" w:type="dxa"/>
-          </w:tblCellMar>
-        </w:tblPrEx>
         <w:tc>
           <w:tcPr>
             <w:tcW w:w="9360" w:type="dxa"/>
@@ -8926,18 +10806,34 @@
                 <w:sz w:val="18"/>
                 <w:szCs w:val="18"/>
               </w:rPr>
-              <w:t>Predictor Box A: XGBoost Regressor</w:t>
+              <w:t xml:space="preserve">Predictor Box A: </w:t>
+            </w:r>
+            <w:proofErr w:type="spellStart"/>
+            <w:r>
+              <w:rPr>
+                <w:b/>
+                <w:bCs/>
+                <w:color w:val="1B3A6B"/>
+                <w:sz w:val="18"/>
+                <w:szCs w:val="18"/>
+              </w:rPr>
+              <w:t>XGBoost</w:t>
+            </w:r>
+            <w:proofErr w:type="spellEnd"/>
+            <w:r>
+              <w:rPr>
+                <w:b/>
+                <w:bCs/>
+                <w:color w:val="1B3A6B"/>
+                <w:sz w:val="18"/>
+                <w:szCs w:val="18"/>
+              </w:rPr>
+              <w:t xml:space="preserve"> Regressor</w:t>
             </w:r>
           </w:p>
         </w:tc>
       </w:tr>
       <w:tr>
-        <w:tblPrEx>
-          <w:tblCellMar>
-            <w:top w:w="0" w:type="dxa"/>
-            <w:bottom w:w="0" w:type="dxa"/>
-          </w:tblCellMar>
-        </w:tblPrEx>
         <w:tc>
           <w:tcPr>
             <w:tcW w:w="3200" w:type="dxa"/>
@@ -9016,24 +10912,64 @@
             </w:tcMar>
           </w:tcPr>
           <w:p>
-            <w:r>
-              <w:rPr>
-                <w:color w:val="595959"/>
-                <w:sz w:val="18"/>
-                <w:szCs w:val="18"/>
-              </w:rPr>
-              <w:t>XGBRegressor trained on weather_gold_city_day_features. Predicts tmax_f point estimate.</w:t>
+            <w:proofErr w:type="spellStart"/>
+            <w:r>
+              <w:rPr>
+                <w:color w:val="595959"/>
+                <w:sz w:val="18"/>
+                <w:szCs w:val="18"/>
+              </w:rPr>
+              <w:t>XGBRegressor</w:t>
+            </w:r>
+            <w:proofErr w:type="spellEnd"/>
+            <w:r>
+              <w:rPr>
+                <w:color w:val="595959"/>
+                <w:sz w:val="18"/>
+                <w:szCs w:val="18"/>
+              </w:rPr>
+              <w:t xml:space="preserve"> trained on </w:t>
+            </w:r>
+            <w:proofErr w:type="spellStart"/>
+            <w:r>
+              <w:rPr>
+                <w:color w:val="595959"/>
+                <w:sz w:val="18"/>
+                <w:szCs w:val="18"/>
+              </w:rPr>
+              <w:t>weather_gold_city_day_features</w:t>
+            </w:r>
+            <w:proofErr w:type="spellEnd"/>
+            <w:r>
+              <w:rPr>
+                <w:color w:val="595959"/>
+                <w:sz w:val="18"/>
+                <w:szCs w:val="18"/>
+              </w:rPr>
+              <w:t xml:space="preserve">. Predicts </w:t>
+            </w:r>
+            <w:proofErr w:type="spellStart"/>
+            <w:r>
+              <w:rPr>
+                <w:color w:val="595959"/>
+                <w:sz w:val="18"/>
+                <w:szCs w:val="18"/>
+              </w:rPr>
+              <w:t>tmax_f</w:t>
+            </w:r>
+            <w:proofErr w:type="spellEnd"/>
+            <w:r>
+              <w:rPr>
+                <w:color w:val="595959"/>
+                <w:sz w:val="18"/>
+                <w:szCs w:val="18"/>
+              </w:rPr>
+              <w:t xml:space="preserve"> point estimate.</w:t>
             </w:r>
           </w:p>
         </w:tc>
       </w:tr>
       <w:tr>
-        <w:tblPrEx>
-          <w:tblCellMar>
-            <w:top w:w="0" w:type="dxa"/>
-            <w:bottom w:w="0" w:type="dxa"/>
-          </w:tblCellMar>
-        </w:tblPrEx>
         <w:tc>
           <w:tcPr>
             <w:tcW w:w="3200" w:type="dxa"/>
@@ -9118,18 +11054,76 @@
                 <w:sz w:val="18"/>
                 <w:szCs w:val="18"/>
               </w:rPr>
-              <w:t>All Gold layer features: NWS forecast, Open-Meteo, phase 2 flags (sea_breeze, storm, cloud_timing), station metadata, seasonal encodings, lead_time</w:t>
-            </w:r>
+              <w:t>All Gold layer features: NWS forecast, Open-</w:t>
+            </w:r>
+            <w:proofErr w:type="spellStart"/>
+            <w:r>
+              <w:rPr>
+                <w:color w:val="595959"/>
+                <w:sz w:val="18"/>
+                <w:szCs w:val="18"/>
+              </w:rPr>
+              <w:t>Meteo</w:t>
+            </w:r>
+            <w:proofErr w:type="spellEnd"/>
+            <w:r>
+              <w:rPr>
+                <w:color w:val="595959"/>
+                <w:sz w:val="18"/>
+                <w:szCs w:val="18"/>
+              </w:rPr>
+              <w:t>, phase 2 flags (</w:t>
+            </w:r>
+            <w:proofErr w:type="spellStart"/>
+            <w:r>
+              <w:rPr>
+                <w:color w:val="595959"/>
+                <w:sz w:val="18"/>
+                <w:szCs w:val="18"/>
+              </w:rPr>
+              <w:t>sea_breeze</w:t>
+            </w:r>
+            <w:proofErr w:type="spellEnd"/>
+            <w:r>
+              <w:rPr>
+                <w:color w:val="595959"/>
+                <w:sz w:val="18"/>
+                <w:szCs w:val="18"/>
+              </w:rPr>
+              <w:t xml:space="preserve">, storm, </w:t>
+            </w:r>
+            <w:proofErr w:type="spellStart"/>
+            <w:r>
+              <w:rPr>
+                <w:color w:val="595959"/>
+                <w:sz w:val="18"/>
+                <w:szCs w:val="18"/>
+              </w:rPr>
+              <w:t>cloud_timing</w:t>
+            </w:r>
+            <w:proofErr w:type="spellEnd"/>
+            <w:r>
+              <w:rPr>
+                <w:color w:val="595959"/>
+                <w:sz w:val="18"/>
+                <w:szCs w:val="18"/>
+              </w:rPr>
+              <w:t xml:space="preserve">), station metadata, seasonal encodings, </w:t>
+            </w:r>
+            <w:proofErr w:type="spellStart"/>
+            <w:r>
+              <w:rPr>
+                <w:color w:val="595959"/>
+                <w:sz w:val="18"/>
+                <w:szCs w:val="18"/>
+              </w:rPr>
+              <w:t>lead_time</w:t>
+            </w:r>
+            <w:proofErr w:type="spellEnd"/>
           </w:p>
         </w:tc>
       </w:tr>
       <w:tr>
-        <w:tblPrEx>
-          <w:tblCellMar>
-            <w:top w:w="0" w:type="dxa"/>
-            <w:bottom w:w="0" w:type="dxa"/>
-          </w:tblCellMar>
-        </w:tblPrEx>
         <w:tc>
           <w:tcPr>
             <w:tcW w:w="3200" w:type="dxa"/>
@@ -9214,18 +11208,40 @@
                 <w:sz w:val="18"/>
                 <w:szCs w:val="18"/>
               </w:rPr>
-              <w:t>train_production_model.py runs offline weekly on historical post-2000 data. Exports xgb_model.json.</w:t>
+              <w:t xml:space="preserve">train_production_model.py runs offline weekly on historical post-2000 data. Exports </w:t>
+            </w:r>
+            <w:proofErr w:type="spellStart"/>
+            <w:r>
+              <w:rPr>
+                <w:color w:val="595959"/>
+                <w:sz w:val="18"/>
+                <w:szCs w:val="18"/>
+              </w:rPr>
+              <w:t>xgb_</w:t>
+            </w:r>
+            <w:proofErr w:type="gramStart"/>
+            <w:r>
+              <w:rPr>
+                <w:color w:val="595959"/>
+                <w:sz w:val="18"/>
+                <w:szCs w:val="18"/>
+              </w:rPr>
+              <w:t>model.json</w:t>
+            </w:r>
+            <w:proofErr w:type="spellEnd"/>
+            <w:proofErr w:type="gramEnd"/>
+            <w:r>
+              <w:rPr>
+                <w:color w:val="595959"/>
+                <w:sz w:val="18"/>
+                <w:szCs w:val="18"/>
+              </w:rPr>
+              <w:t>.</w:t>
             </w:r>
           </w:p>
         </w:tc>
       </w:tr>
       <w:tr>
-        <w:tblPrEx>
-          <w:tblCellMar>
-            <w:top w:w="0" w:type="dxa"/>
-            <w:bottom w:w="0" w:type="dxa"/>
-          </w:tblCellMar>
-        </w:tblPrEx>
         <w:tc>
           <w:tcPr>
             <w:tcW w:w="3200" w:type="dxa"/>
@@ -9316,12 +11332,6 @@
         </w:tc>
       </w:tr>
       <w:tr>
-        <w:tblPrEx>
-          <w:tblCellMar>
-            <w:top w:w="0" w:type="dxa"/>
-            <w:bottom w:w="0" w:type="dxa"/>
-          </w:tblCellMar>
-        </w:tblPrEx>
         <w:tc>
           <w:tcPr>
             <w:tcW w:w="9360" w:type="dxa"/>
@@ -9349,18 +11359,34 @@
                 <w:sz w:val="18"/>
                 <w:szCs w:val="18"/>
               </w:rPr>
-              <w:t>Predictor Box B: CatBoost Regressor</w:t>
+              <w:t xml:space="preserve">Predictor Box B: </w:t>
+            </w:r>
+            <w:proofErr w:type="spellStart"/>
+            <w:r>
+              <w:rPr>
+                <w:b/>
+                <w:bCs/>
+                <w:color w:val="1B3A6B"/>
+                <w:sz w:val="18"/>
+                <w:szCs w:val="18"/>
+              </w:rPr>
+              <w:t>CatBoost</w:t>
+            </w:r>
+            <w:proofErr w:type="spellEnd"/>
+            <w:r>
+              <w:rPr>
+                <w:b/>
+                <w:bCs/>
+                <w:color w:val="1B3A6B"/>
+                <w:sz w:val="18"/>
+                <w:szCs w:val="18"/>
+              </w:rPr>
+              <w:t xml:space="preserve"> Regressor</w:t>
             </w:r>
           </w:p>
         </w:tc>
       </w:tr>
       <w:tr>
-        <w:tblPrEx>
-          <w:tblCellMar>
-            <w:top w:w="0" w:type="dxa"/>
-            <w:bottom w:w="0" w:type="dxa"/>
-          </w:tblCellMar>
-        </w:tblPrEx>
         <w:tc>
           <w:tcPr>
             <w:tcW w:w="3200" w:type="dxa"/>
@@ -9439,24 +11465,64 @@
             </w:tcMar>
           </w:tcPr>
           <w:p>
-            <w:r>
-              <w:rPr>
-                <w:color w:val="595959"/>
-                <w:sz w:val="18"/>
-                <w:szCs w:val="18"/>
-              </w:rPr>
-              <w:t>CatBoostRegressor — handles categorical features (station_code, season, era_id) natively without one-hot encoding memory blowup.</w:t>
+            <w:proofErr w:type="spellStart"/>
+            <w:r>
+              <w:rPr>
+                <w:color w:val="595959"/>
+                <w:sz w:val="18"/>
+                <w:szCs w:val="18"/>
+              </w:rPr>
+              <w:t>CatBoostRegressor</w:t>
+            </w:r>
+            <w:proofErr w:type="spellEnd"/>
+            <w:r>
+              <w:rPr>
+                <w:color w:val="595959"/>
+                <w:sz w:val="18"/>
+                <w:szCs w:val="18"/>
+              </w:rPr>
+              <w:t xml:space="preserve"> — handles categorical features (</w:t>
+            </w:r>
+            <w:proofErr w:type="spellStart"/>
+            <w:r>
+              <w:rPr>
+                <w:color w:val="595959"/>
+                <w:sz w:val="18"/>
+                <w:szCs w:val="18"/>
+              </w:rPr>
+              <w:t>station_code</w:t>
+            </w:r>
+            <w:proofErr w:type="spellEnd"/>
+            <w:r>
+              <w:rPr>
+                <w:color w:val="595959"/>
+                <w:sz w:val="18"/>
+                <w:szCs w:val="18"/>
+              </w:rPr>
+              <w:t xml:space="preserve">, season, </w:t>
+            </w:r>
+            <w:proofErr w:type="spellStart"/>
+            <w:r>
+              <w:rPr>
+                <w:color w:val="595959"/>
+                <w:sz w:val="18"/>
+                <w:szCs w:val="18"/>
+              </w:rPr>
+              <w:t>era_id</w:t>
+            </w:r>
+            <w:proofErr w:type="spellEnd"/>
+            <w:r>
+              <w:rPr>
+                <w:color w:val="595959"/>
+                <w:sz w:val="18"/>
+                <w:szCs w:val="18"/>
+              </w:rPr>
+              <w:t>) natively without one-hot encoding memory blowup.</w:t>
             </w:r>
           </w:p>
         </w:tc>
       </w:tr>
       <w:tr>
-        <w:tblPrEx>
-          <w:tblCellMar>
-            <w:top w:w="0" w:type="dxa"/>
-            <w:bottom w:w="0" w:type="dxa"/>
-          </w:tblCellMar>
-        </w:tblPrEx>
         <w:tc>
           <w:tcPr>
             <w:tcW w:w="3200" w:type="dxa"/>
@@ -9541,18 +11607,66 @@
                 <w:sz w:val="18"/>
                 <w:szCs w:val="18"/>
               </w:rPr>
-              <w:t>Same feature set as XGBoost. Exports cat_model.cbm. Uses same train/val split for honest comparison.</w:t>
+              <w:t xml:space="preserve">Same feature set as </w:t>
+            </w:r>
+            <w:proofErr w:type="spellStart"/>
+            <w:r>
+              <w:rPr>
+                <w:color w:val="595959"/>
+                <w:sz w:val="18"/>
+                <w:szCs w:val="18"/>
+              </w:rPr>
+              <w:t>XGBoost</w:t>
+            </w:r>
+            <w:proofErr w:type="spellEnd"/>
+            <w:r>
+              <w:rPr>
+                <w:color w:val="595959"/>
+                <w:sz w:val="18"/>
+                <w:szCs w:val="18"/>
+              </w:rPr>
+              <w:t xml:space="preserve">. Exports </w:t>
+            </w:r>
+            <w:proofErr w:type="spellStart"/>
+            <w:r>
+              <w:rPr>
+                <w:color w:val="595959"/>
+                <w:sz w:val="18"/>
+                <w:szCs w:val="18"/>
+              </w:rPr>
+              <w:t>cat_model.cbm</w:t>
+            </w:r>
+            <w:proofErr w:type="spellEnd"/>
+            <w:r>
+              <w:rPr>
+                <w:color w:val="595959"/>
+                <w:sz w:val="18"/>
+                <w:szCs w:val="18"/>
+              </w:rPr>
+              <w:t>. Uses same train/</w:t>
+            </w:r>
+            <w:proofErr w:type="spellStart"/>
+            <w:r>
+              <w:rPr>
+                <w:color w:val="595959"/>
+                <w:sz w:val="18"/>
+                <w:szCs w:val="18"/>
+              </w:rPr>
+              <w:t>val</w:t>
+            </w:r>
+            <w:proofErr w:type="spellEnd"/>
+            <w:r>
+              <w:rPr>
+                <w:color w:val="595959"/>
+                <w:sz w:val="18"/>
+                <w:szCs w:val="18"/>
+              </w:rPr>
+              <w:t xml:space="preserve"> split for honest comparison.</w:t>
             </w:r>
           </w:p>
         </w:tc>
       </w:tr>
       <w:tr>
-        <w:tblPrEx>
-          <w:tblCellMar>
-            <w:top w:w="0" w:type="dxa"/>
-            <w:bottom w:w="0" w:type="dxa"/>
-          </w:tblCellMar>
-        </w:tblPrEx>
         <w:tc>
           <w:tcPr>
             <w:tcW w:w="3200" w:type="dxa"/>
@@ -9637,18 +11751,66 @@
                 <w:sz w:val="18"/>
                 <w:szCs w:val="18"/>
               </w:rPr>
-              <w:t>Must add measurable information beyond XGBoost alone. If correlation between XGBoost and CatBoost errors is &gt;0.95, they are not meaningfully independent.</w:t>
+              <w:t xml:space="preserve">Must add measurable information beyond </w:t>
+            </w:r>
+            <w:proofErr w:type="spellStart"/>
+            <w:r>
+              <w:rPr>
+                <w:color w:val="595959"/>
+                <w:sz w:val="18"/>
+                <w:szCs w:val="18"/>
+              </w:rPr>
+              <w:t>XGBoost</w:t>
+            </w:r>
+            <w:proofErr w:type="spellEnd"/>
+            <w:r>
+              <w:rPr>
+                <w:color w:val="595959"/>
+                <w:sz w:val="18"/>
+                <w:szCs w:val="18"/>
+              </w:rPr>
+              <w:t xml:space="preserve"> alone. If correlation between </w:t>
+            </w:r>
+            <w:proofErr w:type="spellStart"/>
+            <w:r>
+              <w:rPr>
+                <w:color w:val="595959"/>
+                <w:sz w:val="18"/>
+                <w:szCs w:val="18"/>
+              </w:rPr>
+              <w:t>XGBoost</w:t>
+            </w:r>
+            <w:proofErr w:type="spellEnd"/>
+            <w:r>
+              <w:rPr>
+                <w:color w:val="595959"/>
+                <w:sz w:val="18"/>
+                <w:szCs w:val="18"/>
+              </w:rPr>
+              <w:t xml:space="preserve"> and </w:t>
+            </w:r>
+            <w:proofErr w:type="spellStart"/>
+            <w:r>
+              <w:rPr>
+                <w:color w:val="595959"/>
+                <w:sz w:val="18"/>
+                <w:szCs w:val="18"/>
+              </w:rPr>
+              <w:t>CatBoost</w:t>
+            </w:r>
+            <w:proofErr w:type="spellEnd"/>
+            <w:r>
+              <w:rPr>
+                <w:color w:val="595959"/>
+                <w:sz w:val="18"/>
+                <w:szCs w:val="18"/>
+              </w:rPr>
+              <w:t xml:space="preserve"> errors is &gt;0.95, they are not meaningfully independent.</w:t>
             </w:r>
           </w:p>
         </w:tc>
       </w:tr>
       <w:tr>
-        <w:tblPrEx>
-          <w:tblCellMar>
-            <w:top w:w="0" w:type="dxa"/>
-            <w:bottom w:w="0" w:type="dxa"/>
-          </w:tblCellMar>
-        </w:tblPrEx>
         <w:tc>
           <w:tcPr>
             <w:tcW w:w="9360" w:type="dxa"/>
@@ -9682,12 +11844,6 @@
         </w:tc>
       </w:tr>
       <w:tr>
-        <w:tblPrEx>
-          <w:tblCellMar>
-            <w:top w:w="0" w:type="dxa"/>
-            <w:bottom w:w="0" w:type="dxa"/>
-          </w:tblCellMar>
-        </w:tblPrEx>
         <w:tc>
           <w:tcPr>
             <w:tcW w:w="3200" w:type="dxa"/>
@@ -9772,18 +11928,66 @@
                 <w:sz w:val="18"/>
                 <w:szCs w:val="18"/>
               </w:rPr>
-              <w:t>Start 50/50 XGBoost + CatBoost. Fit optimal weights from holdout performance (stacking) — do not assume 40/40/20 from docs without validating.</w:t>
+              <w:t xml:space="preserve">Start 50/50 </w:t>
+            </w:r>
+            <w:proofErr w:type="spellStart"/>
+            <w:r>
+              <w:rPr>
+                <w:color w:val="595959"/>
+                <w:sz w:val="18"/>
+                <w:szCs w:val="18"/>
+              </w:rPr>
+              <w:t>XGBoost</w:t>
+            </w:r>
+            <w:proofErr w:type="spellEnd"/>
+            <w:r>
+              <w:rPr>
+                <w:color w:val="595959"/>
+                <w:sz w:val="18"/>
+                <w:szCs w:val="18"/>
+              </w:rPr>
+              <w:t xml:space="preserve"> + </w:t>
+            </w:r>
+            <w:proofErr w:type="spellStart"/>
+            <w:r>
+              <w:rPr>
+                <w:color w:val="595959"/>
+                <w:sz w:val="18"/>
+                <w:szCs w:val="18"/>
+              </w:rPr>
+              <w:t>CatBoost</w:t>
+            </w:r>
+            <w:proofErr w:type="spellEnd"/>
+            <w:r>
+              <w:rPr>
+                <w:color w:val="595959"/>
+                <w:sz w:val="18"/>
+                <w:szCs w:val="18"/>
+              </w:rPr>
+              <w:t>. Fit optimal weights from holdout performance (</w:t>
+            </w:r>
+            <w:proofErr w:type="gramStart"/>
+            <w:r>
+              <w:rPr>
+                <w:color w:val="595959"/>
+                <w:sz w:val="18"/>
+                <w:szCs w:val="18"/>
+              </w:rPr>
+              <w:t>stacking) —</w:t>
+            </w:r>
+            <w:proofErr w:type="gramEnd"/>
+            <w:r>
+              <w:rPr>
+                <w:color w:val="595959"/>
+                <w:sz w:val="18"/>
+                <w:szCs w:val="18"/>
+              </w:rPr>
+              <w:t xml:space="preserve"> do not assume 40/40/20 from docs without validating.</w:t>
             </w:r>
           </w:p>
         </w:tc>
       </w:tr>
       <w:tr>
-        <w:tblPrEx>
-          <w:tblCellMar>
-            <w:top w:w="0" w:type="dxa"/>
-            <w:bottom w:w="0" w:type="dxa"/>
-          </w:tblCellMar>
-        </w:tblPrEx>
         <w:tc>
           <w:tcPr>
             <w:tcW w:w="3200" w:type="dxa"/>
@@ -9911,12 +12115,6 @@
         <w:gridCol w:w="4760"/>
       </w:tblGrid>
       <w:tr>
-        <w:tblPrEx>
-          <w:tblCellMar>
-            <w:top w:w="0" w:type="dxa"/>
-            <w:bottom w:w="0" w:type="dxa"/>
-          </w:tblCellMar>
-        </w:tblPrEx>
         <w:tc>
           <w:tcPr>
             <w:tcW w:w="9360" w:type="dxa"/>
@@ -9936,6 +12134,17 @@
             </w:tcMar>
           </w:tcPr>
           <w:p>
+            <w:pPr>
+              <w:rPr>
+                <w:b/>
+                <w:bCs/>
+                <w:color w:val="1B3A6B"/>
+                <w:sz w:val="18"/>
+                <w:szCs w:val="18"/>
+              </w:rPr>
+            </w:pPr>
+          </w:p>
+          <w:p>
             <w:r>
               <w:rPr>
                 <w:b/>
@@ -9950,12 +12159,6 @@
         </w:tc>
       </w:tr>
       <w:tr>
-        <w:tblPrEx>
-          <w:tblCellMar>
-            <w:top w:w="0" w:type="dxa"/>
-            <w:bottom w:w="0" w:type="dxa"/>
-          </w:tblCellMar>
-        </w:tblPrEx>
         <w:tc>
           <w:tcPr>
             <w:tcW w:w="3200" w:type="dxa"/>
@@ -10040,18 +12243,84 @@
                 <w:sz w:val="18"/>
                 <w:szCs w:val="18"/>
               </w:rPr>
-              <w:t>Standard brackets close to the blended mean. stats.norm.cdf(strike_h) - stats.norm.cdf(strike_l)</w:t>
+              <w:t xml:space="preserve">Standard brackets close to the blended mean. </w:t>
+            </w:r>
+            <w:proofErr w:type="spellStart"/>
+            <w:r>
+              <w:rPr>
+                <w:color w:val="595959"/>
+                <w:sz w:val="18"/>
+                <w:szCs w:val="18"/>
+              </w:rPr>
+              <w:t>stats.norm.cdf</w:t>
+            </w:r>
+            <w:proofErr w:type="spellEnd"/>
+            <w:r>
+              <w:rPr>
+                <w:color w:val="595959"/>
+                <w:sz w:val="18"/>
+                <w:szCs w:val="18"/>
+              </w:rPr>
+              <w:t>(</w:t>
+            </w:r>
+            <w:proofErr w:type="spellStart"/>
+            <w:r>
+              <w:rPr>
+                <w:color w:val="595959"/>
+                <w:sz w:val="18"/>
+                <w:szCs w:val="18"/>
+              </w:rPr>
+              <w:t>strike_h</w:t>
+            </w:r>
+            <w:proofErr w:type="spellEnd"/>
+            <w:r>
+              <w:rPr>
+                <w:color w:val="595959"/>
+                <w:sz w:val="18"/>
+                <w:szCs w:val="18"/>
+              </w:rPr>
+              <w:t xml:space="preserve">) - </w:t>
+            </w:r>
+            <w:proofErr w:type="spellStart"/>
+            <w:r>
+              <w:rPr>
+                <w:color w:val="595959"/>
+                <w:sz w:val="18"/>
+                <w:szCs w:val="18"/>
+              </w:rPr>
+              <w:t>stats.norm.cdf</w:t>
+            </w:r>
+            <w:proofErr w:type="spellEnd"/>
+            <w:r>
+              <w:rPr>
+                <w:color w:val="595959"/>
+                <w:sz w:val="18"/>
+                <w:szCs w:val="18"/>
+              </w:rPr>
+              <w:t>(</w:t>
+            </w:r>
+            <w:proofErr w:type="spellStart"/>
+            <w:r>
+              <w:rPr>
+                <w:color w:val="595959"/>
+                <w:sz w:val="18"/>
+                <w:szCs w:val="18"/>
+              </w:rPr>
+              <w:t>strike_l</w:t>
+            </w:r>
+            <w:proofErr w:type="spellEnd"/>
+            <w:r>
+              <w:rPr>
+                <w:color w:val="595959"/>
+                <w:sz w:val="18"/>
+                <w:szCs w:val="18"/>
+              </w:rPr>
+              <w:t>)</w:t>
             </w:r>
           </w:p>
         </w:tc>
       </w:tr>
       <w:tr>
-        <w:tblPrEx>
-          <w:tblCellMar>
-            <w:top w:w="0" w:type="dxa"/>
-            <w:bottom w:w="0" w:type="dxa"/>
-          </w:tblCellMar>
-        </w:tblPrEx>
         <w:tc>
           <w:tcPr>
             <w:tcW w:w="3200" w:type="dxa"/>
@@ -10136,18 +12405,30 @@
                 <w:sz w:val="18"/>
                 <w:szCs w:val="18"/>
               </w:rPr>
-              <w:t>Time-decayed sigma from CP4 hour-angle decay function</w:t>
+              <w:t>Time-decayed sigma from CP4 hour</w:t>
+            </w:r>
+            <w:proofErr w:type="gramStart"/>
+            <w:r>
+              <w:rPr>
+                <w:color w:val="595959"/>
+                <w:sz w:val="18"/>
+                <w:szCs w:val="18"/>
+              </w:rPr>
+              <w:t>-angle</w:t>
+            </w:r>
+            <w:proofErr w:type="gramEnd"/>
+            <w:r>
+              <w:rPr>
+                <w:color w:val="595959"/>
+                <w:sz w:val="18"/>
+                <w:szCs w:val="18"/>
+              </w:rPr>
+              <w:t xml:space="preserve"> decay function</w:t>
             </w:r>
           </w:p>
         </w:tc>
       </w:tr>
       <w:tr>
-        <w:tblPrEx>
-          <w:tblCellMar>
-            <w:top w:w="0" w:type="dxa"/>
-            <w:bottom w:w="0" w:type="dxa"/>
-          </w:tblCellMar>
-        </w:tblPrEx>
         <w:tc>
           <w:tcPr>
             <w:tcW w:w="9360" w:type="dxa"/>
@@ -10175,18 +12456,35 @@
                 <w:sz w:val="18"/>
                 <w:szCs w:val="18"/>
               </w:rPr>
-              <w:t>Distribution Line B: Student's t-Distribution (df=5)</w:t>
+              <w:lastRenderedPageBreak/>
+              <w:t>Distribution Line B: Student's t-Distribution (</w:t>
+            </w:r>
+            <w:proofErr w:type="spellStart"/>
+            <w:r>
+              <w:rPr>
+                <w:b/>
+                <w:bCs/>
+                <w:color w:val="1B3A6B"/>
+                <w:sz w:val="18"/>
+                <w:szCs w:val="18"/>
+              </w:rPr>
+              <w:t>df</w:t>
+            </w:r>
+            <w:proofErr w:type="spellEnd"/>
+            <w:r>
+              <w:rPr>
+                <w:b/>
+                <w:bCs/>
+                <w:color w:val="1B3A6B"/>
+                <w:sz w:val="18"/>
+                <w:szCs w:val="18"/>
+              </w:rPr>
+              <w:t>=5)</w:t>
             </w:r>
           </w:p>
         </w:tc>
       </w:tr>
       <w:tr>
-        <w:tblPrEx>
-          <w:tblCellMar>
-            <w:top w:w="0" w:type="dxa"/>
-            <w:bottom w:w="0" w:type="dxa"/>
-          </w:tblCellMar>
-        </w:tblPrEx>
         <w:tc>
           <w:tcPr>
             <w:tcW w:w="3200" w:type="dxa"/>
@@ -10277,12 +12575,6 @@
         </w:tc>
       </w:tr>
       <w:tr>
-        <w:tblPrEx>
-          <w:tblCellMar>
-            <w:top w:w="0" w:type="dxa"/>
-            <w:bottom w:w="0" w:type="dxa"/>
-          </w:tblCellMar>
-        </w:tblPrEx>
         <w:tc>
           <w:tcPr>
             <w:tcW w:w="3200" w:type="dxa"/>
@@ -10367,18 +12659,30 @@
                 <w:sz w:val="18"/>
                 <w:szCs w:val="18"/>
               </w:rPr>
-              <w:t>Tail buckets are where favorite-longshot mispricing concentrates (CESifo). Normal distribution systematically underestimates these — confirmed by 0-32 postmortem.</w:t>
+              <w:t>Tail buckets are where favorite-longshot mispricing concentrates (</w:t>
+            </w:r>
+            <w:proofErr w:type="spellStart"/>
+            <w:r>
+              <w:rPr>
+                <w:color w:val="595959"/>
+                <w:sz w:val="18"/>
+                <w:szCs w:val="18"/>
+              </w:rPr>
+              <w:t>CESifo</w:t>
+            </w:r>
+            <w:proofErr w:type="spellEnd"/>
+            <w:r>
+              <w:rPr>
+                <w:color w:val="595959"/>
+                <w:sz w:val="18"/>
+                <w:szCs w:val="18"/>
+              </w:rPr>
+              <w:t>). Normal distribution systematically underestimates these — confirmed by 0-32 postmortem.</w:t>
             </w:r>
           </w:p>
         </w:tc>
       </w:tr>
       <w:tr>
-        <w:tblPrEx>
-          <w:tblCellMar>
-            <w:top w:w="0" w:type="dxa"/>
-            <w:bottom w:w="0" w:type="dxa"/>
-          </w:tblCellMar>
-        </w:tblPrEx>
         <w:tc>
           <w:tcPr>
             <w:tcW w:w="3200" w:type="dxa"/>
@@ -10396,14 +12700,25 @@
             </w:tcMar>
           </w:tcPr>
           <w:p>
-            <w:r>
-              <w:rPr>
-                <w:b/>
-                <w:bCs/>
-                <w:sz w:val="18"/>
-                <w:szCs w:val="18"/>
-              </w:rPr>
-              <w:t>df parameter</w:t>
+            <w:proofErr w:type="spellStart"/>
+            <w:r>
+              <w:rPr>
+                <w:b/>
+                <w:bCs/>
+                <w:sz w:val="18"/>
+                <w:szCs w:val="18"/>
+              </w:rPr>
+              <w:t>df</w:t>
+            </w:r>
+            <w:proofErr w:type="spellEnd"/>
+            <w:r>
+              <w:rPr>
+                <w:b/>
+                <w:bCs/>
+                <w:sz w:val="18"/>
+                <w:szCs w:val="18"/>
+              </w:rPr>
+              <w:t xml:space="preserve"> parameter</w:t>
             </w:r>
           </w:p>
         </w:tc>
@@ -10457,24 +12772,28 @@
             </w:tcMar>
           </w:tcPr>
           <w:p>
-            <w:r>
-              <w:rPr>
-                <w:color w:val="595959"/>
-                <w:sz w:val="18"/>
-                <w:szCs w:val="18"/>
-              </w:rPr>
-              <w:t>df=5 is starting point from reference docs. Refit empirically from tail error distribution once sufficient data exists.</w:t>
+            <w:proofErr w:type="spellStart"/>
+            <w:r>
+              <w:rPr>
+                <w:color w:val="595959"/>
+                <w:sz w:val="18"/>
+                <w:szCs w:val="18"/>
+              </w:rPr>
+              <w:t>df</w:t>
+            </w:r>
+            <w:proofErr w:type="spellEnd"/>
+            <w:r>
+              <w:rPr>
+                <w:color w:val="595959"/>
+                <w:sz w:val="18"/>
+                <w:szCs w:val="18"/>
+              </w:rPr>
+              <w:t>=5 is starting point from reference docs. Refit empirically from tail error distribution once sufficient data exists.</w:t>
             </w:r>
           </w:p>
         </w:tc>
       </w:tr>
       <w:tr>
-        <w:tblPrEx>
-          <w:tblCellMar>
-            <w:top w:w="0" w:type="dxa"/>
-            <w:bottom w:w="0" w:type="dxa"/>
-          </w:tblCellMar>
-        </w:tblPrEx>
         <w:tc>
           <w:tcPr>
             <w:tcW w:w="9360" w:type="dxa"/>
@@ -10508,12 +12827,6 @@
         </w:tc>
       </w:tr>
       <w:tr>
-        <w:tblPrEx>
-          <w:tblCellMar>
-            <w:top w:w="0" w:type="dxa"/>
-            <w:bottom w:w="0" w:type="dxa"/>
-          </w:tblCellMar>
-        </w:tblPrEx>
         <w:tc>
           <w:tcPr>
             <w:tcW w:w="3200" w:type="dxa"/>
@@ -10592,24 +12905,92 @@
             </w:tcMar>
           </w:tcPr>
           <w:p>
-            <w:r>
-              <w:rPr>
-                <w:color w:val="595959"/>
-                <w:sz w:val="18"/>
-                <w:szCs w:val="18"/>
-              </w:rPr>
-              <w:t>is_tail = abs(blended_mean - bracket_center) &gt; (2.0 * sigma). If tail: use Student t. If middle: use Gaussian.</w:t>
+            <w:proofErr w:type="spellStart"/>
+            <w:r>
+              <w:rPr>
+                <w:color w:val="595959"/>
+                <w:sz w:val="18"/>
+                <w:szCs w:val="18"/>
+              </w:rPr>
+              <w:t>is_tail</w:t>
+            </w:r>
+            <w:proofErr w:type="spellEnd"/>
+            <w:r>
+              <w:rPr>
+                <w:color w:val="595959"/>
+                <w:sz w:val="18"/>
+                <w:szCs w:val="18"/>
+              </w:rPr>
+              <w:t xml:space="preserve"> = </w:t>
+            </w:r>
+            <w:proofErr w:type="gramStart"/>
+            <w:r>
+              <w:rPr>
+                <w:color w:val="595959"/>
+                <w:sz w:val="18"/>
+                <w:szCs w:val="18"/>
+              </w:rPr>
+              <w:t>abs(</w:t>
+            </w:r>
+            <w:proofErr w:type="spellStart"/>
+            <w:proofErr w:type="gramEnd"/>
+            <w:r>
+              <w:rPr>
+                <w:color w:val="595959"/>
+                <w:sz w:val="18"/>
+                <w:szCs w:val="18"/>
+              </w:rPr>
+              <w:t>blended_mean</w:t>
+            </w:r>
+            <w:proofErr w:type="spellEnd"/>
+            <w:r>
+              <w:rPr>
+                <w:color w:val="595959"/>
+                <w:sz w:val="18"/>
+                <w:szCs w:val="18"/>
+              </w:rPr>
+              <w:t xml:space="preserve"> - </w:t>
+            </w:r>
+            <w:proofErr w:type="spellStart"/>
+            <w:r>
+              <w:rPr>
+                <w:color w:val="595959"/>
+                <w:sz w:val="18"/>
+                <w:szCs w:val="18"/>
+              </w:rPr>
+              <w:t>bracket_center</w:t>
+            </w:r>
+            <w:proofErr w:type="spellEnd"/>
+            <w:r>
+              <w:rPr>
+                <w:color w:val="595959"/>
+                <w:sz w:val="18"/>
+                <w:szCs w:val="18"/>
+              </w:rPr>
+              <w:t xml:space="preserve">) &gt; (2.0 * sigma). If tail: use Student t. If </w:t>
+            </w:r>
+            <w:proofErr w:type="gramStart"/>
+            <w:r>
+              <w:rPr>
+                <w:color w:val="595959"/>
+                <w:sz w:val="18"/>
+                <w:szCs w:val="18"/>
+              </w:rPr>
+              <w:t>middle</w:t>
+            </w:r>
+            <w:proofErr w:type="gramEnd"/>
+            <w:r>
+              <w:rPr>
+                <w:color w:val="595959"/>
+                <w:sz w:val="18"/>
+                <w:szCs w:val="18"/>
+              </w:rPr>
+              <w:t>: use Gaussian.</w:t>
             </w:r>
           </w:p>
         </w:tc>
       </w:tr>
       <w:tr>
-        <w:tblPrEx>
-          <w:tblCellMar>
-            <w:top w:w="0" w:type="dxa"/>
-            <w:bottom w:w="0" w:type="dxa"/>
-          </w:tblCellMar>
-        </w:tblPrEx>
         <w:tc>
           <w:tcPr>
             <w:tcW w:w="3200" w:type="dxa"/>
@@ -10722,9 +13103,83 @@
         </w:numPr>
         <w:spacing w:before="40" w:after="40"/>
       </w:pPr>
-      <w:r>
-        <w:t>model_predictions table: (station, target_date, model_type, model_version, distribution_type, generated_at) → predicted_tmax_f, bucket_probabilities JSONB, calibrated_probability, fair_value_cents</w:t>
-      </w:r>
+      <w:proofErr w:type="spellStart"/>
+      <w:r>
+        <w:t>model_predictions</w:t>
+      </w:r>
+      <w:proofErr w:type="spellEnd"/>
+      <w:r>
+        <w:t xml:space="preserve"> table: (station, </w:t>
+      </w:r>
+      <w:proofErr w:type="spellStart"/>
+      <w:r>
+        <w:t>target_date</w:t>
+      </w:r>
+      <w:proofErr w:type="spellEnd"/>
+      <w:r>
+        <w:t xml:space="preserve">, </w:t>
+      </w:r>
+      <w:proofErr w:type="spellStart"/>
+      <w:r>
+        <w:t>model_type</w:t>
+      </w:r>
+      <w:proofErr w:type="spellEnd"/>
+      <w:r>
+        <w:t xml:space="preserve">, </w:t>
+      </w:r>
+      <w:proofErr w:type="spellStart"/>
+      <w:r>
+        <w:t>model_version</w:t>
+      </w:r>
+      <w:proofErr w:type="spellEnd"/>
+      <w:r>
+        <w:t xml:space="preserve">, </w:t>
+      </w:r>
+      <w:proofErr w:type="spellStart"/>
+      <w:r>
+        <w:t>distribution_type</w:t>
+      </w:r>
+      <w:proofErr w:type="spellEnd"/>
+      <w:r>
+        <w:t xml:space="preserve">, </w:t>
+      </w:r>
+      <w:proofErr w:type="spellStart"/>
+      <w:r>
+        <w:t>generated_at</w:t>
+      </w:r>
+      <w:proofErr w:type="spellEnd"/>
+      <w:r>
+        <w:t xml:space="preserve">) → </w:t>
+      </w:r>
+      <w:proofErr w:type="spellStart"/>
+      <w:r>
+        <w:t>predicted_tmax_f</w:t>
+      </w:r>
+      <w:proofErr w:type="spellEnd"/>
+      <w:r>
+        <w:t xml:space="preserve">, </w:t>
+      </w:r>
+      <w:proofErr w:type="spellStart"/>
+      <w:r>
+        <w:t>bucket_probabilities</w:t>
+      </w:r>
+      <w:proofErr w:type="spellEnd"/>
+      <w:r>
+        <w:t xml:space="preserve"> JSONB, </w:t>
+      </w:r>
+      <w:proofErr w:type="spellStart"/>
+      <w:r>
+        <w:t>calibrated_probability</w:t>
+      </w:r>
+      <w:proofErr w:type="spellEnd"/>
+      <w:r>
+        <w:t xml:space="preserve">, </w:t>
+      </w:r>
+      <w:proofErr w:type="spellStart"/>
+      <w:r>
+        <w:t>fair_value_cents</w:t>
+      </w:r>
+      <w:proofErr w:type="spellEnd"/>
     </w:p>
     <w:p>
       <w:pPr>
@@ -10736,7 +13191,23 @@
         <w:spacing w:before="40" w:after="40"/>
       </w:pPr>
       <w:r>
-        <w:t>Keep sources DISTINCT: HRRR-derived values write to latest_hrrr_tmax_corrected_f. Never overwrite latest_nws_tmax_f. Source separation is non-negotiable.</w:t>
+        <w:t xml:space="preserve">Keep sources DISTINCT: HRRR-derived values write to </w:t>
+      </w:r>
+      <w:proofErr w:type="spellStart"/>
+      <w:r>
+        <w:t>latest_hrrr_tmax_corrected_f</w:t>
+      </w:r>
+      <w:proofErr w:type="spellEnd"/>
+      <w:r>
+        <w:t xml:space="preserve">. Never overwrite </w:t>
+      </w:r>
+      <w:proofErr w:type="spellStart"/>
+      <w:r>
+        <w:t>latest_nws_tmax_f</w:t>
+      </w:r>
+      <w:proofErr w:type="spellEnd"/>
+      <w:r>
+        <w:t>. Source separation is non-negotiable.</w:t>
       </w:r>
     </w:p>
     <w:p>
@@ -10749,7 +13220,28 @@
         <w:spacing w:before="40" w:after="40"/>
       </w:pPr>
       <w:r>
-        <w:t>Model artifacts: xgb_model.json and cat_model.cbm belong in models/ directory, NOT in Silver layer tables</w:t>
+        <w:t xml:space="preserve">Model artifacts: </w:t>
+      </w:r>
+      <w:proofErr w:type="spellStart"/>
+      <w:r>
+        <w:t>xgb_</w:t>
+      </w:r>
+      <w:proofErr w:type="gramStart"/>
+      <w:r>
+        <w:t>model.json</w:t>
+      </w:r>
+      <w:proofErr w:type="spellEnd"/>
+      <w:proofErr w:type="gramEnd"/>
+      <w:r>
+        <w:t xml:space="preserve"> and </w:t>
+      </w:r>
+      <w:proofErr w:type="spellStart"/>
+      <w:r>
+        <w:t>cat_model.cbm</w:t>
+      </w:r>
+      <w:proofErr w:type="spellEnd"/>
+      <w:r>
+        <w:t xml:space="preserve"> belong in models/ directory, NOT in Silver layer tables</w:t>
       </w:r>
     </w:p>
     <w:p>
@@ -10762,6 +13254,7 @@
         <w:pStyle w:val="Heading1"/>
       </w:pPr>
       <w:r>
+        <w:lastRenderedPageBreak/>
         <w:t>5. Phase C — Advanced Data &amp; Infrastructure</w:t>
       </w:r>
     </w:p>
@@ -10787,12 +13280,6 @@
         <w:gridCol w:w="9360"/>
       </w:tblGrid>
       <w:tr>
-        <w:tblPrEx>
-          <w:tblCellMar>
-            <w:top w:w="0" w:type="dxa"/>
-            <w:bottom w:w="0" w:type="dxa"/>
-          </w:tblCellMar>
-        </w:tblPrEx>
         <w:tc>
           <w:tcPr>
             <w:tcW w:w="0" w:type="auto"/>
@@ -10833,7 +13320,15 @@
         <w:pStyle w:val="Heading2"/>
       </w:pPr>
       <w:r>
-        <w:t>5.1 HRRR/GFS Direct Ingest (Herbie + Xarray)</w:t>
+        <w:t xml:space="preserve">5.1 HRRR/GFS Direct Ingest (Herbie + </w:t>
+      </w:r>
+      <w:proofErr w:type="spellStart"/>
+      <w:r>
+        <w:t>Xarray</w:t>
+      </w:r>
+      <w:proofErr w:type="spellEnd"/>
+      <w:r>
+        <w:t>)</w:t>
       </w:r>
     </w:p>
     <w:p>
@@ -10841,7 +13336,15 @@
         <w:spacing w:before="60" w:after="60"/>
       </w:pPr>
       <w:r>
-        <w:t>Replaces NWS gridpoint API with direct GRIB2 atmospheric data. Unlocks richer features AND enables spatial corrections for KDEN and KMIA.</w:t>
+        <w:t xml:space="preserve">Replaces NWS </w:t>
+      </w:r>
+      <w:proofErr w:type="spellStart"/>
+      <w:r>
+        <w:t>gridpoint</w:t>
+      </w:r>
+      <w:proofErr w:type="spellEnd"/>
+      <w:r>
+        <w:t xml:space="preserve"> API with direct GRIB2 atmospheric data. Unlocks richer features AND enables spatial corrections for KDEN and KMIA.</w:t>
       </w:r>
     </w:p>
     <w:p>
@@ -10873,12 +13376,6 @@
         <w:gridCol w:w="4760"/>
       </w:tblGrid>
       <w:tr>
-        <w:tblPrEx>
-          <w:tblCellMar>
-            <w:top w:w="0" w:type="dxa"/>
-            <w:bottom w:w="0" w:type="dxa"/>
-          </w:tblCellMar>
-        </w:tblPrEx>
         <w:tc>
           <w:tcPr>
             <w:tcW w:w="9360" w:type="dxa"/>
@@ -10912,12 +13409,6 @@
         </w:tc>
       </w:tr>
       <w:tr>
-        <w:tblPrEx>
-          <w:tblCellMar>
-            <w:top w:w="0" w:type="dxa"/>
-            <w:bottom w:w="0" w:type="dxa"/>
-          </w:tblCellMar>
-        </w:tblPrEx>
         <w:tc>
           <w:tcPr>
             <w:tcW w:w="3200" w:type="dxa"/>
@@ -10996,24 +13487,118 @@
             </w:tcMar>
           </w:tcPr>
           <w:p>
-            <w:r>
-              <w:rPr>
-                <w:color w:val="595959"/>
-                <w:sz w:val="18"/>
-                <w:szCs w:val="18"/>
-              </w:rPr>
-              <w:t>herbie-data (PyPI package, NOT herbie). Install in /opt/bhn/weatherbhn-experimental venv. Pin version.</w:t>
+            <w:proofErr w:type="spellStart"/>
+            <w:r>
+              <w:rPr>
+                <w:color w:val="595959"/>
+                <w:sz w:val="18"/>
+                <w:szCs w:val="18"/>
+              </w:rPr>
+              <w:t>herbie</w:t>
+            </w:r>
+            <w:proofErr w:type="spellEnd"/>
+            <w:r>
+              <w:rPr>
+                <w:color w:val="595959"/>
+                <w:sz w:val="18"/>
+                <w:szCs w:val="18"/>
+              </w:rPr>
+              <w:t>-data (</w:t>
+            </w:r>
+            <w:proofErr w:type="spellStart"/>
+            <w:r>
+              <w:rPr>
+                <w:color w:val="595959"/>
+                <w:sz w:val="18"/>
+                <w:szCs w:val="18"/>
+              </w:rPr>
+              <w:t>PyPI</w:t>
+            </w:r>
+            <w:proofErr w:type="spellEnd"/>
+            <w:r>
+              <w:rPr>
+                <w:color w:val="595959"/>
+                <w:sz w:val="18"/>
+                <w:szCs w:val="18"/>
+              </w:rPr>
+              <w:t xml:space="preserve"> package, NOT </w:t>
+            </w:r>
+            <w:proofErr w:type="spellStart"/>
+            <w:r>
+              <w:rPr>
+                <w:color w:val="595959"/>
+                <w:sz w:val="18"/>
+                <w:szCs w:val="18"/>
+              </w:rPr>
+              <w:t>herbie</w:t>
+            </w:r>
+            <w:proofErr w:type="spellEnd"/>
+            <w:r>
+              <w:rPr>
+                <w:color w:val="595959"/>
+                <w:sz w:val="18"/>
+                <w:szCs w:val="18"/>
+              </w:rPr>
+              <w:t>). Install in /opt/</w:t>
+            </w:r>
+            <w:proofErr w:type="spellStart"/>
+            <w:r>
+              <w:rPr>
+                <w:color w:val="595959"/>
+                <w:sz w:val="18"/>
+                <w:szCs w:val="18"/>
+              </w:rPr>
+              <w:t>bhn</w:t>
+            </w:r>
+            <w:proofErr w:type="spellEnd"/>
+            <w:r>
+              <w:rPr>
+                <w:color w:val="595959"/>
+                <w:sz w:val="18"/>
+                <w:szCs w:val="18"/>
+              </w:rPr>
+              <w:t>/</w:t>
+            </w:r>
+            <w:proofErr w:type="spellStart"/>
+            <w:r>
+              <w:rPr>
+                <w:color w:val="595959"/>
+                <w:sz w:val="18"/>
+                <w:szCs w:val="18"/>
+              </w:rPr>
+              <w:t>weatherbhn</w:t>
+            </w:r>
+            <w:proofErr w:type="spellEnd"/>
+            <w:r>
+              <w:rPr>
+                <w:color w:val="595959"/>
+                <w:sz w:val="18"/>
+                <w:szCs w:val="18"/>
+              </w:rPr>
+              <w:t xml:space="preserve">-experimental </w:t>
+            </w:r>
+            <w:proofErr w:type="spellStart"/>
+            <w:r>
+              <w:rPr>
+                <w:color w:val="595959"/>
+                <w:sz w:val="18"/>
+                <w:szCs w:val="18"/>
+              </w:rPr>
+              <w:t>venv</w:t>
+            </w:r>
+            <w:proofErr w:type="spellEnd"/>
+            <w:r>
+              <w:rPr>
+                <w:color w:val="595959"/>
+                <w:sz w:val="18"/>
+                <w:szCs w:val="18"/>
+              </w:rPr>
+              <w:t>. Pin version.</w:t>
             </w:r>
           </w:p>
         </w:tc>
       </w:tr>
       <w:tr>
-        <w:tblPrEx>
-          <w:tblCellMar>
-            <w:top w:w="0" w:type="dxa"/>
-            <w:bottom w:w="0" w:type="dxa"/>
-          </w:tblCellMar>
-        </w:tblPrEx>
         <w:tc>
           <w:tcPr>
             <w:tcW w:w="3200" w:type="dxa"/>
@@ -11104,12 +13689,6 @@
         </w:tc>
       </w:tr>
       <w:tr>
-        <w:tblPrEx>
-          <w:tblCellMar>
-            <w:top w:w="0" w:type="dxa"/>
-            <w:bottom w:w="0" w:type="dxa"/>
-          </w:tblCellMar>
-        </w:tblPrEx>
         <w:tc>
           <w:tcPr>
             <w:tcW w:w="3200" w:type="dxa"/>
@@ -11127,15 +13706,37 @@
             </w:tcMar>
           </w:tcPr>
           <w:p>
-            <w:r>
-              <w:rPr>
-                <w:b/>
-                <w:bCs/>
-                <w:sz w:val="18"/>
-                <w:szCs w:val="18"/>
-              </w:rPr>
-              <w:t>Xarray + cfgrib</w:t>
-            </w:r>
+            <w:proofErr w:type="spellStart"/>
+            <w:r>
+              <w:rPr>
+                <w:b/>
+                <w:bCs/>
+                <w:sz w:val="18"/>
+                <w:szCs w:val="18"/>
+              </w:rPr>
+              <w:t>Xarray</w:t>
+            </w:r>
+            <w:proofErr w:type="spellEnd"/>
+            <w:r>
+              <w:rPr>
+                <w:b/>
+                <w:bCs/>
+                <w:sz w:val="18"/>
+                <w:szCs w:val="18"/>
+              </w:rPr>
+              <w:t xml:space="preserve"> + </w:t>
+            </w:r>
+            <w:proofErr w:type="spellStart"/>
+            <w:r>
+              <w:rPr>
+                <w:b/>
+                <w:bCs/>
+                <w:sz w:val="18"/>
+                <w:szCs w:val="18"/>
+              </w:rPr>
+              <w:t>cfgrib</w:t>
+            </w:r>
+            <w:proofErr w:type="spellEnd"/>
           </w:p>
         </w:tc>
         <w:tc>
@@ -11194,18 +13795,48 @@
                 <w:sz w:val="18"/>
                 <w:szCs w:val="18"/>
               </w:rPr>
-              <w:t>Parse GRIB2 into multidimensional arrays. eccodes system package required (apt-get install eccodes).</w:t>
+              <w:t xml:space="preserve">Parse GRIB2 into multidimensional arrays. </w:t>
+            </w:r>
+            <w:proofErr w:type="spellStart"/>
+            <w:r>
+              <w:rPr>
+                <w:color w:val="595959"/>
+                <w:sz w:val="18"/>
+                <w:szCs w:val="18"/>
+              </w:rPr>
+              <w:t>eccodes</w:t>
+            </w:r>
+            <w:proofErr w:type="spellEnd"/>
+            <w:r>
+              <w:rPr>
+                <w:color w:val="595959"/>
+                <w:sz w:val="18"/>
+                <w:szCs w:val="18"/>
+              </w:rPr>
+              <w:t xml:space="preserve"> system package required (apt-get install </w:t>
+            </w:r>
+            <w:proofErr w:type="spellStart"/>
+            <w:r>
+              <w:rPr>
+                <w:color w:val="595959"/>
+                <w:sz w:val="18"/>
+                <w:szCs w:val="18"/>
+              </w:rPr>
+              <w:t>eccodes</w:t>
+            </w:r>
+            <w:proofErr w:type="spellEnd"/>
+            <w:r>
+              <w:rPr>
+                <w:color w:val="595959"/>
+                <w:sz w:val="18"/>
+                <w:szCs w:val="18"/>
+              </w:rPr>
+              <w:t>).</w:t>
             </w:r>
           </w:p>
         </w:tc>
       </w:tr>
       <w:tr>
-        <w:tblPrEx>
-          <w:tblCellMar>
-            <w:top w:w="0" w:type="dxa"/>
-            <w:bottom w:w="0" w:type="dxa"/>
-          </w:tblCellMar>
-        </w:tblPrEx>
         <w:tc>
           <w:tcPr>
             <w:tcW w:w="3200" w:type="dxa"/>
@@ -11223,14 +13854,25 @@
             </w:tcMar>
           </w:tcPr>
           <w:p>
-            <w:r>
-              <w:rPr>
-                <w:b/>
-                <w:bCs/>
-                <w:sz w:val="18"/>
-                <w:szCs w:val="18"/>
-              </w:rPr>
-              <w:t>eccodes fix</w:t>
+            <w:proofErr w:type="spellStart"/>
+            <w:r>
+              <w:rPr>
+                <w:b/>
+                <w:bCs/>
+                <w:sz w:val="18"/>
+                <w:szCs w:val="18"/>
+              </w:rPr>
+              <w:t>eccodes</w:t>
+            </w:r>
+            <w:proofErr w:type="spellEnd"/>
+            <w:r>
+              <w:rPr>
+                <w:b/>
+                <w:bCs/>
+                <w:sz w:val="18"/>
+                <w:szCs w:val="18"/>
+              </w:rPr>
+              <w:t xml:space="preserve"> fix</w:t>
             </w:r>
           </w:p>
         </w:tc>
@@ -11290,18 +13932,48 @@
                 <w:sz w:val="18"/>
                 <w:szCs w:val="18"/>
               </w:rPr>
-              <w:t>apt-get install eccodes failed on LA — package may be named libeccodes-dev. Investigate before building Herbie pipeline.</w:t>
+              <w:t xml:space="preserve">apt-get install </w:t>
+            </w:r>
+            <w:proofErr w:type="spellStart"/>
+            <w:r>
+              <w:rPr>
+                <w:color w:val="595959"/>
+                <w:sz w:val="18"/>
+                <w:szCs w:val="18"/>
+              </w:rPr>
+              <w:t>eccodes</w:t>
+            </w:r>
+            <w:proofErr w:type="spellEnd"/>
+            <w:r>
+              <w:rPr>
+                <w:color w:val="595959"/>
+                <w:sz w:val="18"/>
+                <w:szCs w:val="18"/>
+              </w:rPr>
+              <w:t xml:space="preserve"> failed on LA — package may be named </w:t>
+            </w:r>
+            <w:proofErr w:type="spellStart"/>
+            <w:r>
+              <w:rPr>
+                <w:color w:val="595959"/>
+                <w:sz w:val="18"/>
+                <w:szCs w:val="18"/>
+              </w:rPr>
+              <w:t>libeccodes</w:t>
+            </w:r>
+            <w:proofErr w:type="spellEnd"/>
+            <w:r>
+              <w:rPr>
+                <w:color w:val="595959"/>
+                <w:sz w:val="18"/>
+                <w:szCs w:val="18"/>
+              </w:rPr>
+              <w:t>-dev. Investigate before building Herbie pipeline.</w:t>
             </w:r>
           </w:p>
         </w:tc>
       </w:tr>
       <w:tr>
-        <w:tblPrEx>
-          <w:tblCellMar>
-            <w:top w:w="0" w:type="dxa"/>
-            <w:bottom w:w="0" w:type="dxa"/>
-          </w:tblCellMar>
-        </w:tblPrEx>
         <w:tc>
           <w:tcPr>
             <w:tcW w:w="9360" w:type="dxa"/>
@@ -11335,12 +14007,6 @@
         </w:tc>
       </w:tr>
       <w:tr>
-        <w:tblPrEx>
-          <w:tblCellMar>
-            <w:top w:w="0" w:type="dxa"/>
-            <w:bottom w:w="0" w:type="dxa"/>
-          </w:tblCellMar>
-        </w:tblPrEx>
         <w:tc>
           <w:tcPr>
             <w:tcW w:w="3200" w:type="dxa"/>
@@ -11431,12 +14097,6 @@
         </w:tc>
       </w:tr>
       <w:tr>
-        <w:tblPrEx>
-          <w:tblCellMar>
-            <w:top w:w="0" w:type="dxa"/>
-            <w:bottom w:w="0" w:type="dxa"/>
-          </w:tblCellMar>
-        </w:tblPrEx>
         <w:tc>
           <w:tcPr>
             <w:tcW w:w="3200" w:type="dxa"/>
@@ -11527,12 +14187,6 @@
         </w:tc>
       </w:tr>
       <w:tr>
-        <w:tblPrEx>
-          <w:tblCellMar>
-            <w:top w:w="0" w:type="dxa"/>
-            <w:bottom w:w="0" w:type="dxa"/>
-          </w:tblCellMar>
-        </w:tblPrEx>
         <w:tc>
           <w:tcPr>
             <w:tcW w:w="3200" w:type="dxa"/>
@@ -11623,12 +14277,6 @@
         </w:tc>
       </w:tr>
       <w:tr>
-        <w:tblPrEx>
-          <w:tblCellMar>
-            <w:top w:w="0" w:type="dxa"/>
-            <w:bottom w:w="0" w:type="dxa"/>
-          </w:tblCellMar>
-        </w:tblPrEx>
         <w:tc>
           <w:tcPr>
             <w:tcW w:w="3200" w:type="dxa"/>
@@ -11719,12 +14367,6 @@
         </w:tc>
       </w:tr>
       <w:tr>
-        <w:tblPrEx>
-          <w:tblCellMar>
-            <w:top w:w="0" w:type="dxa"/>
-            <w:bottom w:w="0" w:type="dxa"/>
-          </w:tblCellMar>
-        </w:tblPrEx>
         <w:tc>
           <w:tcPr>
             <w:tcW w:w="3200" w:type="dxa"/>
@@ -11809,7 +14451,61 @@
                 <w:sz w:val="18"/>
                 <w:szCs w:val="18"/>
               </w:rPr>
-              <w:t>Output to NEW columns (latest_hrrr_tmax_corrected_f, elevation_error_m) alongside existing NWS columns. NEVER overwrite latest_nws_tmax_f.</w:t>
+              <w:t>Output to NEW columns (</w:t>
+            </w:r>
+            <w:proofErr w:type="spellStart"/>
+            <w:r>
+              <w:rPr>
+                <w:color w:val="595959"/>
+                <w:sz w:val="18"/>
+                <w:szCs w:val="18"/>
+              </w:rPr>
+              <w:t>latest_hrrr_tmax_corrected_f</w:t>
+            </w:r>
+            <w:proofErr w:type="spellEnd"/>
+            <w:r>
+              <w:rPr>
+                <w:color w:val="595959"/>
+                <w:sz w:val="18"/>
+                <w:szCs w:val="18"/>
+              </w:rPr>
+              <w:t xml:space="preserve">, </w:t>
+            </w:r>
+            <w:proofErr w:type="spellStart"/>
+            <w:r>
+              <w:rPr>
+                <w:color w:val="595959"/>
+                <w:sz w:val="18"/>
+                <w:szCs w:val="18"/>
+              </w:rPr>
+              <w:t>elevation_error_m</w:t>
+            </w:r>
+            <w:proofErr w:type="spellEnd"/>
+            <w:r>
+              <w:rPr>
+                <w:color w:val="595959"/>
+                <w:sz w:val="18"/>
+                <w:szCs w:val="18"/>
+              </w:rPr>
+              <w:t xml:space="preserve">) alongside existing NWS columns. NEVER overwrite </w:t>
+            </w:r>
+            <w:proofErr w:type="spellStart"/>
+            <w:r>
+              <w:rPr>
+                <w:color w:val="595959"/>
+                <w:sz w:val="18"/>
+                <w:szCs w:val="18"/>
+              </w:rPr>
+              <w:t>latest_nws_tmax_f</w:t>
+            </w:r>
+            <w:proofErr w:type="spellEnd"/>
+            <w:r>
+              <w:rPr>
+                <w:color w:val="595959"/>
+                <w:sz w:val="18"/>
+                <w:szCs w:val="18"/>
+              </w:rPr>
+              <w:t>.</w:t>
             </w:r>
           </w:p>
         </w:tc>
@@ -11852,12 +14548,6 @@
         <w:gridCol w:w="4760"/>
       </w:tblGrid>
       <w:tr>
-        <w:tblPrEx>
-          <w:tblCellMar>
-            <w:top w:w="0" w:type="dxa"/>
-            <w:bottom w:w="0" w:type="dxa"/>
-          </w:tblCellMar>
-        </w:tblPrEx>
         <w:tc>
           <w:tcPr>
             <w:tcW w:w="9360" w:type="dxa"/>
@@ -11891,12 +14581,6 @@
         </w:tc>
       </w:tr>
       <w:tr>
-        <w:tblPrEx>
-          <w:tblCellMar>
-            <w:top w:w="0" w:type="dxa"/>
-            <w:bottom w:w="0" w:type="dxa"/>
-          </w:tblCellMar>
-        </w:tblPrEx>
         <w:tc>
           <w:tcPr>
             <w:tcW w:w="3200" w:type="dxa"/>
@@ -11981,18 +14665,30 @@
                 <w:sz w:val="18"/>
                 <w:szCs w:val="18"/>
               </w:rPr>
-              <w:t>NOAA archived daily observations — separate ingest project. NOT in VC free tier. Requires dedicated Bronze table.</w:t>
+              <w:t xml:space="preserve">NOAA archived daily observations — separate ingest project. NOT in VC free tier. Requires dedicated </w:t>
+            </w:r>
+            <w:proofErr w:type="gramStart"/>
+            <w:r>
+              <w:rPr>
+                <w:color w:val="595959"/>
+                <w:sz w:val="18"/>
+                <w:szCs w:val="18"/>
+              </w:rPr>
+              <w:t>Bronze</w:t>
+            </w:r>
+            <w:proofErr w:type="gramEnd"/>
+            <w:r>
+              <w:rPr>
+                <w:color w:val="595959"/>
+                <w:sz w:val="18"/>
+                <w:szCs w:val="18"/>
+              </w:rPr>
+              <w:t xml:space="preserve"> table.</w:t>
             </w:r>
           </w:p>
         </w:tc>
       </w:tr>
       <w:tr>
-        <w:tblPrEx>
-          <w:tblCellMar>
-            <w:top w:w="0" w:type="dxa"/>
-            <w:bottom w:w="0" w:type="dxa"/>
-          </w:tblCellMar>
-        </w:tblPrEx>
         <w:tc>
           <w:tcPr>
             <w:tcW w:w="3200" w:type="dxa"/>
@@ -12083,12 +14779,6 @@
         </w:tc>
       </w:tr>
       <w:tr>
-        <w:tblPrEx>
-          <w:tblCellMar>
-            <w:top w:w="0" w:type="dxa"/>
-            <w:bottom w:w="0" w:type="dxa"/>
-          </w:tblCellMar>
-        </w:tblPrEx>
         <w:tc>
           <w:tcPr>
             <w:tcW w:w="3200" w:type="dxa"/>
@@ -12113,6 +14803,7 @@
                 <w:sz w:val="18"/>
                 <w:szCs w:val="18"/>
               </w:rPr>
+              <w:lastRenderedPageBreak/>
               <w:t>Query pattern</w:t>
             </w:r>
           </w:p>
@@ -12173,18 +14864,130 @@
                 <w:sz w:val="18"/>
                 <w:szCs w:val="18"/>
               </w:rPr>
-              <w:t>SELECT count(*), count(CASE WHEN actual BETWEEN strike_l AND strike_h THEN 1 END) FROM weather_bronze_historical WHERE station=? AND doy_range AND analog_envelope</w:t>
-            </w:r>
+              <w:t xml:space="preserve">SELECT </w:t>
+            </w:r>
+            <w:proofErr w:type="gramStart"/>
+            <w:r>
+              <w:rPr>
+                <w:color w:val="595959"/>
+                <w:sz w:val="18"/>
+                <w:szCs w:val="18"/>
+              </w:rPr>
+              <w:t>count(</w:t>
+            </w:r>
+            <w:proofErr w:type="gramEnd"/>
+            <w:r>
+              <w:rPr>
+                <w:color w:val="595959"/>
+                <w:sz w:val="18"/>
+                <w:szCs w:val="18"/>
+              </w:rPr>
+              <w:t xml:space="preserve">*), </w:t>
+            </w:r>
+            <w:proofErr w:type="gramStart"/>
+            <w:r>
+              <w:rPr>
+                <w:color w:val="595959"/>
+                <w:sz w:val="18"/>
+                <w:szCs w:val="18"/>
+              </w:rPr>
+              <w:t>count(</w:t>
+            </w:r>
+            <w:proofErr w:type="gramEnd"/>
+            <w:r>
+              <w:rPr>
+                <w:color w:val="595959"/>
+                <w:sz w:val="18"/>
+                <w:szCs w:val="18"/>
+              </w:rPr>
+              <w:t xml:space="preserve">CASE WHEN actual BETWEEN </w:t>
+            </w:r>
+            <w:proofErr w:type="spellStart"/>
+            <w:r>
+              <w:rPr>
+                <w:color w:val="595959"/>
+                <w:sz w:val="18"/>
+                <w:szCs w:val="18"/>
+              </w:rPr>
+              <w:t>strike_l</w:t>
+            </w:r>
+            <w:proofErr w:type="spellEnd"/>
+            <w:r>
+              <w:rPr>
+                <w:color w:val="595959"/>
+                <w:sz w:val="18"/>
+                <w:szCs w:val="18"/>
+              </w:rPr>
+              <w:t xml:space="preserve"> AND </w:t>
+            </w:r>
+            <w:proofErr w:type="spellStart"/>
+            <w:r>
+              <w:rPr>
+                <w:color w:val="595959"/>
+                <w:sz w:val="18"/>
+                <w:szCs w:val="18"/>
+              </w:rPr>
+              <w:t>strike_h</w:t>
+            </w:r>
+            <w:proofErr w:type="spellEnd"/>
+            <w:r>
+              <w:rPr>
+                <w:color w:val="595959"/>
+                <w:sz w:val="18"/>
+                <w:szCs w:val="18"/>
+              </w:rPr>
+              <w:t xml:space="preserve"> THEN 1 END) FROM </w:t>
+            </w:r>
+            <w:proofErr w:type="spellStart"/>
+            <w:r>
+              <w:rPr>
+                <w:color w:val="595959"/>
+                <w:sz w:val="18"/>
+                <w:szCs w:val="18"/>
+              </w:rPr>
+              <w:t>weather_bronze_historical</w:t>
+            </w:r>
+            <w:proofErr w:type="spellEnd"/>
+            <w:r>
+              <w:rPr>
+                <w:color w:val="595959"/>
+                <w:sz w:val="18"/>
+                <w:szCs w:val="18"/>
+              </w:rPr>
+              <w:t xml:space="preserve"> WHERE station=? AND </w:t>
+            </w:r>
+            <w:proofErr w:type="spellStart"/>
+            <w:r>
+              <w:rPr>
+                <w:color w:val="595959"/>
+                <w:sz w:val="18"/>
+                <w:szCs w:val="18"/>
+              </w:rPr>
+              <w:t>doy_range</w:t>
+            </w:r>
+            <w:proofErr w:type="spellEnd"/>
+            <w:r>
+              <w:rPr>
+                <w:color w:val="595959"/>
+                <w:sz w:val="18"/>
+                <w:szCs w:val="18"/>
+              </w:rPr>
+              <w:t xml:space="preserve"> AND </w:t>
+            </w:r>
+            <w:proofErr w:type="spellStart"/>
+            <w:r>
+              <w:rPr>
+                <w:color w:val="595959"/>
+                <w:sz w:val="18"/>
+                <w:szCs w:val="18"/>
+              </w:rPr>
+              <w:t>analog_envelope</w:t>
+            </w:r>
+            <w:proofErr w:type="spellEnd"/>
           </w:p>
         </w:tc>
       </w:tr>
       <w:tr>
-        <w:tblPrEx>
-          <w:tblCellMar>
-            <w:top w:w="0" w:type="dxa"/>
-            <w:bottom w:w="0" w:type="dxa"/>
-          </w:tblCellMar>
-        </w:tblPrEx>
         <w:tc>
           <w:tcPr>
             <w:tcW w:w="3200" w:type="dxa"/>
@@ -12202,6 +15005,7 @@
             </w:tcMar>
           </w:tcPr>
           <w:p>
+            <w:proofErr w:type="spellStart"/>
             <w:r>
               <w:rPr>
                 <w:b/>
@@ -12211,6 +15015,7 @@
               </w:rPr>
               <w:t>TimescaleDB</w:t>
             </w:r>
+            <w:proofErr w:type="spellEnd"/>
           </w:p>
         </w:tc>
         <w:tc>
@@ -12269,18 +15074,30 @@
                 <w:sz w:val="18"/>
                 <w:szCs w:val="18"/>
               </w:rPr>
-              <w:t>Install ONLY if empirical resampling queries are demonstrably slow. Hypertables accelerate exactly this scan pattern. Do not install speculatively.</w:t>
+              <w:t xml:space="preserve">Install ONLY if empirical resampling queries are demonstrably slow. </w:t>
+            </w:r>
+            <w:proofErr w:type="spellStart"/>
+            <w:r>
+              <w:rPr>
+                <w:color w:val="595959"/>
+                <w:sz w:val="18"/>
+                <w:szCs w:val="18"/>
+              </w:rPr>
+              <w:t>Hypertables</w:t>
+            </w:r>
+            <w:proofErr w:type="spellEnd"/>
+            <w:r>
+              <w:rPr>
+                <w:color w:val="595959"/>
+                <w:sz w:val="18"/>
+                <w:szCs w:val="18"/>
+              </w:rPr>
+              <w:t xml:space="preserve"> accelerate exactly this scan pattern. Do not install speculatively.</w:t>
             </w:r>
           </w:p>
         </w:tc>
       </w:tr>
       <w:tr>
-        <w:tblPrEx>
-          <w:tblCellMar>
-            <w:top w:w="0" w:type="dxa"/>
-            <w:bottom w:w="0" w:type="dxa"/>
-          </w:tblCellMar>
-        </w:tblPrEx>
         <w:tc>
           <w:tcPr>
             <w:tcW w:w="3200" w:type="dxa"/>
@@ -12365,7 +15182,25 @@
                 <w:sz w:val="18"/>
                 <w:szCs w:val="18"/>
               </w:rPr>
-              <w:t>If no analog found (p_emp=None), fall back to Gaussian probability. Never crash the pipeline on empty analog set.</w:t>
+              <w:t>If no analog found (</w:t>
+            </w:r>
+            <w:proofErr w:type="spellStart"/>
+            <w:r>
+              <w:rPr>
+                <w:color w:val="595959"/>
+                <w:sz w:val="18"/>
+                <w:szCs w:val="18"/>
+              </w:rPr>
+              <w:t>p_emp</w:t>
+            </w:r>
+            <w:proofErr w:type="spellEnd"/>
+            <w:r>
+              <w:rPr>
+                <w:color w:val="595959"/>
+                <w:sz w:val="18"/>
+                <w:szCs w:val="18"/>
+              </w:rPr>
+              <w:t>=None), fall back to Gaussian probability. Never crash the pipeline on empty analog set.</w:t>
             </w:r>
           </w:p>
         </w:tc>
@@ -12408,12 +15243,6 @@
         <w:gridCol w:w="4760"/>
       </w:tblGrid>
       <w:tr>
-        <w:tblPrEx>
-          <w:tblCellMar>
-            <w:top w:w="0" w:type="dxa"/>
-            <w:bottom w:w="0" w:type="dxa"/>
-          </w:tblCellMar>
-        </w:tblPrEx>
         <w:tc>
           <w:tcPr>
             <w:tcW w:w="9360" w:type="dxa"/>
@@ -12447,12 +15276,6 @@
         </w:tc>
       </w:tr>
       <w:tr>
-        <w:tblPrEx>
-          <w:tblCellMar>
-            <w:top w:w="0" w:type="dxa"/>
-            <w:bottom w:w="0" w:type="dxa"/>
-          </w:tblCellMar>
-        </w:tblPrEx>
         <w:tc>
           <w:tcPr>
             <w:tcW w:w="3200" w:type="dxa"/>
@@ -12470,6 +15293,7 @@
             </w:tcMar>
           </w:tcPr>
           <w:p>
+            <w:proofErr w:type="spellStart"/>
             <w:r>
               <w:rPr>
                 <w:b/>
@@ -12479,6 +15303,7 @@
               </w:rPr>
               <w:t>TimescaleDB</w:t>
             </w:r>
+            <w:proofErr w:type="spellEnd"/>
           </w:p>
         </w:tc>
         <w:tc>
@@ -12537,18 +15362,30 @@
                 <w:sz w:val="18"/>
                 <w:szCs w:val="18"/>
               </w:rPr>
-              <w:t>Only if empirical resampling queries are measurably slow. Hypertables accelerate DOY-range + station scans.</w:t>
+              <w:t xml:space="preserve">Only if empirical resampling queries are measurably slow. </w:t>
+            </w:r>
+            <w:proofErr w:type="spellStart"/>
+            <w:r>
+              <w:rPr>
+                <w:color w:val="595959"/>
+                <w:sz w:val="18"/>
+                <w:szCs w:val="18"/>
+              </w:rPr>
+              <w:t>Hypertables</w:t>
+            </w:r>
+            <w:proofErr w:type="spellEnd"/>
+            <w:r>
+              <w:rPr>
+                <w:color w:val="595959"/>
+                <w:sz w:val="18"/>
+                <w:szCs w:val="18"/>
+              </w:rPr>
+              <w:t xml:space="preserve"> accelerate DOY-range + station scans.</w:t>
             </w:r>
           </w:p>
         </w:tc>
       </w:tr>
       <w:tr>
-        <w:tblPrEx>
-          <w:tblCellMar>
-            <w:top w:w="0" w:type="dxa"/>
-            <w:bottom w:w="0" w:type="dxa"/>
-          </w:tblCellMar>
-        </w:tblPrEx>
         <w:tc>
           <w:tcPr>
             <w:tcW w:w="3200" w:type="dxa"/>
@@ -12633,18 +15470,48 @@
                 <w:sz w:val="18"/>
                 <w:szCs w:val="18"/>
               </w:rPr>
-              <w:t>Only if systemd demonstrably fails — missed retries, cascade failures, complex multi-tier deps. Currently systemd is sufficient.</w:t>
+              <w:t xml:space="preserve">Only if </w:t>
+            </w:r>
+            <w:proofErr w:type="spellStart"/>
+            <w:r>
+              <w:rPr>
+                <w:color w:val="595959"/>
+                <w:sz w:val="18"/>
+                <w:szCs w:val="18"/>
+              </w:rPr>
+              <w:t>systemd</w:t>
+            </w:r>
+            <w:proofErr w:type="spellEnd"/>
+            <w:r>
+              <w:rPr>
+                <w:color w:val="595959"/>
+                <w:sz w:val="18"/>
+                <w:szCs w:val="18"/>
+              </w:rPr>
+              <w:t xml:space="preserve"> demonstrably fails — missed retries, cascade failures, complex multi-tier deps. Currently </w:t>
+            </w:r>
+            <w:proofErr w:type="spellStart"/>
+            <w:r>
+              <w:rPr>
+                <w:color w:val="595959"/>
+                <w:sz w:val="18"/>
+                <w:szCs w:val="18"/>
+              </w:rPr>
+              <w:t>systemd</w:t>
+            </w:r>
+            <w:proofErr w:type="spellEnd"/>
+            <w:r>
+              <w:rPr>
+                <w:color w:val="595959"/>
+                <w:sz w:val="18"/>
+                <w:szCs w:val="18"/>
+              </w:rPr>
+              <w:t xml:space="preserve"> is sufficient.</w:t>
             </w:r>
           </w:p>
         </w:tc>
       </w:tr>
       <w:tr>
-        <w:tblPrEx>
-          <w:tblCellMar>
-            <w:top w:w="0" w:type="dxa"/>
-            <w:bottom w:w="0" w:type="dxa"/>
-          </w:tblCellMar>
-        </w:tblPrEx>
         <w:tc>
           <w:tcPr>
             <w:tcW w:w="3200" w:type="dxa"/>
@@ -12729,18 +15596,30 @@
                 <w:sz w:val="18"/>
                 <w:szCs w:val="18"/>
               </w:rPr>
-              <w:t>Phase B-2 addition. NOAA THREDDS server client for real-time MOS text bulletins. Hourly updates. Independent predictor line.</w:t>
+              <w:t xml:space="preserve">Phase B-2 addition. NOAA THREDDS server </w:t>
+            </w:r>
+            <w:proofErr w:type="gramStart"/>
+            <w:r>
+              <w:rPr>
+                <w:color w:val="595959"/>
+                <w:sz w:val="18"/>
+                <w:szCs w:val="18"/>
+              </w:rPr>
+              <w:t>client</w:t>
+            </w:r>
+            <w:proofErr w:type="gramEnd"/>
+            <w:r>
+              <w:rPr>
+                <w:color w:val="595959"/>
+                <w:sz w:val="18"/>
+                <w:szCs w:val="18"/>
+              </w:rPr>
+              <w:t xml:space="preserve"> for real-time MOS text bulletins. Hourly updates. Independent predictor line.</w:t>
             </w:r>
           </w:p>
         </w:tc>
       </w:tr>
       <w:tr>
-        <w:tblPrEx>
-          <w:tblCellMar>
-            <w:top w:w="0" w:type="dxa"/>
-            <w:bottom w:w="0" w:type="dxa"/>
-          </w:tblCellMar>
-        </w:tblPrEx>
         <w:tc>
           <w:tcPr>
             <w:tcW w:w="3200" w:type="dxa"/>
@@ -12831,12 +15710,6 @@
         </w:tc>
       </w:tr>
       <w:tr>
-        <w:tblPrEx>
-          <w:tblCellMar>
-            <w:top w:w="0" w:type="dxa"/>
-            <w:bottom w:w="0" w:type="dxa"/>
-          </w:tblCellMar>
-        </w:tblPrEx>
         <w:tc>
           <w:tcPr>
             <w:tcW w:w="3200" w:type="dxa"/>
@@ -12854,14 +15727,25 @@
             </w:tcMar>
           </w:tcPr>
           <w:p>
-            <w:r>
-              <w:rPr>
-                <w:b/>
-                <w:bCs/>
-                <w:sz w:val="18"/>
-                <w:szCs w:val="18"/>
-              </w:rPr>
-              <w:t>Venv isolation</w:t>
+            <w:proofErr w:type="spellStart"/>
+            <w:r>
+              <w:rPr>
+                <w:b/>
+                <w:bCs/>
+                <w:sz w:val="18"/>
+                <w:szCs w:val="18"/>
+              </w:rPr>
+              <w:t>Venv</w:t>
+            </w:r>
+            <w:proofErr w:type="spellEnd"/>
+            <w:r>
+              <w:rPr>
+                <w:b/>
+                <w:bCs/>
+                <w:sz w:val="18"/>
+                <w:szCs w:val="18"/>
+              </w:rPr>
+              <w:t xml:space="preserve"> isolation</w:t>
             </w:r>
           </w:p>
         </w:tc>
@@ -12921,7 +15805,97 @@
                 <w:sz w:val="18"/>
                 <w:szCs w:val="18"/>
               </w:rPr>
-              <w:t>URGENT: Move XGBoost/CatBoost/Herbie out of root Python into /opt/bhn/weatherbhn-experimental venv. Contaminating production Python.</w:t>
+              <w:t xml:space="preserve">URGENT: Move </w:t>
+            </w:r>
+            <w:proofErr w:type="spellStart"/>
+            <w:r>
+              <w:rPr>
+                <w:color w:val="595959"/>
+                <w:sz w:val="18"/>
+                <w:szCs w:val="18"/>
+              </w:rPr>
+              <w:t>XGBoost</w:t>
+            </w:r>
+            <w:proofErr w:type="spellEnd"/>
+            <w:r>
+              <w:rPr>
+                <w:color w:val="595959"/>
+                <w:sz w:val="18"/>
+                <w:szCs w:val="18"/>
+              </w:rPr>
+              <w:t>/</w:t>
+            </w:r>
+            <w:proofErr w:type="spellStart"/>
+            <w:r>
+              <w:rPr>
+                <w:color w:val="595959"/>
+                <w:sz w:val="18"/>
+                <w:szCs w:val="18"/>
+              </w:rPr>
+              <w:t>CatBoost</w:t>
+            </w:r>
+            <w:proofErr w:type="spellEnd"/>
+            <w:r>
+              <w:rPr>
+                <w:color w:val="595959"/>
+                <w:sz w:val="18"/>
+                <w:szCs w:val="18"/>
+              </w:rPr>
+              <w:t>/Herbie out of root Python into /opt/</w:t>
+            </w:r>
+            <w:proofErr w:type="spellStart"/>
+            <w:r>
+              <w:rPr>
+                <w:color w:val="595959"/>
+                <w:sz w:val="18"/>
+                <w:szCs w:val="18"/>
+              </w:rPr>
+              <w:t>bhn</w:t>
+            </w:r>
+            <w:proofErr w:type="spellEnd"/>
+            <w:r>
+              <w:rPr>
+                <w:color w:val="595959"/>
+                <w:sz w:val="18"/>
+                <w:szCs w:val="18"/>
+              </w:rPr>
+              <w:t>/</w:t>
+            </w:r>
+            <w:proofErr w:type="spellStart"/>
+            <w:r>
+              <w:rPr>
+                <w:color w:val="595959"/>
+                <w:sz w:val="18"/>
+                <w:szCs w:val="18"/>
+              </w:rPr>
+              <w:t>weatherbhn</w:t>
+            </w:r>
+            <w:proofErr w:type="spellEnd"/>
+            <w:r>
+              <w:rPr>
+                <w:color w:val="595959"/>
+                <w:sz w:val="18"/>
+                <w:szCs w:val="18"/>
+              </w:rPr>
+              <w:t xml:space="preserve">-experimental </w:t>
+            </w:r>
+            <w:proofErr w:type="spellStart"/>
+            <w:r>
+              <w:rPr>
+                <w:color w:val="595959"/>
+                <w:sz w:val="18"/>
+                <w:szCs w:val="18"/>
+              </w:rPr>
+              <w:t>venv</w:t>
+            </w:r>
+            <w:proofErr w:type="spellEnd"/>
+            <w:r>
+              <w:rPr>
+                <w:color w:val="595959"/>
+                <w:sz w:val="18"/>
+                <w:szCs w:val="18"/>
+              </w:rPr>
+              <w:t>. Contaminating production Python.</w:t>
             </w:r>
           </w:p>
         </w:tc>
@@ -12937,6 +15911,7 @@
         <w:pStyle w:val="Heading1"/>
       </w:pPr>
       <w:r>
+        <w:lastRenderedPageBreak/>
         <w:t>6. Master To-Do List — Phase A Priority Order</w:t>
       </w:r>
     </w:p>
@@ -12962,7 +15937,23 @@
           <w:b/>
           <w:bCs/>
         </w:rPr>
-        <w:t>Fix hostname: echo "127.0.1.1 BHN-LOSANGELES-US1" &gt;&gt; /etc/hosts</w:t>
+        <w:t>Fix hostname: echo "127.0.1.1 BHN-LOSANGELES-US1" &gt;&gt; /</w:t>
+      </w:r>
+      <w:proofErr w:type="spellStart"/>
+      <w:r>
+        <w:rPr>
+          <w:b/>
+          <w:bCs/>
+        </w:rPr>
+        <w:t>etc</w:t>
+      </w:r>
+      <w:proofErr w:type="spellEnd"/>
+      <w:r>
+        <w:rPr>
+          <w:b/>
+          <w:bCs/>
+        </w:rPr>
+        <w:t>/hosts</w:t>
       </w:r>
     </w:p>
     <w:p>
@@ -12979,7 +15970,71 @@
           <w:b/>
           <w:bCs/>
         </w:rPr>
-        <w:t>Create venv: python3 -m venv /opt/bhn/weatherbhn-experimental</w:t>
+        <w:t xml:space="preserve">Create </w:t>
+      </w:r>
+      <w:proofErr w:type="spellStart"/>
+      <w:r>
+        <w:rPr>
+          <w:b/>
+          <w:bCs/>
+        </w:rPr>
+        <w:t>venv</w:t>
+      </w:r>
+      <w:proofErr w:type="spellEnd"/>
+      <w:r>
+        <w:rPr>
+          <w:b/>
+          <w:bCs/>
+        </w:rPr>
+        <w:t xml:space="preserve">: python3 -m </w:t>
+      </w:r>
+      <w:proofErr w:type="spellStart"/>
+      <w:r>
+        <w:rPr>
+          <w:b/>
+          <w:bCs/>
+        </w:rPr>
+        <w:t>venv</w:t>
+      </w:r>
+      <w:proofErr w:type="spellEnd"/>
+      <w:r>
+        <w:rPr>
+          <w:b/>
+          <w:bCs/>
+        </w:rPr>
+        <w:t xml:space="preserve"> /opt/</w:t>
+      </w:r>
+      <w:proofErr w:type="spellStart"/>
+      <w:r>
+        <w:rPr>
+          <w:b/>
+          <w:bCs/>
+        </w:rPr>
+        <w:t>bhn</w:t>
+      </w:r>
+      <w:proofErr w:type="spellEnd"/>
+      <w:r>
+        <w:rPr>
+          <w:b/>
+          <w:bCs/>
+        </w:rPr>
+        <w:t>/</w:t>
+      </w:r>
+      <w:proofErr w:type="spellStart"/>
+      <w:r>
+        <w:rPr>
+          <w:b/>
+          <w:bCs/>
+        </w:rPr>
+        <w:t>weatherbhn</w:t>
+      </w:r>
+      <w:proofErr w:type="spellEnd"/>
+      <w:r>
+        <w:rPr>
+          <w:b/>
+          <w:bCs/>
+        </w:rPr>
+        <w:t>-experimental</w:t>
       </w:r>
     </w:p>
     <w:p>
@@ -12996,8 +16051,81 @@
           <w:b/>
           <w:bCs/>
         </w:rPr>
-        <w:t>Pin requirements-experimental.txt — Herbie, XGBoost, CatBoost, scipy, xarray, cfgrib</w:t>
-      </w:r>
+        <w:t xml:space="preserve">Pin requirements-experimental.txt — Herbie, </w:t>
+      </w:r>
+      <w:proofErr w:type="spellStart"/>
+      <w:r>
+        <w:rPr>
+          <w:b/>
+          <w:bCs/>
+        </w:rPr>
+        <w:t>XGBoost</w:t>
+      </w:r>
+      <w:proofErr w:type="spellEnd"/>
+      <w:r>
+        <w:rPr>
+          <w:b/>
+          <w:bCs/>
+        </w:rPr>
+        <w:t xml:space="preserve">, </w:t>
+      </w:r>
+      <w:proofErr w:type="spellStart"/>
+      <w:r>
+        <w:rPr>
+          <w:b/>
+          <w:bCs/>
+        </w:rPr>
+        <w:t>CatBoost</w:t>
+      </w:r>
+      <w:proofErr w:type="spellEnd"/>
+      <w:r>
+        <w:rPr>
+          <w:b/>
+          <w:bCs/>
+        </w:rPr>
+        <w:t xml:space="preserve">, </w:t>
+      </w:r>
+      <w:proofErr w:type="spellStart"/>
+      <w:r>
+        <w:rPr>
+          <w:b/>
+          <w:bCs/>
+        </w:rPr>
+        <w:t>scipy</w:t>
+      </w:r>
+      <w:proofErr w:type="spellEnd"/>
+      <w:r>
+        <w:rPr>
+          <w:b/>
+          <w:bCs/>
+        </w:rPr>
+        <w:t xml:space="preserve">, </w:t>
+      </w:r>
+      <w:proofErr w:type="spellStart"/>
+      <w:r>
+        <w:rPr>
+          <w:b/>
+          <w:bCs/>
+        </w:rPr>
+        <w:t>xarray</w:t>
+      </w:r>
+      <w:proofErr w:type="spellEnd"/>
+      <w:r>
+        <w:rPr>
+          <w:b/>
+          <w:bCs/>
+        </w:rPr>
+        <w:t xml:space="preserve">, </w:t>
+      </w:r>
+      <w:proofErr w:type="spellStart"/>
+      <w:r>
+        <w:rPr>
+          <w:b/>
+          <w:bCs/>
+        </w:rPr>
+        <w:t>cfgrib</w:t>
+      </w:r>
+      <w:proofErr w:type="spellEnd"/>
     </w:p>
     <w:p>
       <w:pPr>
@@ -13013,7 +16141,48 @@
           <w:b/>
           <w:bCs/>
         </w:rPr>
-        <w:t>Verify VC backfill landed — journalctl -u bhn-vc-backfill.service + row count check</w:t>
+        <w:t xml:space="preserve">Verify VC backfill landed — </w:t>
+      </w:r>
+      <w:proofErr w:type="spellStart"/>
+      <w:r>
+        <w:rPr>
+          <w:b/>
+          <w:bCs/>
+        </w:rPr>
+        <w:t>journalctl</w:t>
+      </w:r>
+      <w:proofErr w:type="spellEnd"/>
+      <w:r>
+        <w:rPr>
+          <w:b/>
+          <w:bCs/>
+        </w:rPr>
+        <w:t xml:space="preserve"> -u </w:t>
+      </w:r>
+      <w:proofErr w:type="spellStart"/>
+      <w:r>
+        <w:rPr>
+          <w:b/>
+          <w:bCs/>
+        </w:rPr>
+        <w:t>bhn-vc-</w:t>
+      </w:r>
+      <w:proofErr w:type="gramStart"/>
+      <w:r>
+        <w:rPr>
+          <w:b/>
+          <w:bCs/>
+        </w:rPr>
+        <w:t>backfill.service</w:t>
+      </w:r>
+      <w:proofErr w:type="spellEnd"/>
+      <w:proofErr w:type="gramEnd"/>
+      <w:r>
+        <w:rPr>
+          <w:b/>
+          <w:bCs/>
+        </w:rPr>
+        <w:t xml:space="preserve"> + row count check</w:t>
       </w:r>
     </w:p>
     <w:p>
@@ -13030,8 +16199,17 @@
           <w:b/>
           <w:bCs/>
         </w:rPr>
-        <w:t>Fix timestamp/TZ bug in weather_gold_calibrated_probabilities</w:t>
-      </w:r>
+        <w:t xml:space="preserve">Fix timestamp/TZ bug in </w:t>
+      </w:r>
+      <w:proofErr w:type="spellStart"/>
+      <w:r>
+        <w:rPr>
+          <w:b/>
+          <w:bCs/>
+        </w:rPr>
+        <w:t>weather_gold_calibrated_probabilities</w:t>
+      </w:r>
+      <w:proofErr w:type="spellEnd"/>
     </w:p>
     <w:p>
       <w:pPr>
@@ -13064,7 +16242,39 @@
           <w:b/>
           <w:bCs/>
         </w:rPr>
-        <w:t>Debug fetch_nbm() returning 0 rows</w:t>
+        <w:t xml:space="preserve">Debug </w:t>
+      </w:r>
+      <w:proofErr w:type="spellStart"/>
+      <w:r>
+        <w:rPr>
+          <w:b/>
+          <w:bCs/>
+        </w:rPr>
+        <w:t>fetch_</w:t>
+      </w:r>
+      <w:proofErr w:type="gramStart"/>
+      <w:r>
+        <w:rPr>
+          <w:b/>
+          <w:bCs/>
+        </w:rPr>
+        <w:t>nbm</w:t>
+      </w:r>
+      <w:proofErr w:type="spellEnd"/>
+      <w:r>
+        <w:rPr>
+          <w:b/>
+          <w:bCs/>
+        </w:rPr>
+        <w:t>(</w:t>
+      </w:r>
+      <w:proofErr w:type="gramEnd"/>
+      <w:r>
+        <w:rPr>
+          <w:b/>
+          <w:bCs/>
+        </w:rPr>
+        <w:t>) returning 0 rows</w:t>
       </w:r>
     </w:p>
     <w:p>
@@ -13081,7 +16291,23 @@
           <w:b/>
           <w:bCs/>
         </w:rPr>
-        <w:t>Add raw_payload JSONB column to Bronze hourly tables</w:t>
+        <w:t xml:space="preserve">Add </w:t>
+      </w:r>
+      <w:proofErr w:type="spellStart"/>
+      <w:r>
+        <w:rPr>
+          <w:b/>
+          <w:bCs/>
+        </w:rPr>
+        <w:t>raw_payload</w:t>
+      </w:r>
+      <w:proofErr w:type="spellEnd"/>
+      <w:r>
+        <w:rPr>
+          <w:b/>
+          <w:bCs/>
+        </w:rPr>
+        <w:t xml:space="preserve"> JSONB column to Bronze hourly tables</w:t>
       </w:r>
     </w:p>
     <w:p>
@@ -13098,7 +16324,39 @@
           <w:b/>
           <w:bCs/>
         </w:rPr>
-        <w:t>Design model_predictions Gold table with ensemble-ready schema</w:t>
+        <w:t xml:space="preserve">Design </w:t>
+      </w:r>
+      <w:proofErr w:type="spellStart"/>
+      <w:r>
+        <w:rPr>
+          <w:b/>
+          <w:bCs/>
+        </w:rPr>
+        <w:t>model_predictions</w:t>
+      </w:r>
+      <w:proofErr w:type="spellEnd"/>
+      <w:r>
+        <w:rPr>
+          <w:b/>
+          <w:bCs/>
+        </w:rPr>
+        <w:t xml:space="preserve"> </w:t>
+      </w:r>
+      <w:proofErr w:type="gramStart"/>
+      <w:r>
+        <w:rPr>
+          <w:b/>
+          <w:bCs/>
+        </w:rPr>
+        <w:t>Gold</w:t>
+      </w:r>
+      <w:proofErr w:type="gramEnd"/>
+      <w:r>
+        <w:rPr>
+          <w:b/>
+          <w:bCs/>
+        </w:rPr>
+        <w:t xml:space="preserve"> table with ensemble-ready schema</w:t>
       </w:r>
     </w:p>
     <w:p>
@@ -13132,8 +16390,49 @@
           <w:b/>
           <w:bCs/>
         </w:rPr>
-        <w:t>Confirm all systemd timers healthy: systemctl list-timers | grep bhn</w:t>
-      </w:r>
+        <w:t xml:space="preserve">Confirm all </w:t>
+      </w:r>
+      <w:proofErr w:type="spellStart"/>
+      <w:r>
+        <w:rPr>
+          <w:b/>
+          <w:bCs/>
+        </w:rPr>
+        <w:t>systemd</w:t>
+      </w:r>
+      <w:proofErr w:type="spellEnd"/>
+      <w:r>
+        <w:rPr>
+          <w:b/>
+          <w:bCs/>
+        </w:rPr>
+        <w:t xml:space="preserve"> timers healthy: </w:t>
+      </w:r>
+      <w:proofErr w:type="spellStart"/>
+      <w:r>
+        <w:rPr>
+          <w:b/>
+          <w:bCs/>
+        </w:rPr>
+        <w:t>systemctl</w:t>
+      </w:r>
+      <w:proofErr w:type="spellEnd"/>
+      <w:r>
+        <w:rPr>
+          <w:b/>
+          <w:bCs/>
+        </w:rPr>
+        <w:t xml:space="preserve"> list-timers | grep </w:t>
+      </w:r>
+      <w:proofErr w:type="spellStart"/>
+      <w:r>
+        <w:rPr>
+          <w:b/>
+          <w:bCs/>
+        </w:rPr>
+        <w:t>bhn</w:t>
+      </w:r>
+      <w:proofErr w:type="spellEnd"/>
     </w:p>
     <w:p>
       <w:pPr>
@@ -13214,7 +16513,23 @@
         <w:spacing w:before="40" w:after="40"/>
       </w:pPr>
       <w:r>
-        <w:t>Review Oalkhadra GitHub repo — compare 30-feature set vs our Gold layer</w:t>
+        <w:t xml:space="preserve">Review </w:t>
+      </w:r>
+      <w:proofErr w:type="spellStart"/>
+      <w:r>
+        <w:t>Oalkhadra</w:t>
+      </w:r>
+      <w:proofErr w:type="spellEnd"/>
+      <w:r>
+        <w:t xml:space="preserve"> GitHub repo — compare 30-feature set vs our </w:t>
+      </w:r>
+      <w:proofErr w:type="gramStart"/>
+      <w:r>
+        <w:t>Gold</w:t>
+      </w:r>
+      <w:proofErr w:type="gramEnd"/>
+      <w:r>
+        <w:t xml:space="preserve"> layer</w:t>
       </w:r>
     </w:p>
     <w:p>
@@ -13227,7 +16542,15 @@
         <w:spacing w:before="40" w:after="40"/>
       </w:pPr>
       <w:r>
-        <w:t>Update Metabase Q1-Q22 with Phase 2 feature columns</w:t>
+        <w:t xml:space="preserve">Update </w:t>
+      </w:r>
+      <w:proofErr w:type="spellStart"/>
+      <w:r>
+        <w:t>Metabase</w:t>
+      </w:r>
+      <w:proofErr w:type="spellEnd"/>
+      <w:r>
+        <w:t xml:space="preserve"> Q1-Q22 with Phase 2 feature columns</w:t>
       </w:r>
     </w:p>
     <w:p>
@@ -13253,7 +16576,15 @@
         <w:spacing w:before="40" w:after="40"/>
       </w:pPr>
       <w:r>
-        <w:t>Populate weather_silver_forecast_error from forecasts + actuals</w:t>
+        <w:t xml:space="preserve">Populate </w:t>
+      </w:r>
+      <w:proofErr w:type="spellStart"/>
+      <w:r>
+        <w:t>weather_silver_forecast_error</w:t>
+      </w:r>
+      <w:proofErr w:type="spellEnd"/>
+      <w:r>
+        <w:t xml:space="preserve"> from forecasts + actuals</w:t>
       </w:r>
     </w:p>
     <w:p>
@@ -13266,7 +16597,15 @@
         <w:spacing w:before="40" w:after="40"/>
       </w:pPr>
       <w:r>
-        <w:t>Fit per-grain bias and sigma into model_calibration (replaces hardcoded values)</w:t>
+        <w:t xml:space="preserve">Fit per-grain bias and sigma into </w:t>
+      </w:r>
+      <w:proofErr w:type="spellStart"/>
+      <w:r>
+        <w:t>model_calibration</w:t>
+      </w:r>
+      <w:proofErr w:type="spellEnd"/>
+      <w:r>
+        <w:t xml:space="preserve"> (replaces hardcoded values)</w:t>
       </w:r>
     </w:p>
     <w:p>
@@ -13279,7 +16618,31 @@
         <w:spacing w:before="40" w:after="40"/>
       </w:pPr>
       <w:r>
-        <w:t>Build bias-corrected baseline (mu = nws + recent_bias, sigma = learned_residual_std)</w:t>
+        <w:t xml:space="preserve">Build bias-corrected baseline (mu = </w:t>
+      </w:r>
+      <w:proofErr w:type="spellStart"/>
+      <w:r>
+        <w:t>nws</w:t>
+      </w:r>
+      <w:proofErr w:type="spellEnd"/>
+      <w:r>
+        <w:t xml:space="preserve"> + </w:t>
+      </w:r>
+      <w:proofErr w:type="spellStart"/>
+      <w:r>
+        <w:t>recent_bias</w:t>
+      </w:r>
+      <w:proofErr w:type="spellEnd"/>
+      <w:r>
+        <w:t xml:space="preserve">, sigma = </w:t>
+      </w:r>
+      <w:proofErr w:type="spellStart"/>
+      <w:r>
+        <w:t>learned_residual_std</w:t>
+      </w:r>
+      <w:proofErr w:type="spellEnd"/>
+      <w:r>
+        <w:t>)</w:t>
       </w:r>
     </w:p>
     <w:p>
@@ -13305,7 +16668,15 @@
         <w:spacing w:before="40" w:after="40"/>
       </w:pPr>
       <w:r>
-        <w:t>Build backtest harness with point-in-time replay</w:t>
+        <w:t xml:space="preserve">Build </w:t>
+      </w:r>
+      <w:proofErr w:type="spellStart"/>
+      <w:r>
+        <w:t>backtest</w:t>
+      </w:r>
+      <w:proofErr w:type="spellEnd"/>
+      <w:r>
+        <w:t xml:space="preserve"> harness with point-in-time replay</w:t>
       </w:r>
     </w:p>
     <w:p>
@@ -13422,7 +16793,15 @@
         <w:spacing w:before="40" w:after="40"/>
       </w:pPr>
       <w:r>
-        <w:t>Compare paper P&amp;L to backtest predictions</w:t>
+        <w:t xml:space="preserve">Compare paper P&amp;L to </w:t>
+      </w:r>
+      <w:proofErr w:type="spellStart"/>
+      <w:r>
+        <w:t>backtest</w:t>
+      </w:r>
+      <w:proofErr w:type="spellEnd"/>
+      <w:r>
+        <w:t xml:space="preserve"> predictions</w:t>
       </w:r>
     </w:p>
     <w:p>
@@ -13474,7 +16853,15 @@
         <w:pStyle w:val="Heading2"/>
       </w:pPr>
       <w:r>
-        <w:t>PHASE B (After Phase A Live &amp; Tracking)</w:t>
+        <w:t xml:space="preserve">PHASE B (After Phase </w:t>
+      </w:r>
+      <w:proofErr w:type="gramStart"/>
+      <w:r>
+        <w:t>A</w:t>
+      </w:r>
+      <w:proofErr w:type="gramEnd"/>
+      <w:r>
+        <w:t xml:space="preserve"> Live &amp; Tracking)</w:t>
       </w:r>
     </w:p>
     <w:p>
@@ -13487,7 +16874,23 @@
         <w:spacing w:before="40" w:after="40"/>
       </w:pPr>
       <w:r>
-        <w:t>Train XGBoost regressor on Gold features, validate beats NWS baseline</w:t>
+        <w:t xml:space="preserve">Train </w:t>
+      </w:r>
+      <w:proofErr w:type="spellStart"/>
+      <w:r>
+        <w:t>XGBoost</w:t>
+      </w:r>
+      <w:proofErr w:type="spellEnd"/>
+      <w:r>
+        <w:t xml:space="preserve"> regressor on </w:t>
+      </w:r>
+      <w:proofErr w:type="gramStart"/>
+      <w:r>
+        <w:t>Gold</w:t>
+      </w:r>
+      <w:proofErr w:type="gramEnd"/>
+      <w:r>
+        <w:t xml:space="preserve"> features, validate beats NWS baseline</w:t>
       </w:r>
     </w:p>
     <w:p>
@@ -13500,8 +16903,21 @@
         <w:spacing w:before="40" w:after="40"/>
       </w:pPr>
       <w:r>
-        <w:t>Train CatBoost regressor, validate adds information beyond XGBoost</w:t>
-      </w:r>
+        <w:t xml:space="preserve">Train </w:t>
+      </w:r>
+      <w:proofErr w:type="spellStart"/>
+      <w:r>
+        <w:t>CatBoost</w:t>
+      </w:r>
+      <w:proofErr w:type="spellEnd"/>
+      <w:r>
+        <w:t xml:space="preserve"> regressor, validate adds information beyond </w:t>
+      </w:r>
+      <w:proofErr w:type="spellStart"/>
+      <w:r>
+        <w:t>XGBoost</w:t>
+      </w:r>
+      <w:proofErr w:type="spellEnd"/>
     </w:p>
     <w:p>
       <w:pPr>
@@ -13577,8 +16993,13 @@
         </w:numPr>
         <w:spacing w:before="40" w:after="40"/>
       </w:pPr>
-      <w:r>
-        <w:t>eccodes system package — resolve apt install issue first</w:t>
+      <w:proofErr w:type="spellStart"/>
+      <w:r>
+        <w:t>eccodes</w:t>
+      </w:r>
+      <w:proofErr w:type="spellEnd"/>
+      <w:r>
+        <w:t xml:space="preserve"> system package — resolve apt install issue first</w:t>
       </w:r>
     </w:p>
     <w:p>
@@ -13591,8 +17012,21 @@
         <w:spacing w:before="40" w:after="40"/>
       </w:pPr>
       <w:r>
-        <w:t>Herbie + Xarray HRRR/GFS ingest pipeline in experimental venv</w:t>
-      </w:r>
+        <w:t xml:space="preserve">Herbie + </w:t>
+      </w:r>
+      <w:proofErr w:type="spellStart"/>
+      <w:r>
+        <w:t>Xarray</w:t>
+      </w:r>
+      <w:proofErr w:type="spellEnd"/>
+      <w:r>
+        <w:t xml:space="preserve"> HRRR/GFS ingest pipeline in experimental </w:t>
+      </w:r>
+      <w:proofErr w:type="spellStart"/>
+      <w:r>
+        <w:t>venv</w:t>
+      </w:r>
+      <w:proofErr w:type="spellEnd"/>
     </w:p>
     <w:p>
       <w:pPr>
@@ -13642,8 +17076,13 @@
         </w:numPr>
         <w:spacing w:before="40" w:after="40"/>
       </w:pPr>
-      <w:r>
-        <w:t>TimescaleDB only if query performance demonstrably needs it</w:t>
+      <w:proofErr w:type="spellStart"/>
+      <w:r>
+        <w:t>TimescaleDB</w:t>
+      </w:r>
+      <w:proofErr w:type="spellEnd"/>
+      <w:r>
+        <w:t xml:space="preserve"> only if query performance demonstrably needs it</w:t>
       </w:r>
     </w:p>
     <w:p>
@@ -13669,6 +17108,7 @@
         <w:pStyle w:val="Heading1"/>
       </w:pPr>
       <w:r>
+        <w:lastRenderedPageBreak/>
         <w:t>7. Key Reference Information</w:t>
       </w:r>
     </w:p>
@@ -13690,7 +17130,15 @@
         <w:spacing w:before="40" w:after="40"/>
       </w:pPr>
       <w:r>
-        <w:t>Project name: BLACKHOLE NETWORK (BHN). Never EventHorizon.</w:t>
+        <w:t xml:space="preserve">Project name: BLACKHOLE NETWORK (BHN). Never </w:t>
+      </w:r>
+      <w:proofErr w:type="spellStart"/>
+      <w:r>
+        <w:t>EventHorizon</w:t>
+      </w:r>
+      <w:proofErr w:type="spellEnd"/>
+      <w:r>
+        <w:t>.</w:t>
       </w:r>
     </w:p>
     <w:p>
@@ -13703,7 +17151,23 @@
         <w:spacing w:before="40" w:after="40"/>
       </w:pPr>
       <w:r>
-        <w:t>Deploy to LA via scp, not git pull (LA pulls unreliable). Operator pushes to GitHub.</w:t>
+        <w:t xml:space="preserve">Deploy to LA via </w:t>
+      </w:r>
+      <w:proofErr w:type="spellStart"/>
+      <w:r>
+        <w:t>scp</w:t>
+      </w:r>
+      <w:proofErr w:type="spellEnd"/>
+      <w:r>
+        <w:t xml:space="preserve">, not </w:t>
+      </w:r>
+      <w:proofErr w:type="gramStart"/>
+      <w:r>
+        <w:t>git</w:t>
+      </w:r>
+      <w:proofErr w:type="gramEnd"/>
+      <w:r>
+        <w:t xml:space="preserve"> pull (LA pulls unreliable). Operator pushes to GitHub.</w:t>
       </w:r>
     </w:p>
     <w:p>
@@ -13715,8 +17179,13 @@
         </w:numPr>
         <w:spacing w:before="40" w:after="40"/>
       </w:pPr>
-      <w:r>
-        <w:t>pg_dump before ANY schema change. Explicit operator approval for schema + DRY_RUN/enabled flips.</w:t>
+      <w:proofErr w:type="spellStart"/>
+      <w:r>
+        <w:t>pg_dump</w:t>
+      </w:r>
+      <w:proofErr w:type="spellEnd"/>
+      <w:r>
+        <w:t xml:space="preserve"> before ANY schema change. Explicit operator approval for schema + DRY_RUN/enabled flips.</w:t>
       </w:r>
     </w:p>
     <w:p>
@@ -13729,7 +17198,15 @@
         <w:spacing w:before="40" w:after="40"/>
       </w:pPr>
       <w:r>
-        <w:t>DRY_RUN stays true, enabled stays false until explicit operator flip.</w:t>
+        <w:t xml:space="preserve">DRY_RUN stays true, enabled stays false until explicit operator </w:t>
+      </w:r>
+      <w:proofErr w:type="gramStart"/>
+      <w:r>
+        <w:t>flip</w:t>
+      </w:r>
+      <w:proofErr w:type="gramEnd"/>
+      <w:r>
+        <w:t>.</w:t>
       </w:r>
     </w:p>
     <w:p>
@@ -13755,7 +17232,15 @@
         <w:spacing w:before="40" w:after="40"/>
       </w:pPr>
       <w:r>
-        <w:t>NEVER use -h flag with psql on this setup.</w:t>
+        <w:t xml:space="preserve">NEVER use -h flag with </w:t>
+      </w:r>
+      <w:proofErr w:type="spellStart"/>
+      <w:r>
+        <w:t>psql</w:t>
+      </w:r>
+      <w:proofErr w:type="spellEnd"/>
+      <w:r>
+        <w:t xml:space="preserve"> on this setup.</w:t>
       </w:r>
     </w:p>
     <w:p>
@@ -13768,7 +17253,15 @@
         <w:spacing w:before="40" w:after="40"/>
       </w:pPr>
       <w:r>
-        <w:t>NEVER overwrite latest_nws_tmax_f with HRRR-derived values. New columns only.</w:t>
+        <w:t xml:space="preserve">NEVER overwrite </w:t>
+      </w:r>
+      <w:proofErr w:type="spellStart"/>
+      <w:r>
+        <w:t>latest_nws_tmax_f</w:t>
+      </w:r>
+      <w:proofErr w:type="spellEnd"/>
+      <w:r>
+        <w:t xml:space="preserve"> with HRRR-derived values. New columns only.</w:t>
       </w:r>
     </w:p>
     <w:p>
@@ -13781,7 +17274,36 @@
         <w:spacing w:before="40" w:after="40"/>
       </w:pPr>
       <w:r>
-        <w:t>NEVER store model artifacts (xgb_model.json, cat_model.cbm) in Silver layer tables.</w:t>
+        <w:t>NEVER store model artifacts (</w:t>
+      </w:r>
+      <w:proofErr w:type="spellStart"/>
+      <w:r>
+        <w:t>xgb_</w:t>
+      </w:r>
+      <w:proofErr w:type="gramStart"/>
+      <w:r>
+        <w:t>model.json</w:t>
+      </w:r>
+      <w:proofErr w:type="spellEnd"/>
+      <w:proofErr w:type="gramEnd"/>
+      <w:r>
+        <w:t xml:space="preserve">, </w:t>
+      </w:r>
+      <w:proofErr w:type="spellStart"/>
+      <w:r>
+        <w:t>cat_model.cbm</w:t>
+      </w:r>
+      <w:proofErr w:type="spellEnd"/>
+      <w:r>
+        <w:t xml:space="preserve">) in </w:t>
+      </w:r>
+      <w:proofErr w:type="gramStart"/>
+      <w:r>
+        <w:t>Silver</w:t>
+      </w:r>
+      <w:proofErr w:type="gramEnd"/>
+      <w:r>
+        <w:t xml:space="preserve"> layer tables.</w:t>
       </w:r>
     </w:p>
     <w:p>
@@ -13807,7 +17329,23 @@
         <w:spacing w:before="40" w:after="40"/>
       </w:pPr>
       <w:r>
-        <w:t>Keep WeatherBHN in BHN monorepo — shared infrastructure.</w:t>
+        <w:t xml:space="preserve">Keep </w:t>
+      </w:r>
+      <w:proofErr w:type="spellStart"/>
+      <w:r>
+        <w:t>WeatherBHN</w:t>
+      </w:r>
+      <w:proofErr w:type="spellEnd"/>
+      <w:r>
+        <w:t xml:space="preserve"> in BHN </w:t>
+      </w:r>
+      <w:proofErr w:type="spellStart"/>
+      <w:r>
+        <w:t>monorepo</w:t>
+      </w:r>
+      <w:proofErr w:type="spellEnd"/>
+      <w:r>
+        <w:t xml:space="preserve"> — shared infrastructure.</w:t>
       </w:r>
     </w:p>
     <w:p>
@@ -13933,12 +17471,6 @@
         <w:gridCol w:w="4760"/>
       </w:tblGrid>
       <w:tr>
-        <w:tblPrEx>
-          <w:tblCellMar>
-            <w:top w:w="0" w:type="dxa"/>
-            <w:bottom w:w="0" w:type="dxa"/>
-          </w:tblCellMar>
-        </w:tblPrEx>
         <w:tc>
           <w:tcPr>
             <w:tcW w:w="9360" w:type="dxa"/>
@@ -13972,12 +17504,6 @@
         </w:tc>
       </w:tr>
       <w:tr>
-        <w:tblPrEx>
-          <w:tblCellMar>
-            <w:top w:w="0" w:type="dxa"/>
-            <w:bottom w:w="0" w:type="dxa"/>
-          </w:tblCellMar>
-        </w:tblPrEx>
         <w:tc>
           <w:tcPr>
             <w:tcW w:w="3200" w:type="dxa"/>
@@ -14062,18 +17588,48 @@
                 <w:sz w:val="18"/>
                 <w:szCs w:val="18"/>
               </w:rPr>
-              <w:t>Bias-corrected NWS baseline (NOT XGBoost). Simplest valid baseline. Measures Phase B XGBoost improvement cleanly.</w:t>
+              <w:t xml:space="preserve">Bias-corrected NWS baseline (NOT </w:t>
+            </w:r>
+            <w:proofErr w:type="spellStart"/>
+            <w:r>
+              <w:rPr>
+                <w:color w:val="595959"/>
+                <w:sz w:val="18"/>
+                <w:szCs w:val="18"/>
+              </w:rPr>
+              <w:t>XGBoost</w:t>
+            </w:r>
+            <w:proofErr w:type="spellEnd"/>
+            <w:r>
+              <w:rPr>
+                <w:color w:val="595959"/>
+                <w:sz w:val="18"/>
+                <w:szCs w:val="18"/>
+              </w:rPr>
+              <w:t xml:space="preserve">). Simplest valid baseline. Measures Phase B </w:t>
+            </w:r>
+            <w:proofErr w:type="spellStart"/>
+            <w:r>
+              <w:rPr>
+                <w:color w:val="595959"/>
+                <w:sz w:val="18"/>
+                <w:szCs w:val="18"/>
+              </w:rPr>
+              <w:t>XGBoost</w:t>
+            </w:r>
+            <w:proofErr w:type="spellEnd"/>
+            <w:r>
+              <w:rPr>
+                <w:color w:val="595959"/>
+                <w:sz w:val="18"/>
+                <w:szCs w:val="18"/>
+              </w:rPr>
+              <w:t xml:space="preserve"> improvement cleanly.</w:t>
             </w:r>
           </w:p>
         </w:tc>
       </w:tr>
       <w:tr>
-        <w:tblPrEx>
-          <w:tblCellMar>
-            <w:top w:w="0" w:type="dxa"/>
-            <w:bottom w:w="0" w:type="dxa"/>
-          </w:tblCellMar>
-        </w:tblPrEx>
         <w:tc>
           <w:tcPr>
             <w:tcW w:w="3200" w:type="dxa"/>
@@ -14158,18 +17714,30 @@
                 <w:sz w:val="18"/>
                 <w:szCs w:val="18"/>
               </w:rPr>
-              <w:t>Isotonic regression. CalibShi independently confirmed: beats Platt scaling and Beta calibration on KXHIGHNY data.</w:t>
+              <w:t xml:space="preserve">Isotonic regression. </w:t>
+            </w:r>
+            <w:proofErr w:type="spellStart"/>
+            <w:r>
+              <w:rPr>
+                <w:color w:val="595959"/>
+                <w:sz w:val="18"/>
+                <w:szCs w:val="18"/>
+              </w:rPr>
+              <w:t>CalibShi</w:t>
+            </w:r>
+            <w:proofErr w:type="spellEnd"/>
+            <w:r>
+              <w:rPr>
+                <w:color w:val="595959"/>
+                <w:sz w:val="18"/>
+                <w:szCs w:val="18"/>
+              </w:rPr>
+              <w:t xml:space="preserve"> independently confirmed: beats Platt scaling and Beta calibration on KXHIGHNY data.</w:t>
             </w:r>
           </w:p>
         </w:tc>
       </w:tr>
       <w:tr>
-        <w:tblPrEx>
-          <w:tblCellMar>
-            <w:top w:w="0" w:type="dxa"/>
-            <w:bottom w:w="0" w:type="dxa"/>
-          </w:tblCellMar>
-        </w:tblPrEx>
         <w:tc>
           <w:tcPr>
             <w:tcW w:w="3200" w:type="dxa"/>
@@ -14248,24 +17816,64 @@
             </w:tcMar>
           </w:tcPr>
           <w:p>
-            <w:r>
-              <w:rPr>
-                <w:color w:val="595959"/>
-                <w:sz w:val="18"/>
-                <w:szCs w:val="18"/>
-              </w:rPr>
-              <w:t>Quarter-Kelly (0.25). Confirmed by CESifo paper + ryanfrigo reference bot + live trading lessons. Do not change until calibration validated.</w:t>
+            <w:proofErr w:type="gramStart"/>
+            <w:r>
+              <w:rPr>
+                <w:color w:val="595959"/>
+                <w:sz w:val="18"/>
+                <w:szCs w:val="18"/>
+              </w:rPr>
+              <w:t>Quarter-Kelly</w:t>
+            </w:r>
+            <w:proofErr w:type="gramEnd"/>
+            <w:r>
+              <w:rPr>
+                <w:color w:val="595959"/>
+                <w:sz w:val="18"/>
+                <w:szCs w:val="18"/>
+              </w:rPr>
+              <w:t xml:space="preserve"> (0.25). Confirmed by </w:t>
+            </w:r>
+            <w:proofErr w:type="spellStart"/>
+            <w:r>
+              <w:rPr>
+                <w:color w:val="595959"/>
+                <w:sz w:val="18"/>
+                <w:szCs w:val="18"/>
+              </w:rPr>
+              <w:t>CESifo</w:t>
+            </w:r>
+            <w:proofErr w:type="spellEnd"/>
+            <w:r>
+              <w:rPr>
+                <w:color w:val="595959"/>
+                <w:sz w:val="18"/>
+                <w:szCs w:val="18"/>
+              </w:rPr>
+              <w:t xml:space="preserve"> paper + </w:t>
+            </w:r>
+            <w:proofErr w:type="spellStart"/>
+            <w:r>
+              <w:rPr>
+                <w:color w:val="595959"/>
+                <w:sz w:val="18"/>
+                <w:szCs w:val="18"/>
+              </w:rPr>
+              <w:t>ryanfrigo</w:t>
+            </w:r>
+            <w:proofErr w:type="spellEnd"/>
+            <w:r>
+              <w:rPr>
+                <w:color w:val="595959"/>
+                <w:sz w:val="18"/>
+                <w:szCs w:val="18"/>
+              </w:rPr>
+              <w:t xml:space="preserve"> reference bot + live trading lessons. Do not change until calibration validated.</w:t>
             </w:r>
           </w:p>
         </w:tc>
       </w:tr>
       <w:tr>
-        <w:tblPrEx>
-          <w:tblCellMar>
-            <w:top w:w="0" w:type="dxa"/>
-            <w:bottom w:w="0" w:type="dxa"/>
-          </w:tblCellMar>
-        </w:tblPrEx>
         <w:tc>
           <w:tcPr>
             <w:tcW w:w="3200" w:type="dxa"/>
@@ -14350,18 +17958,30 @@
                 <w:sz w:val="18"/>
                 <w:szCs w:val="18"/>
               </w:rPr>
-              <w:t>15¢ minimum buy price. Confirmed by CESifo paper (&gt;60% loss on &lt;10¢) + 0-32 postmortem independently.</w:t>
+              <w:t xml:space="preserve">15¢ minimum buy price. Confirmed by </w:t>
+            </w:r>
+            <w:proofErr w:type="spellStart"/>
+            <w:r>
+              <w:rPr>
+                <w:color w:val="595959"/>
+                <w:sz w:val="18"/>
+                <w:szCs w:val="18"/>
+              </w:rPr>
+              <w:t>CESifo</w:t>
+            </w:r>
+            <w:proofErr w:type="spellEnd"/>
+            <w:r>
+              <w:rPr>
+                <w:color w:val="595959"/>
+                <w:sz w:val="18"/>
+                <w:szCs w:val="18"/>
+              </w:rPr>
+              <w:t xml:space="preserve"> paper (&gt;60% loss on &lt;10¢) + 0-32 postmortem independently.</w:t>
             </w:r>
           </w:p>
         </w:tc>
       </w:tr>
       <w:tr>
-        <w:tblPrEx>
-          <w:tblCellMar>
-            <w:top w:w="0" w:type="dxa"/>
-            <w:bottom w:w="0" w:type="dxa"/>
-          </w:tblCellMar>
-        </w:tblPrEx>
         <w:tc>
           <w:tcPr>
             <w:tcW w:w="3200" w:type="dxa"/>
@@ -14446,18 +18066,48 @@
                 <w:sz w:val="18"/>
                 <w:szCs w:val="18"/>
               </w:rPr>
-              <w:t>Maker-only resting limit orders. Assert execution_type=maker on every order. Never cross the spread.</w:t>
+              <w:t xml:space="preserve">Maker-only </w:t>
+            </w:r>
+            <w:proofErr w:type="gramStart"/>
+            <w:r>
+              <w:rPr>
+                <w:color w:val="595959"/>
+                <w:sz w:val="18"/>
+                <w:szCs w:val="18"/>
+              </w:rPr>
+              <w:t>resting limit</w:t>
+            </w:r>
+            <w:proofErr w:type="gramEnd"/>
+            <w:r>
+              <w:rPr>
+                <w:color w:val="595959"/>
+                <w:sz w:val="18"/>
+                <w:szCs w:val="18"/>
+              </w:rPr>
+              <w:t xml:space="preserve"> orders. Assert </w:t>
+            </w:r>
+            <w:proofErr w:type="spellStart"/>
+            <w:r>
+              <w:rPr>
+                <w:color w:val="595959"/>
+                <w:sz w:val="18"/>
+                <w:szCs w:val="18"/>
+              </w:rPr>
+              <w:t>execution_type</w:t>
+            </w:r>
+            <w:proofErr w:type="spellEnd"/>
+            <w:r>
+              <w:rPr>
+                <w:color w:val="595959"/>
+                <w:sz w:val="18"/>
+                <w:szCs w:val="18"/>
+              </w:rPr>
+              <w:t>=maker on every order. Never cross the spread.</w:t>
             </w:r>
           </w:p>
         </w:tc>
       </w:tr>
       <w:tr>
-        <w:tblPrEx>
-          <w:tblCellMar>
-            <w:top w:w="0" w:type="dxa"/>
-            <w:bottom w:w="0" w:type="dxa"/>
-          </w:tblCellMar>
-        </w:tblPrEx>
         <w:tc>
           <w:tcPr>
             <w:tcW w:w="3200" w:type="dxa"/>
@@ -14542,18 +18192,48 @@
                 <w:sz w:val="18"/>
                 <w:szCs w:val="18"/>
               </w:rPr>
-              <w:t>Real NO orderbook ask. NOT 1-yes_price. Confirmed by ryanfrigo repo + CESifo paper + own bug fix Jun 13.</w:t>
+              <w:t xml:space="preserve">Real NO orderbook ask. NOT 1-yes_price. Confirmed by </w:t>
+            </w:r>
+            <w:proofErr w:type="spellStart"/>
+            <w:r>
+              <w:rPr>
+                <w:color w:val="595959"/>
+                <w:sz w:val="18"/>
+                <w:szCs w:val="18"/>
+              </w:rPr>
+              <w:t>ryanfrigo</w:t>
+            </w:r>
+            <w:proofErr w:type="spellEnd"/>
+            <w:r>
+              <w:rPr>
+                <w:color w:val="595959"/>
+                <w:sz w:val="18"/>
+                <w:szCs w:val="18"/>
+              </w:rPr>
+              <w:t xml:space="preserve"> repo + </w:t>
+            </w:r>
+            <w:proofErr w:type="spellStart"/>
+            <w:r>
+              <w:rPr>
+                <w:color w:val="595959"/>
+                <w:sz w:val="18"/>
+                <w:szCs w:val="18"/>
+              </w:rPr>
+              <w:t>CESifo</w:t>
+            </w:r>
+            <w:proofErr w:type="spellEnd"/>
+            <w:r>
+              <w:rPr>
+                <w:color w:val="595959"/>
+                <w:sz w:val="18"/>
+                <w:szCs w:val="18"/>
+              </w:rPr>
+              <w:t xml:space="preserve"> paper + own bug fix Jun 13.</w:t>
             </w:r>
           </w:p>
         </w:tc>
       </w:tr>
       <w:tr>
-        <w:tblPrEx>
-          <w:tblCellMar>
-            <w:top w:w="0" w:type="dxa"/>
-            <w:bottom w:w="0" w:type="dxa"/>
-          </w:tblCellMar>
-        </w:tblPrEx>
         <w:tc>
           <w:tcPr>
             <w:tcW w:w="3200" w:type="dxa"/>
@@ -14638,18 +18318,48 @@
                 <w:sz w:val="18"/>
                 <w:szCs w:val="18"/>
               </w:rPr>
-              <w:t>Stay in BHN monorepo. No separate WeatherBHN repo. Shared infrastructure.</w:t>
+              <w:t xml:space="preserve">Stay in BHN </w:t>
+            </w:r>
+            <w:proofErr w:type="spellStart"/>
+            <w:r>
+              <w:rPr>
+                <w:color w:val="595959"/>
+                <w:sz w:val="18"/>
+                <w:szCs w:val="18"/>
+              </w:rPr>
+              <w:t>monorepo</w:t>
+            </w:r>
+            <w:proofErr w:type="spellEnd"/>
+            <w:r>
+              <w:rPr>
+                <w:color w:val="595959"/>
+                <w:sz w:val="18"/>
+                <w:szCs w:val="18"/>
+              </w:rPr>
+              <w:t xml:space="preserve">. No separate </w:t>
+            </w:r>
+            <w:proofErr w:type="spellStart"/>
+            <w:r>
+              <w:rPr>
+                <w:color w:val="595959"/>
+                <w:sz w:val="18"/>
+                <w:szCs w:val="18"/>
+              </w:rPr>
+              <w:t>WeatherBHN</w:t>
+            </w:r>
+            <w:proofErr w:type="spellEnd"/>
+            <w:r>
+              <w:rPr>
+                <w:color w:val="595959"/>
+                <w:sz w:val="18"/>
+                <w:szCs w:val="18"/>
+              </w:rPr>
+              <w:t xml:space="preserve"> repo. Shared infrastructure.</w:t>
             </w:r>
           </w:p>
         </w:tc>
       </w:tr>
       <w:tr>
-        <w:tblPrEx>
-          <w:tblCellMar>
-            <w:top w:w="0" w:type="dxa"/>
-            <w:bottom w:w="0" w:type="dxa"/>
-          </w:tblCellMar>
-        </w:tblPrEx>
         <w:tc>
           <w:tcPr>
             <w:tcW w:w="3200" w:type="dxa"/>
@@ -14734,18 +18444,120 @@
                 <w:sz w:val="18"/>
                 <w:szCs w:val="18"/>
               </w:rPr>
-              <w:t>Experimental stack (XGBoost/CatBoost/Herbie) in /opt/bhn/weatherbhn-experimental venv. Keep separate from /opt/bhn/trading.</w:t>
+              <w:t>Experimental stack (</w:t>
+            </w:r>
+            <w:proofErr w:type="spellStart"/>
+            <w:r>
+              <w:rPr>
+                <w:color w:val="595959"/>
+                <w:sz w:val="18"/>
+                <w:szCs w:val="18"/>
+              </w:rPr>
+              <w:t>XGBoost</w:t>
+            </w:r>
+            <w:proofErr w:type="spellEnd"/>
+            <w:r>
+              <w:rPr>
+                <w:color w:val="595959"/>
+                <w:sz w:val="18"/>
+                <w:szCs w:val="18"/>
+              </w:rPr>
+              <w:t>/</w:t>
+            </w:r>
+            <w:proofErr w:type="spellStart"/>
+            <w:r>
+              <w:rPr>
+                <w:color w:val="595959"/>
+                <w:sz w:val="18"/>
+                <w:szCs w:val="18"/>
+              </w:rPr>
+              <w:t>CatBoost</w:t>
+            </w:r>
+            <w:proofErr w:type="spellEnd"/>
+            <w:r>
+              <w:rPr>
+                <w:color w:val="595959"/>
+                <w:sz w:val="18"/>
+                <w:szCs w:val="18"/>
+              </w:rPr>
+              <w:t>/Herbie) in /opt/</w:t>
+            </w:r>
+            <w:proofErr w:type="spellStart"/>
+            <w:r>
+              <w:rPr>
+                <w:color w:val="595959"/>
+                <w:sz w:val="18"/>
+                <w:szCs w:val="18"/>
+              </w:rPr>
+              <w:t>bhn</w:t>
+            </w:r>
+            <w:proofErr w:type="spellEnd"/>
+            <w:r>
+              <w:rPr>
+                <w:color w:val="595959"/>
+                <w:sz w:val="18"/>
+                <w:szCs w:val="18"/>
+              </w:rPr>
+              <w:t>/</w:t>
+            </w:r>
+            <w:proofErr w:type="spellStart"/>
+            <w:r>
+              <w:rPr>
+                <w:color w:val="595959"/>
+                <w:sz w:val="18"/>
+                <w:szCs w:val="18"/>
+              </w:rPr>
+              <w:t>weatherbhn</w:t>
+            </w:r>
+            <w:proofErr w:type="spellEnd"/>
+            <w:r>
+              <w:rPr>
+                <w:color w:val="595959"/>
+                <w:sz w:val="18"/>
+                <w:szCs w:val="18"/>
+              </w:rPr>
+              <w:t xml:space="preserve">-experimental </w:t>
+            </w:r>
+            <w:proofErr w:type="spellStart"/>
+            <w:r>
+              <w:rPr>
+                <w:color w:val="595959"/>
+                <w:sz w:val="18"/>
+                <w:szCs w:val="18"/>
+              </w:rPr>
+              <w:t>venv</w:t>
+            </w:r>
+            <w:proofErr w:type="spellEnd"/>
+            <w:r>
+              <w:rPr>
+                <w:color w:val="595959"/>
+                <w:sz w:val="18"/>
+                <w:szCs w:val="18"/>
+              </w:rPr>
+              <w:t>. Keep separate from /opt/</w:t>
+            </w:r>
+            <w:proofErr w:type="spellStart"/>
+            <w:r>
+              <w:rPr>
+                <w:color w:val="595959"/>
+                <w:sz w:val="18"/>
+                <w:szCs w:val="18"/>
+              </w:rPr>
+              <w:t>bhn</w:t>
+            </w:r>
+            <w:proofErr w:type="spellEnd"/>
+            <w:r>
+              <w:rPr>
+                <w:color w:val="595959"/>
+                <w:sz w:val="18"/>
+                <w:szCs w:val="18"/>
+              </w:rPr>
+              <w:t>/trading.</w:t>
             </w:r>
           </w:p>
         </w:tc>
       </w:tr>
       <w:tr>
-        <w:tblPrEx>
-          <w:tblCellMar>
-            <w:top w:w="0" w:type="dxa"/>
-            <w:bottom w:w="0" w:type="dxa"/>
-          </w:tblCellMar>
-        </w:tblPrEx>
         <w:tc>
           <w:tcPr>
             <w:tcW w:w="3200" w:type="dxa"/>
@@ -14763,15 +18575,18 @@
             </w:tcMar>
           </w:tcPr>
           <w:p>
-            <w:r>
-              <w:rPr>
-                <w:b/>
-                <w:bCs/>
-                <w:sz w:val="18"/>
-                <w:szCs w:val="18"/>
-              </w:rPr>
+            <w:proofErr w:type="spellStart"/>
+            <w:r>
+              <w:rPr>
+                <w:b/>
+                <w:bCs/>
+                <w:sz w:val="18"/>
+                <w:szCs w:val="18"/>
+              </w:rPr>
+              <w:lastRenderedPageBreak/>
               <w:t>TimescaleDB</w:t>
             </w:r>
+            <w:proofErr w:type="spellEnd"/>
           </w:p>
         </w:tc>
         <w:tc>
@@ -14836,12 +18651,6 @@
         </w:tc>
       </w:tr>
       <w:tr>
-        <w:tblPrEx>
-          <w:tblCellMar>
-            <w:top w:w="0" w:type="dxa"/>
-            <w:bottom w:w="0" w:type="dxa"/>
-          </w:tblCellMar>
-        </w:tblPrEx>
         <w:tc>
           <w:tcPr>
             <w:tcW w:w="3200" w:type="dxa"/>
@@ -14926,7 +18735,25 @@
                 <w:sz w:val="18"/>
                 <w:szCs w:val="18"/>
               </w:rPr>
-              <w:t>Do NOT install until systemd demonstrably fails. Not needed yet.</w:t>
+              <w:t xml:space="preserve">Do NOT install until </w:t>
+            </w:r>
+            <w:proofErr w:type="spellStart"/>
+            <w:r>
+              <w:rPr>
+                <w:color w:val="595959"/>
+                <w:sz w:val="18"/>
+                <w:szCs w:val="18"/>
+              </w:rPr>
+              <w:t>systemd</w:t>
+            </w:r>
+            <w:proofErr w:type="spellEnd"/>
+            <w:r>
+              <w:rPr>
+                <w:color w:val="595959"/>
+                <w:sz w:val="18"/>
+                <w:szCs w:val="18"/>
+              </w:rPr>
+              <w:t xml:space="preserve"> demonstrably fails. Not needed yet.</w:t>
             </w:r>
           </w:p>
         </w:tc>
@@ -14964,8 +18791,36 @@
           <w:sz w:val="16"/>
           <w:szCs w:val="16"/>
         </w:rPr>
-        <w:t>BLACKHOLE NETWORK | WeatherBHN | BHN-LOSANGELES-US1 | eventhorizon</w:t>
-      </w:r>
+        <w:t xml:space="preserve">BLACKHOLE NETWORK | </w:t>
+      </w:r>
+      <w:proofErr w:type="spellStart"/>
+      <w:r>
+        <w:rPr>
+          <w:color w:val="595959"/>
+          <w:sz w:val="16"/>
+          <w:szCs w:val="16"/>
+        </w:rPr>
+        <w:t>WeatherBHN</w:t>
+      </w:r>
+      <w:proofErr w:type="spellEnd"/>
+      <w:r>
+        <w:rPr>
+          <w:color w:val="595959"/>
+          <w:sz w:val="16"/>
+          <w:szCs w:val="16"/>
+        </w:rPr>
+        <w:t xml:space="preserve"> | BHN-LOSANGELES-US1 | </w:t>
+      </w:r>
+      <w:proofErr w:type="spellStart"/>
+      <w:r>
+        <w:rPr>
+          <w:color w:val="595959"/>
+          <w:sz w:val="16"/>
+          <w:szCs w:val="16"/>
+        </w:rPr>
+        <w:t>eventhorizon</w:t>
+      </w:r>
+      <w:proofErr w:type="spellEnd"/>
     </w:p>
     <w:sectPr>
       <w:pgSz w:w="12240" w:h="15840"/>
